--- a/internal_doc/10.参考资料/PostgreSQL/PostgreSQL _对接_SequoiaDB.docx
+++ b/internal_doc/10.参考资料/PostgreSQL/PostgreSQL _对接_SequoiaDB.docx
@@ -56,7 +56,7 @@
           <w:r>
             <w:fldChar w:fldCharType="separate"/>
           </w:r>
-          <w:hyperlink w:anchor="_Toc390950757" w:history="1">
+          <w:hyperlink w:anchor="_Toc406055905" w:history="1">
             <w:r>
               <w:rPr>
                 <w:rStyle w:val="Hyperlink"/>
@@ -98,7 +98,7 @@
                 <w:noProof/>
                 <w:webHidden/>
               </w:rPr>
-              <w:instrText xml:space="preserve"> PAGEREF _Toc390950757 \h </w:instrText>
+              <w:instrText xml:space="preserve"> PAGEREF _Toc406055905 \h </w:instrText>
             </w:r>
             <w:r>
               <w:rPr>
@@ -140,7 +140,7 @@
               <w:noProof/>
             </w:rPr>
           </w:pPr>
-          <w:hyperlink w:anchor="_Toc390950758" w:history="1">
+          <w:hyperlink w:anchor="_Toc406055906" w:history="1">
             <w:r>
               <w:rPr>
                 <w:rStyle w:val="Hyperlink"/>
@@ -188,7 +188,7 @@
                 <w:noProof/>
                 <w:webHidden/>
               </w:rPr>
-              <w:instrText xml:space="preserve"> PAGEREF _Toc390950758 \h </w:instrText>
+              <w:instrText xml:space="preserve"> PAGEREF _Toc406055906 \h </w:instrText>
             </w:r>
             <w:r>
               <w:rPr>
@@ -230,7 +230,7 @@
               <w:noProof/>
             </w:rPr>
           </w:pPr>
-          <w:hyperlink w:anchor="_Toc390950759" w:history="1">
+          <w:hyperlink w:anchor="_Toc406055907" w:history="1">
             <w:r>
               <w:rPr>
                 <w:rStyle w:val="Hyperlink"/>
@@ -278,7 +278,7 @@
                 <w:noProof/>
                 <w:webHidden/>
               </w:rPr>
-              <w:instrText xml:space="preserve"> PAGEREF _Toc390950759 \h </w:instrText>
+              <w:instrText xml:space="preserve"> PAGEREF _Toc406055907 \h </w:instrText>
             </w:r>
             <w:r>
               <w:rPr>
@@ -319,7 +319,7 @@
               <w:noProof/>
             </w:rPr>
           </w:pPr>
-          <w:hyperlink w:anchor="_Toc390950760" w:history="1">
+          <w:hyperlink w:anchor="_Toc406055908" w:history="1">
             <w:r>
               <w:rPr>
                 <w:rStyle w:val="Hyperlink"/>
@@ -361,7 +361,7 @@
                 <w:noProof/>
                 <w:webHidden/>
               </w:rPr>
-              <w:instrText xml:space="preserve"> PAGEREF _Toc390950760 \h </w:instrText>
+              <w:instrText xml:space="preserve"> PAGEREF _Toc406055908 \h </w:instrText>
             </w:r>
             <w:r>
               <w:rPr>
@@ -402,7 +402,7 @@
               <w:noProof/>
             </w:rPr>
           </w:pPr>
-          <w:hyperlink w:anchor="_Toc390950761" w:history="1">
+          <w:hyperlink w:anchor="_Toc406055909" w:history="1">
             <w:r>
               <w:rPr>
                 <w:rStyle w:val="Hyperlink"/>
@@ -437,7 +437,7 @@
                 <w:noProof/>
                 <w:webHidden/>
               </w:rPr>
-              <w:instrText xml:space="preserve"> PAGEREF _Toc390950761 \h </w:instrText>
+              <w:instrText xml:space="preserve"> PAGEREF _Toc406055909 \h </w:instrText>
             </w:r>
             <w:r>
               <w:rPr>
@@ -478,7 +478,7 @@
               <w:noProof/>
             </w:rPr>
           </w:pPr>
-          <w:hyperlink w:anchor="_Toc390950762" w:history="1">
+          <w:hyperlink w:anchor="_Toc406055910" w:history="1">
             <w:r>
               <w:rPr>
                 <w:rStyle w:val="Hyperlink"/>
@@ -513,7 +513,7 @@
                 <w:noProof/>
                 <w:webHidden/>
               </w:rPr>
-              <w:instrText xml:space="preserve"> PAGEREF _Toc390950762 \h </w:instrText>
+              <w:instrText xml:space="preserve"> PAGEREF _Toc406055910 \h </w:instrText>
             </w:r>
             <w:r>
               <w:rPr>
@@ -554,7 +554,7 @@
               <w:noProof/>
             </w:rPr>
           </w:pPr>
-          <w:hyperlink w:anchor="_Toc390950763" w:history="1">
+          <w:hyperlink w:anchor="_Toc406055911" w:history="1">
             <w:r>
               <w:rPr>
                 <w:rStyle w:val="Hyperlink"/>
@@ -589,7 +589,7 @@
                 <w:noProof/>
                 <w:webHidden/>
               </w:rPr>
-              <w:instrText xml:space="preserve"> PAGEREF _Toc390950763 \h </w:instrText>
+              <w:instrText xml:space="preserve"> PAGEREF _Toc406055911 \h </w:instrText>
             </w:r>
             <w:r>
               <w:rPr>
@@ -631,7 +631,7 @@
               <w:noProof/>
             </w:rPr>
           </w:pPr>
-          <w:hyperlink w:anchor="_Toc390950764" w:history="1">
+          <w:hyperlink w:anchor="_Toc406055912" w:history="1">
             <w:r>
               <w:rPr>
                 <w:rStyle w:val="Hyperlink"/>
@@ -672,7 +672,7 @@
                 <w:noProof/>
                 <w:webHidden/>
               </w:rPr>
-              <w:instrText xml:space="preserve"> PAGEREF _Toc390950764 \h </w:instrText>
+              <w:instrText xml:space="preserve"> PAGEREF _Toc406055912 \h </w:instrText>
             </w:r>
             <w:r>
               <w:rPr>
@@ -693,6 +693,104 @@
                 <w:webHidden/>
               </w:rPr>
               <w:t>3</w:t>
+            </w:r>
+            <w:r>
+              <w:rPr>
+                <w:noProof/>
+                <w:webHidden/>
+              </w:rPr>
+              <w:fldChar w:fldCharType="end"/>
+            </w:r>
+          </w:hyperlink>
+        </w:p>
+        <w:p>
+          <w:pPr>
+            <w:pStyle w:val="TOC3"/>
+            <w:tabs>
+              <w:tab w:val="left" w:pos="1680"/>
+              <w:tab w:val="right" w:leader="dot" w:pos="8296"/>
+            </w:tabs>
+            <w:rPr>
+              <w:noProof/>
+            </w:rPr>
+          </w:pPr>
+          <w:hyperlink w:anchor="_Toc406055913" w:history="1">
+            <w:r>
+              <w:rPr>
+                <w:rStyle w:val="Hyperlink"/>
+                <w:noProof/>
+              </w:rPr>
+              <w:t>2.2.3</w:t>
+            </w:r>
+            <w:r>
+              <w:rPr>
+                <w:noProof/>
+              </w:rPr>
+              <w:tab/>
+            </w:r>
+            <w:r>
+              <w:rPr>
+                <w:rStyle w:val="Hyperlink"/>
+                <w:rFonts w:hint="eastAsia"/>
+                <w:noProof/>
+              </w:rPr>
+              <w:t>调整</w:t>
+            </w:r>
+            <w:r>
+              <w:rPr>
+                <w:rStyle w:val="Hyperlink"/>
+                <w:noProof/>
+              </w:rPr>
+              <w:t>PostgreSQL</w:t>
+            </w:r>
+            <w:r>
+              <w:rPr>
+                <w:rStyle w:val="Hyperlink"/>
+                <w:rFonts w:hint="eastAsia"/>
+                <w:noProof/>
+              </w:rPr>
+              <w:t>配置文件</w:t>
+            </w:r>
+            <w:r>
+              <w:rPr>
+                <w:noProof/>
+                <w:webHidden/>
+              </w:rPr>
+              <w:tab/>
+            </w:r>
+            <w:r>
+              <w:rPr>
+                <w:noProof/>
+                <w:webHidden/>
+              </w:rPr>
+              <w:fldChar w:fldCharType="begin"/>
+            </w:r>
+            <w:r>
+              <w:rPr>
+                <w:noProof/>
+                <w:webHidden/>
+              </w:rPr>
+              <w:instrText xml:space="preserve"> PAGEREF _Toc406055913 \h </w:instrText>
+            </w:r>
+            <w:r>
+              <w:rPr>
+                <w:noProof/>
+                <w:webHidden/>
+              </w:rPr>
+            </w:r>
+            <w:r>
+              <w:rPr>
+                <w:noProof/>
+                <w:webHidden/>
+              </w:rPr>
+              <w:fldChar w:fldCharType="separate"/>
+            </w:r>
+            <w:r>
+              <w:rPr>
+                <w:noProof/>
+                <w:webHidden/>
+              </w:rPr>
+              <w:t>4</w:t>
             </w:r>
             <w:r>
               <w:rPr>
@@ -713,7 +811,7 @@
               <w:noProof/>
             </w:rPr>
           </w:pPr>
-          <w:hyperlink w:anchor="_Toc390950765" w:history="1">
+          <w:hyperlink w:anchor="_Toc406055914" w:history="1">
             <w:r>
               <w:rPr>
                 <w:rStyle w:val="Hyperlink"/>
@@ -770,7 +868,7 @@
                 <w:noProof/>
                 <w:webHidden/>
               </w:rPr>
-              <w:instrText xml:space="preserve"> PAGEREF _Toc390950765 \h </w:instrText>
+              <w:instrText xml:space="preserve"> PAGEREF _Toc406055914 \h </w:instrText>
             </w:r>
             <w:r>
               <w:rPr>
@@ -790,7 +888,7 @@
                 <w:noProof/>
                 <w:webHidden/>
               </w:rPr>
-              <w:t>4</w:t>
+              <w:t>5</w:t>
             </w:r>
             <w:r>
               <w:rPr>
@@ -811,7 +909,7 @@
               <w:noProof/>
             </w:rPr>
           </w:pPr>
-          <w:hyperlink w:anchor="_Toc390950766" w:history="1">
+          <w:hyperlink w:anchor="_Toc406055915" w:history="1">
             <w:r>
               <w:rPr>
                 <w:rStyle w:val="Hyperlink"/>
@@ -861,7 +959,7 @@
                 <w:noProof/>
                 <w:webHidden/>
               </w:rPr>
-              <w:instrText xml:space="preserve"> PAGEREF _Toc390950766 \h </w:instrText>
+              <w:instrText xml:space="preserve"> PAGEREF _Toc406055915 \h </w:instrText>
             </w:r>
             <w:r>
               <w:rPr>
@@ -881,7 +979,7 @@
                 <w:noProof/>
                 <w:webHidden/>
               </w:rPr>
-              <w:t>4</w:t>
+              <w:t>5</w:t>
             </w:r>
             <w:r>
               <w:rPr>
@@ -902,7 +1000,7 @@
               <w:noProof/>
             </w:rPr>
           </w:pPr>
-          <w:hyperlink w:anchor="_Toc390950767" w:history="1">
+          <w:hyperlink w:anchor="_Toc406055916" w:history="1">
             <w:r>
               <w:rPr>
                 <w:rStyle w:val="Hyperlink"/>
@@ -937,7 +1035,7 @@
                 <w:noProof/>
                 <w:webHidden/>
               </w:rPr>
-              <w:instrText xml:space="preserve"> PAGEREF _Toc390950767 \h </w:instrText>
+              <w:instrText xml:space="preserve"> PAGEREF _Toc406055916 \h </w:instrText>
             </w:r>
             <w:r>
               <w:rPr>
@@ -957,7 +1055,7 @@
                 <w:noProof/>
                 <w:webHidden/>
               </w:rPr>
-              <w:t>4</w:t>
+              <w:t>5</w:t>
             </w:r>
             <w:r>
               <w:rPr>
@@ -1002,7 +1100,7 @@
         <w:pStyle w:val="Heading1"/>
       </w:pPr>
       <w:bookmarkStart w:id="0" w:name="_Toc390950720"/>
-      <w:bookmarkStart w:id="1" w:name="_Toc390950757"/>
+      <w:bookmarkStart w:id="1" w:name="_Toc406055905"/>
       <w:r>
         <w:rPr>
           <w:rFonts w:hint="eastAsia"/>
@@ -1033,7 +1131,7 @@
         </w:numPr>
       </w:pPr>
       <w:bookmarkStart w:id="2" w:name="_Toc390950721"/>
-      <w:bookmarkStart w:id="3" w:name="_Toc390950758"/>
+      <w:bookmarkStart w:id="3" w:name="_Toc406055906"/>
       <w:r>
         <w:rPr>
           <w:rFonts w:hint="eastAsia"/>
@@ -1319,7 +1417,7 @@
         </w:numPr>
       </w:pPr>
       <w:bookmarkStart w:id="4" w:name="_Toc390950722"/>
-      <w:bookmarkStart w:id="5" w:name="_Toc390950759"/>
+      <w:bookmarkStart w:id="5" w:name="_Toc406055907"/>
       <w:r>
         <w:rPr>
           <w:rFonts w:hint="eastAsia"/>
@@ -1814,7 +1912,7 @@
         <w:pStyle w:val="Heading1"/>
       </w:pPr>
       <w:bookmarkStart w:id="6" w:name="_Toc390950723"/>
-      <w:bookmarkStart w:id="7" w:name="_Toc390950760"/>
+      <w:bookmarkStart w:id="7" w:name="_Toc406055908"/>
       <w:r>
         <w:rPr>
           <w:rFonts w:hint="eastAsia"/>
@@ -1862,7 +1960,7 @@
         <w:pStyle w:val="Heading2"/>
       </w:pPr>
       <w:bookmarkStart w:id="8" w:name="_Toc390950724"/>
-      <w:bookmarkStart w:id="9" w:name="_Toc390950761"/>
+      <w:bookmarkStart w:id="9" w:name="_Toc406055909"/>
       <w:r>
         <w:rPr>
           <w:rFonts w:hint="eastAsia"/>
@@ -2433,7 +2531,7 @@
         <w:pStyle w:val="Heading2"/>
       </w:pPr>
       <w:bookmarkStart w:id="10" w:name="_Toc390950725"/>
-      <w:bookmarkStart w:id="11" w:name="_Toc390950762"/>
+      <w:bookmarkStart w:id="11" w:name="_Toc406055910"/>
       <w:r>
         <w:rPr>
           <w:rFonts w:hint="eastAsia"/>
@@ -2454,7 +2552,7 @@
         <w:pStyle w:val="Heading3"/>
       </w:pPr>
       <w:bookmarkStart w:id="12" w:name="_Toc390950726"/>
-      <w:bookmarkStart w:id="13" w:name="_Toc390950763"/>
+      <w:bookmarkStart w:id="13" w:name="_Toc406055911"/>
       <w:r>
         <w:rPr>
           <w:rFonts w:hint="eastAsia"/>
@@ -2775,7 +2873,7 @@
         <w:t xml:space="preserve"> </w:t>
       </w:r>
       <w:bookmarkStart w:id="15" w:name="_Toc390950727"/>
-      <w:bookmarkStart w:id="16" w:name="_Toc390950764"/>
+      <w:bookmarkStart w:id="16" w:name="_Toc406055912"/>
       <w:r>
         <w:rPr>
           <w:rFonts w:hint="eastAsia"/>
@@ -3578,10 +3676,8 @@
           <w:ilvl w:val="2"/>
           <w:numId w:val="8"/>
         </w:numPr>
-        <w:rPr>
-          <w:rFonts w:hint="eastAsia"/>
-        </w:rPr>
-      </w:pPr>
+      </w:pPr>
+      <w:bookmarkStart w:id="17" w:name="_Toc406055913"/>
       <w:r>
         <w:rPr>
           <w:rFonts w:hint="eastAsia"/>
@@ -3600,6 +3696,7 @@
         </w:rPr>
         <w:t>配置文件</w:t>
       </w:r>
+      <w:bookmarkEnd w:id="17"/>
     </w:p>
     <w:p>
       <w:pPr>
@@ -3609,9 +3706,6 @@
           <w:numId w:val="17"/>
         </w:numPr>
         <w:ind w:firstLineChars="0"/>
-        <w:rPr>
-          <w:rFonts w:hint="eastAsia"/>
-        </w:rPr>
       </w:pPr>
       <w:r>
         <w:rPr>
@@ -3635,9 +3729,6 @@
     <w:p>
       <w:pPr>
         <w:shd w:val="clear" w:color="auto" w:fill="BFBFBF" w:themeFill="background1" w:themeFillShade="BF"/>
-        <w:rPr>
-          <w:rFonts w:hint="eastAsia"/>
-        </w:rPr>
       </w:pPr>
       <w:r>
         <w:rPr>
@@ -3721,9 +3812,6 @@
     <w:p>
       <w:pPr>
         <w:shd w:val="clear" w:color="auto" w:fill="C4BC96" w:themeFill="background2" w:themeFillShade="BF"/>
-        <w:rPr>
-          <w:rFonts w:hint="eastAsia"/>
-        </w:rPr>
       </w:pPr>
       <w:r>
         <w:t>ENCODING = 'UTF8'</w:t>
@@ -3737,9 +3825,6 @@
           <w:numId w:val="17"/>
         </w:numPr>
         <w:ind w:firstLineChars="0"/>
-        <w:rPr>
-          <w:rFonts w:hint="eastAsia"/>
-        </w:rPr>
       </w:pPr>
       <w:r>
         <w:rPr>
@@ -3764,7 +3849,7 @@
       <w:pPr>
         <w:shd w:val="clear" w:color="auto" w:fill="BFBFBF" w:themeFill="background1" w:themeFillShade="BF"/>
         <w:rPr>
-          <w:rFonts w:ascii="宋体" w:eastAsia="宋体" w:cs="宋体" w:hint="eastAsia"/>
+          <w:rFonts w:ascii="宋体" w:eastAsia="宋体" w:cs="宋体"/>
           <w:kern w:val="0"/>
           <w:sz w:val="18"/>
           <w:szCs w:val="18"/>
@@ -3792,7 +3877,7 @@
     <w:p>
       <w:pPr>
         <w:rPr>
-          <w:rFonts w:ascii="宋体" w:eastAsia="宋体" w:cs="宋体" w:hint="eastAsia"/>
+          <w:rFonts w:ascii="宋体" w:eastAsia="宋体" w:cs="宋体"/>
           <w:kern w:val="0"/>
           <w:sz w:val="18"/>
           <w:szCs w:val="18"/>
@@ -3869,7 +3954,7 @@
     <w:p>
       <w:pPr>
         <w:rPr>
-          <w:rFonts w:ascii="宋体" w:eastAsia="宋体" w:cs="宋体" w:hint="eastAsia"/>
+          <w:rFonts w:ascii="宋体" w:eastAsia="宋体" w:cs="宋体"/>
           <w:kern w:val="0"/>
           <w:sz w:val="18"/>
           <w:szCs w:val="18"/>
@@ -4000,9 +4085,6 @@
           <w:numId w:val="17"/>
         </w:numPr>
         <w:ind w:firstLineChars="0"/>
-        <w:rPr>
-          <w:rFonts w:hint="eastAsia"/>
-        </w:rPr>
       </w:pPr>
       <w:r>
         <w:rPr>
@@ -4031,7 +4113,7 @@
       <w:pPr>
         <w:shd w:val="clear" w:color="auto" w:fill="BFBFBF" w:themeFill="background1" w:themeFillShade="BF"/>
         <w:rPr>
-          <w:rFonts w:ascii="宋体" w:eastAsia="宋体" w:cs="宋体" w:hint="eastAsia"/>
+          <w:rFonts w:ascii="宋体" w:eastAsia="宋体" w:cs="宋体"/>
           <w:kern w:val="0"/>
           <w:sz w:val="18"/>
           <w:szCs w:val="18"/>
@@ -4078,7 +4160,7 @@
       <w:pPr>
         <w:shd w:val="clear" w:color="auto" w:fill="C4BC96" w:themeFill="background2" w:themeFillShade="BF"/>
         <w:rPr>
-          <w:rFonts w:ascii="宋体" w:eastAsia="宋体" w:cs="宋体" w:hint="eastAsia"/>
+          <w:rFonts w:ascii="宋体" w:eastAsia="宋体" w:cs="宋体"/>
           <w:kern w:val="0"/>
           <w:sz w:val="18"/>
           <w:szCs w:val="18"/>
@@ -4109,7 +4191,7 @@
     <w:p>
       <w:pPr>
         <w:rPr>
-          <w:rFonts w:ascii="宋体" w:eastAsia="宋体" w:cs="宋体" w:hint="eastAsia"/>
+          <w:rFonts w:ascii="宋体" w:eastAsia="宋体" w:cs="宋体"/>
           <w:kern w:val="0"/>
           <w:sz w:val="18"/>
           <w:szCs w:val="18"/>
@@ -4128,7 +4210,7 @@
     <w:p>
       <w:pPr>
         <w:rPr>
-          <w:rFonts w:ascii="宋体" w:eastAsia="宋体" w:cs="宋体" w:hint="eastAsia"/>
+          <w:rFonts w:ascii="宋体" w:eastAsia="宋体" w:cs="宋体"/>
           <w:kern w:val="0"/>
           <w:sz w:val="18"/>
           <w:szCs w:val="18"/>
@@ -4174,7 +4256,7 @@
     <w:p>
       <w:pPr>
         <w:rPr>
-          <w:rFonts w:ascii="宋体" w:eastAsia="宋体" w:cs="宋体" w:hint="eastAsia"/>
+          <w:rFonts w:ascii="宋体" w:eastAsia="宋体" w:cs="宋体"/>
           <w:kern w:val="0"/>
           <w:sz w:val="18"/>
           <w:szCs w:val="18"/>
@@ -4195,7 +4277,7 @@
       <w:pPr>
         <w:shd w:val="clear" w:color="auto" w:fill="BFBFBF" w:themeFill="background1" w:themeFillShade="BF"/>
         <w:rPr>
-          <w:rFonts w:ascii="宋体" w:eastAsia="宋体" w:cs="宋体" w:hint="eastAsia"/>
+          <w:rFonts w:ascii="宋体" w:eastAsia="宋体" w:cs="宋体"/>
           <w:kern w:val="0"/>
           <w:sz w:val="18"/>
           <w:szCs w:val="18"/>
@@ -4223,7 +4305,7 @@
     <w:p>
       <w:pPr>
         <w:rPr>
-          <w:rFonts w:ascii="宋体" w:eastAsia="宋体" w:cs="宋体" w:hint="eastAsia"/>
+          <w:rFonts w:ascii="宋体" w:eastAsia="宋体" w:cs="宋体"/>
           <w:kern w:val="0"/>
           <w:sz w:val="18"/>
           <w:szCs w:val="18"/>
@@ -4271,7 +4353,7 @@
       <w:pPr>
         <w:shd w:val="clear" w:color="auto" w:fill="BFBFBF" w:themeFill="background1" w:themeFillShade="BF"/>
         <w:rPr>
-          <w:rFonts w:ascii="宋体" w:eastAsia="宋体" w:cs="宋体" w:hint="eastAsia"/>
+          <w:rFonts w:ascii="宋体" w:eastAsia="宋体" w:cs="宋体"/>
           <w:kern w:val="0"/>
           <w:sz w:val="18"/>
           <w:szCs w:val="18"/>
@@ -4297,11 +4379,6 @@
       </w:r>
     </w:p>
     <w:p>
-      <w:pPr>
-        <w:rPr>
-          <w:rFonts w:hint="eastAsia"/>
-        </w:rPr>
-      </w:pPr>
       <w:r>
         <w:rPr>
           <w:rFonts w:ascii="宋体" w:eastAsia="宋体" w:cs="宋体" w:hint="eastAsia"/>
@@ -4366,8 +4443,8 @@
       <w:pPr>
         <w:pStyle w:val="Heading1"/>
       </w:pPr>
-      <w:bookmarkStart w:id="17" w:name="_Toc390950728"/>
-      <w:bookmarkStart w:id="18" w:name="_Toc390950765"/>
+      <w:bookmarkStart w:id="18" w:name="_Toc390950728"/>
+      <w:bookmarkStart w:id="19" w:name="_Toc406055914"/>
       <w:r>
         <w:rPr>
           <w:rFonts w:hint="eastAsia"/>
@@ -4398,15 +4475,15 @@
         </w:rPr>
         <w:t>PostgreSQL</w:t>
       </w:r>
-      <w:bookmarkEnd w:id="17"/>
       <w:bookmarkEnd w:id="18"/>
+      <w:bookmarkEnd w:id="19"/>
     </w:p>
     <w:p>
       <w:pPr>
         <w:pStyle w:val="Heading2"/>
       </w:pPr>
-      <w:bookmarkStart w:id="19" w:name="_Toc390950729"/>
-      <w:bookmarkStart w:id="20" w:name="_Toc390950766"/>
+      <w:bookmarkStart w:id="20" w:name="_Toc390950729"/>
+      <w:bookmarkStart w:id="21" w:name="_Toc406055915"/>
       <w:r>
         <w:rPr>
           <w:rFonts w:hint="eastAsia"/>
@@ -4437,8 +4514,8 @@
         </w:rPr>
         <w:t>配置</w:t>
       </w:r>
-      <w:bookmarkEnd w:id="19"/>
       <w:bookmarkEnd w:id="20"/>
+      <w:bookmarkEnd w:id="21"/>
     </w:p>
     <w:p>
       <w:pPr>
@@ -4577,8 +4654,8 @@
       <w:pPr>
         <w:pStyle w:val="Heading2"/>
       </w:pPr>
-      <w:bookmarkStart w:id="21" w:name="_Toc390950730"/>
-      <w:bookmarkStart w:id="22" w:name="_Toc390950767"/>
+      <w:bookmarkStart w:id="22" w:name="_Toc390950730"/>
+      <w:bookmarkStart w:id="23" w:name="_Toc406055916"/>
       <w:r>
         <w:rPr>
           <w:rFonts w:hint="eastAsia"/>
@@ -4591,8 +4668,8 @@
         </w:rPr>
         <w:t>连接程序</w:t>
       </w:r>
-      <w:bookmarkEnd w:id="21"/>
       <w:bookmarkEnd w:id="22"/>
+      <w:bookmarkEnd w:id="23"/>
     </w:p>
     <w:p>
       <w:pPr>
@@ -6781,7 +6858,7 @@
             <w:rPr>
               <w:noProof/>
             </w:rPr>
-            <w:t>5</w:t>
+            <w:t>3</w:t>
           </w:r>
         </w:fldSimple>
       </w:p>

--- a/internal_doc/10.参考资料/PostgreSQL/PostgreSQL _对接_SequoiaDB.docx
+++ b/internal_doc/10.参考资料/PostgreSQL/PostgreSQL _对接_SequoiaDB.docx
@@ -41,6 +41,7 @@
           <w:pPr>
             <w:pStyle w:val="TOC1"/>
             <w:tabs>
+              <w:tab w:val="left" w:pos="420"/>
               <w:tab w:val="right" w:leader="dot" w:pos="8296"/>
             </w:tabs>
             <w:rPr>
@@ -56,13 +57,19 @@
           <w:r>
             <w:fldChar w:fldCharType="separate"/>
           </w:r>
-          <w:hyperlink w:anchor="_Toc406055905" w:history="1">
+          <w:hyperlink w:anchor="_Toc407266478" w:history="1">
             <w:r>
               <w:rPr>
                 <w:rStyle w:val="Hyperlink"/>
                 <w:noProof/>
               </w:rPr>
-              <w:t xml:space="preserve">1 </w:t>
+              <w:t>1</w:t>
+            </w:r>
+            <w:r>
+              <w:rPr>
+                <w:noProof/>
+              </w:rPr>
+              <w:tab/>
             </w:r>
             <w:r>
               <w:rPr>
@@ -98,7 +105,7 @@
                 <w:noProof/>
                 <w:webHidden/>
               </w:rPr>
-              <w:instrText xml:space="preserve"> PAGEREF _Toc406055905 \h </w:instrText>
+              <w:instrText xml:space="preserve"> PAGEREF _Toc407266478 \h </w:instrText>
             </w:r>
             <w:r>
               <w:rPr>
@@ -140,7 +147,7 @@
               <w:noProof/>
             </w:rPr>
           </w:pPr>
-          <w:hyperlink w:anchor="_Toc406055906" w:history="1">
+          <w:hyperlink w:anchor="_Toc407266479" w:history="1">
             <w:r>
               <w:rPr>
                 <w:rStyle w:val="Hyperlink"/>
@@ -188,7 +195,7 @@
                 <w:noProof/>
                 <w:webHidden/>
               </w:rPr>
-              <w:instrText xml:space="preserve"> PAGEREF _Toc406055906 \h </w:instrText>
+              <w:instrText xml:space="preserve"> PAGEREF _Toc407266479 \h </w:instrText>
             </w:r>
             <w:r>
               <w:rPr>
@@ -230,7 +237,7 @@
               <w:noProof/>
             </w:rPr>
           </w:pPr>
-          <w:hyperlink w:anchor="_Toc406055907" w:history="1">
+          <w:hyperlink w:anchor="_Toc407266480" w:history="1">
             <w:r>
               <w:rPr>
                 <w:rStyle w:val="Hyperlink"/>
@@ -250,6 +257,104 @@
                 <w:rFonts w:hint="eastAsia"/>
                 <w:noProof/>
               </w:rPr>
+              <w:t>安装</w:t>
+            </w:r>
+            <w:r>
+              <w:rPr>
+                <w:rStyle w:val="Hyperlink"/>
+                <w:noProof/>
+              </w:rPr>
+              <w:t>SequoiaDB-PostgreSQL</w:t>
+            </w:r>
+            <w:r>
+              <w:rPr>
+                <w:rStyle w:val="Hyperlink"/>
+                <w:rFonts w:hint="eastAsia"/>
+                <w:noProof/>
+              </w:rPr>
+              <w:t>插件</w:t>
+            </w:r>
+            <w:r>
+              <w:rPr>
+                <w:noProof/>
+                <w:webHidden/>
+              </w:rPr>
+              <w:tab/>
+            </w:r>
+            <w:r>
+              <w:rPr>
+                <w:noProof/>
+                <w:webHidden/>
+              </w:rPr>
+              <w:fldChar w:fldCharType="begin"/>
+            </w:r>
+            <w:r>
+              <w:rPr>
+                <w:noProof/>
+                <w:webHidden/>
+              </w:rPr>
+              <w:instrText xml:space="preserve"> PAGEREF _Toc407266480 \h </w:instrText>
+            </w:r>
+            <w:r>
+              <w:rPr>
+                <w:noProof/>
+                <w:webHidden/>
+              </w:rPr>
+            </w:r>
+            <w:r>
+              <w:rPr>
+                <w:noProof/>
+                <w:webHidden/>
+              </w:rPr>
+              <w:fldChar w:fldCharType="separate"/>
+            </w:r>
+            <w:r>
+              <w:rPr>
+                <w:noProof/>
+                <w:webHidden/>
+              </w:rPr>
+              <w:t>1</w:t>
+            </w:r>
+            <w:r>
+              <w:rPr>
+                <w:noProof/>
+                <w:webHidden/>
+              </w:rPr>
+              <w:fldChar w:fldCharType="end"/>
+            </w:r>
+          </w:hyperlink>
+        </w:p>
+        <w:p>
+          <w:pPr>
+            <w:pStyle w:val="TOC2"/>
+            <w:tabs>
+              <w:tab w:val="left" w:pos="1050"/>
+              <w:tab w:val="right" w:leader="dot" w:pos="8296"/>
+            </w:tabs>
+            <w:rPr>
+              <w:noProof/>
+            </w:rPr>
+          </w:pPr>
+          <w:hyperlink w:anchor="_Toc407266481" w:history="1">
+            <w:r>
+              <w:rPr>
+                <w:rStyle w:val="Hyperlink"/>
+                <w:noProof/>
+              </w:rPr>
+              <w:t>1.3</w:t>
+            </w:r>
+            <w:r>
+              <w:rPr>
+                <w:noProof/>
+              </w:rPr>
+              <w:tab/>
+            </w:r>
+            <w:r>
+              <w:rPr>
+                <w:rStyle w:val="Hyperlink"/>
+                <w:rFonts w:hint="eastAsia"/>
+                <w:noProof/>
+              </w:rPr>
               <w:t>部署</w:t>
             </w:r>
             <w:r>
@@ -278,7 +383,7 @@
                 <w:noProof/>
                 <w:webHidden/>
               </w:rPr>
-              <w:instrText xml:space="preserve"> PAGEREF _Toc406055907 \h </w:instrText>
+              <w:instrText xml:space="preserve"> PAGEREF _Toc407266481 \h </w:instrText>
             </w:r>
             <w:r>
               <w:rPr>
@@ -298,7 +403,7 @@
                 <w:noProof/>
                 <w:webHidden/>
               </w:rPr>
-              <w:t>1</w:t>
+              <w:t>2</w:t>
             </w:r>
             <w:r>
               <w:rPr>
@@ -313,19 +418,33 @@
           <w:pPr>
             <w:pStyle w:val="TOC1"/>
             <w:tabs>
+              <w:tab w:val="left" w:pos="420"/>
               <w:tab w:val="right" w:leader="dot" w:pos="8296"/>
             </w:tabs>
             <w:rPr>
               <w:noProof/>
             </w:rPr>
           </w:pPr>
-          <w:hyperlink w:anchor="_Toc406055908" w:history="1">
+          <w:hyperlink w:anchor="_Toc407266482" w:history="1">
             <w:r>
               <w:rPr>
                 <w:rStyle w:val="Hyperlink"/>
                 <w:noProof/>
               </w:rPr>
-              <w:t>2 PostgreSQL</w:t>
+              <w:t>2</w:t>
+            </w:r>
+            <w:r>
+              <w:rPr>
+                <w:noProof/>
+              </w:rPr>
+              <w:tab/>
+            </w:r>
+            <w:r>
+              <w:rPr>
+                <w:rStyle w:val="Hyperlink"/>
+                <w:noProof/>
+              </w:rPr>
+              <w:t>PostgreSQL</w:t>
             </w:r>
             <w:r>
               <w:rPr>
@@ -361,7 +480,7 @@
                 <w:noProof/>
                 <w:webHidden/>
               </w:rPr>
-              <w:instrText xml:space="preserve"> PAGEREF _Toc406055908 \h </w:instrText>
+              <w:instrText xml:space="preserve"> PAGEREF _Toc407266482 \h </w:instrText>
             </w:r>
             <w:r>
               <w:rPr>
@@ -396,19 +515,33 @@
           <w:pPr>
             <w:pStyle w:val="TOC2"/>
             <w:tabs>
+              <w:tab w:val="left" w:pos="1050"/>
               <w:tab w:val="right" w:leader="dot" w:pos="8296"/>
             </w:tabs>
             <w:rPr>
               <w:noProof/>
             </w:rPr>
           </w:pPr>
-          <w:hyperlink w:anchor="_Toc406055909" w:history="1">
+          <w:hyperlink w:anchor="_Toc407266483" w:history="1">
             <w:r>
               <w:rPr>
                 <w:rStyle w:val="Hyperlink"/>
                 <w:noProof/>
               </w:rPr>
-              <w:t xml:space="preserve">2.1 </w:t>
+              <w:t>2.1</w:t>
+            </w:r>
+            <w:r>
+              <w:rPr>
+                <w:noProof/>
+              </w:rPr>
+              <w:tab/>
+            </w:r>
+            <w:r>
+              <w:rPr>
+                <w:rStyle w:val="Hyperlink"/>
+                <w:noProof/>
+              </w:rPr>
+              <w:t>PostgreSQL</w:t>
             </w:r>
             <w:r>
               <w:rPr>
@@ -416,6 +549,21 @@
                 <w:rFonts w:hint="eastAsia"/>
                 <w:noProof/>
               </w:rPr>
+              <w:t>与</w:t>
+            </w:r>
+            <w:r>
+              <w:rPr>
+                <w:rStyle w:val="Hyperlink"/>
+                <w:noProof/>
+              </w:rPr>
+              <w:t>SequoiaDB</w:t>
+            </w:r>
+            <w:r>
+              <w:rPr>
+                <w:rStyle w:val="Hyperlink"/>
+                <w:rFonts w:hint="eastAsia"/>
+                <w:noProof/>
+              </w:rPr>
               <w:t>建立关联</w:t>
             </w:r>
             <w:r>
@@ -437,7 +585,7 @@
                 <w:noProof/>
                 <w:webHidden/>
               </w:rPr>
-              <w:instrText xml:space="preserve"> PAGEREF _Toc406055909 \h </w:instrText>
+              <w:instrText xml:space="preserve"> PAGEREF _Toc407266483 \h </w:instrText>
             </w:r>
             <w:r>
               <w:rPr>
@@ -457,7 +605,7 @@
                 <w:noProof/>
                 <w:webHidden/>
               </w:rPr>
-              <w:t>2</w:t>
+              <w:t>3</w:t>
             </w:r>
             <w:r>
               <w:rPr>
@@ -472,19 +620,26 @@
           <w:pPr>
             <w:pStyle w:val="TOC2"/>
             <w:tabs>
+              <w:tab w:val="left" w:pos="1050"/>
               <w:tab w:val="right" w:leader="dot" w:pos="8296"/>
             </w:tabs>
             <w:rPr>
               <w:noProof/>
             </w:rPr>
           </w:pPr>
-          <w:hyperlink w:anchor="_Toc406055910" w:history="1">
+          <w:hyperlink w:anchor="_Toc407266484" w:history="1">
             <w:r>
               <w:rPr>
                 <w:rStyle w:val="Hyperlink"/>
                 <w:noProof/>
               </w:rPr>
-              <w:t xml:space="preserve">2.2 </w:t>
+              <w:t>2.2</w:t>
+            </w:r>
+            <w:r>
+              <w:rPr>
+                <w:noProof/>
+              </w:rPr>
+              <w:tab/>
             </w:r>
             <w:r>
               <w:rPr>
@@ -513,7 +668,7 @@
                 <w:noProof/>
                 <w:webHidden/>
               </w:rPr>
-              <w:instrText xml:space="preserve"> PAGEREF _Toc406055910 \h </w:instrText>
+              <w:instrText xml:space="preserve"> PAGEREF _Toc407266484 \h </w:instrText>
             </w:r>
             <w:r>
               <w:rPr>
@@ -533,83 +688,7 @@
                 <w:noProof/>
                 <w:webHidden/>
               </w:rPr>
-              <w:t>2</w:t>
-            </w:r>
-            <w:r>
-              <w:rPr>
-                <w:noProof/>
-                <w:webHidden/>
-              </w:rPr>
-              <w:fldChar w:fldCharType="end"/>
-            </w:r>
-          </w:hyperlink>
-        </w:p>
-        <w:p>
-          <w:pPr>
-            <w:pStyle w:val="TOC3"/>
-            <w:tabs>
-              <w:tab w:val="right" w:leader="dot" w:pos="8296"/>
-            </w:tabs>
-            <w:rPr>
-              <w:noProof/>
-            </w:rPr>
-          </w:pPr>
-          <w:hyperlink w:anchor="_Toc406055911" w:history="1">
-            <w:r>
-              <w:rPr>
-                <w:rStyle w:val="Hyperlink"/>
-                <w:noProof/>
-              </w:rPr>
-              <w:t xml:space="preserve">2.2.1 </w:t>
-            </w:r>
-            <w:r>
-              <w:rPr>
-                <w:rStyle w:val="Hyperlink"/>
-                <w:rFonts w:hint="eastAsia"/>
-                <w:noProof/>
-              </w:rPr>
-              <w:t>数据类型的对应关系</w:t>
-            </w:r>
-            <w:r>
-              <w:rPr>
-                <w:noProof/>
-                <w:webHidden/>
-              </w:rPr>
-              <w:tab/>
-            </w:r>
-            <w:r>
-              <w:rPr>
-                <w:noProof/>
-                <w:webHidden/>
-              </w:rPr>
-              <w:fldChar w:fldCharType="begin"/>
-            </w:r>
-            <w:r>
-              <w:rPr>
-                <w:noProof/>
-                <w:webHidden/>
-              </w:rPr>
-              <w:instrText xml:space="preserve"> PAGEREF _Toc406055911 \h </w:instrText>
-            </w:r>
-            <w:r>
-              <w:rPr>
-                <w:noProof/>
-                <w:webHidden/>
-              </w:rPr>
-            </w:r>
-            <w:r>
-              <w:rPr>
-                <w:noProof/>
-                <w:webHidden/>
-              </w:rPr>
-              <w:fldChar w:fldCharType="separate"/>
-            </w:r>
-            <w:r>
-              <w:rPr>
-                <w:noProof/>
-                <w:webHidden/>
-              </w:rPr>
-              <w:t>2</w:t>
+              <w:t>3</w:t>
             </w:r>
             <w:r>
               <w:rPr>
@@ -631,13 +710,13 @@
               <w:noProof/>
             </w:rPr>
           </w:pPr>
-          <w:hyperlink w:anchor="_Toc406055912" w:history="1">
+          <w:hyperlink w:anchor="_Toc407266485" w:history="1">
             <w:r>
               <w:rPr>
                 <w:rStyle w:val="Hyperlink"/>
                 <w:noProof/>
               </w:rPr>
-              <w:t>2.2.2</w:t>
+              <w:t>2.2.1</w:t>
             </w:r>
             <w:r>
               <w:rPr>
@@ -651,7 +730,7 @@
                 <w:rFonts w:hint="eastAsia"/>
                 <w:noProof/>
               </w:rPr>
-              <w:t>注意事项</w:t>
+              <w:t>数据类型的对应关系</w:t>
             </w:r>
             <w:r>
               <w:rPr>
@@ -672,7 +751,7 @@
                 <w:noProof/>
                 <w:webHidden/>
               </w:rPr>
-              <w:instrText xml:space="preserve"> PAGEREF _Toc406055912 \h </w:instrText>
+              <w:instrText xml:space="preserve"> PAGEREF _Toc407266485 \h </w:instrText>
             </w:r>
             <w:r>
               <w:rPr>
@@ -714,13 +793,13 @@
               <w:noProof/>
             </w:rPr>
           </w:pPr>
-          <w:hyperlink w:anchor="_Toc406055913" w:history="1">
+          <w:hyperlink w:anchor="_Toc407266486" w:history="1">
             <w:r>
               <w:rPr>
                 <w:rStyle w:val="Hyperlink"/>
                 <w:noProof/>
               </w:rPr>
-              <w:t>2.2.3</w:t>
+              <w:t>2.2.2</w:t>
             </w:r>
             <w:r>
               <w:rPr>
@@ -734,14 +813,82 @@
                 <w:rFonts w:hint="eastAsia"/>
                 <w:noProof/>
               </w:rPr>
-              <w:t>调整</w:t>
-            </w:r>
+              <w:t>注意事项</w:t>
+            </w:r>
+            <w:r>
+              <w:rPr>
+                <w:noProof/>
+                <w:webHidden/>
+              </w:rPr>
+              <w:tab/>
+            </w:r>
+            <w:r>
+              <w:rPr>
+                <w:noProof/>
+                <w:webHidden/>
+              </w:rPr>
+              <w:fldChar w:fldCharType="begin"/>
+            </w:r>
+            <w:r>
+              <w:rPr>
+                <w:noProof/>
+                <w:webHidden/>
+              </w:rPr>
+              <w:instrText xml:space="preserve"> PAGEREF _Toc407266486 \h </w:instrText>
+            </w:r>
+            <w:r>
+              <w:rPr>
+                <w:noProof/>
+                <w:webHidden/>
+              </w:rPr>
+            </w:r>
+            <w:r>
+              <w:rPr>
+                <w:noProof/>
+                <w:webHidden/>
+              </w:rPr>
+              <w:fldChar w:fldCharType="separate"/>
+            </w:r>
+            <w:r>
+              <w:rPr>
+                <w:noProof/>
+                <w:webHidden/>
+              </w:rPr>
+              <w:t>4</w:t>
+            </w:r>
+            <w:r>
+              <w:rPr>
+                <w:noProof/>
+                <w:webHidden/>
+              </w:rPr>
+              <w:fldChar w:fldCharType="end"/>
+            </w:r>
+          </w:hyperlink>
+        </w:p>
+        <w:p>
+          <w:pPr>
+            <w:pStyle w:val="TOC3"/>
+            <w:tabs>
+              <w:tab w:val="left" w:pos="1680"/>
+              <w:tab w:val="right" w:leader="dot" w:pos="8296"/>
+            </w:tabs>
+            <w:rPr>
+              <w:noProof/>
+            </w:rPr>
+          </w:pPr>
+          <w:hyperlink w:anchor="_Toc407266487" w:history="1">
             <w:r>
               <w:rPr>
                 <w:rStyle w:val="Hyperlink"/>
                 <w:noProof/>
               </w:rPr>
-              <w:t>PostgreSQL</w:t>
+              <w:t>2.2.3</w:t>
+            </w:r>
+            <w:r>
+              <w:rPr>
+                <w:noProof/>
+              </w:rPr>
+              <w:tab/>
             </w:r>
             <w:r>
               <w:rPr>
@@ -749,6 +896,21 @@
                 <w:rFonts w:hint="eastAsia"/>
                 <w:noProof/>
               </w:rPr>
+              <w:t>调整</w:t>
+            </w:r>
+            <w:r>
+              <w:rPr>
+                <w:rStyle w:val="Hyperlink"/>
+                <w:noProof/>
+              </w:rPr>
+              <w:t>PostgreSQL</w:t>
+            </w:r>
+            <w:r>
+              <w:rPr>
+                <w:rStyle w:val="Hyperlink"/>
+                <w:rFonts w:hint="eastAsia"/>
+                <w:noProof/>
+              </w:rPr>
               <w:t>配置文件</w:t>
             </w:r>
             <w:r>
@@ -770,7 +932,7 @@
                 <w:noProof/>
                 <w:webHidden/>
               </w:rPr>
-              <w:instrText xml:space="preserve"> PAGEREF _Toc406055913 \h </w:instrText>
+              <w:instrText xml:space="preserve"> PAGEREF _Toc407266487 \h </w:instrText>
             </w:r>
             <w:r>
               <w:rPr>
@@ -790,7 +952,7 @@
                 <w:noProof/>
                 <w:webHidden/>
               </w:rPr>
-              <w:t>4</w:t>
+              <w:t>5</w:t>
             </w:r>
             <w:r>
               <w:rPr>
@@ -805,19 +967,26 @@
           <w:pPr>
             <w:pStyle w:val="TOC1"/>
             <w:tabs>
+              <w:tab w:val="left" w:pos="420"/>
               <w:tab w:val="right" w:leader="dot" w:pos="8296"/>
             </w:tabs>
             <w:rPr>
               <w:noProof/>
             </w:rPr>
           </w:pPr>
-          <w:hyperlink w:anchor="_Toc406055914" w:history="1">
+          <w:hyperlink w:anchor="_Toc407266488" w:history="1">
             <w:r>
               <w:rPr>
                 <w:rStyle w:val="Hyperlink"/>
                 <w:noProof/>
               </w:rPr>
-              <w:t xml:space="preserve">3 </w:t>
+              <w:t>3</w:t>
+            </w:r>
+            <w:r>
+              <w:rPr>
+                <w:noProof/>
+              </w:rPr>
+              <w:tab/>
             </w:r>
             <w:r>
               <w:rPr>
@@ -868,7 +1037,7 @@
                 <w:noProof/>
                 <w:webHidden/>
               </w:rPr>
-              <w:instrText xml:space="preserve"> PAGEREF _Toc406055914 \h </w:instrText>
+              <w:instrText xml:space="preserve"> PAGEREF _Toc407266488 \h </w:instrText>
             </w:r>
             <w:r>
               <w:rPr>
@@ -888,7 +1057,7 @@
                 <w:noProof/>
                 <w:webHidden/>
               </w:rPr>
-              <w:t>5</w:t>
+              <w:t>6</w:t>
             </w:r>
             <w:r>
               <w:rPr>
@@ -903,19 +1072,26 @@
           <w:pPr>
             <w:pStyle w:val="TOC2"/>
             <w:tabs>
+              <w:tab w:val="left" w:pos="1050"/>
               <w:tab w:val="right" w:leader="dot" w:pos="8296"/>
             </w:tabs>
             <w:rPr>
               <w:noProof/>
             </w:rPr>
           </w:pPr>
-          <w:hyperlink w:anchor="_Toc406055915" w:history="1">
+          <w:hyperlink w:anchor="_Toc407266489" w:history="1">
             <w:r>
               <w:rPr>
                 <w:rStyle w:val="Hyperlink"/>
                 <w:noProof/>
               </w:rPr>
-              <w:t xml:space="preserve">3.1 </w:t>
+              <w:t>3.1</w:t>
+            </w:r>
+            <w:r>
+              <w:rPr>
+                <w:noProof/>
+              </w:rPr>
+              <w:tab/>
             </w:r>
             <w:r>
               <w:rPr>
@@ -959,7 +1135,7 @@
                 <w:noProof/>
                 <w:webHidden/>
               </w:rPr>
-              <w:instrText xml:space="preserve"> PAGEREF _Toc406055915 \h </w:instrText>
+              <w:instrText xml:space="preserve"> PAGEREF _Toc407266489 \h </w:instrText>
             </w:r>
             <w:r>
               <w:rPr>
@@ -979,7 +1155,7 @@
                 <w:noProof/>
                 <w:webHidden/>
               </w:rPr>
-              <w:t>5</w:t>
+              <w:t>6</w:t>
             </w:r>
             <w:r>
               <w:rPr>
@@ -994,19 +1170,33 @@
           <w:pPr>
             <w:pStyle w:val="TOC2"/>
             <w:tabs>
+              <w:tab w:val="left" w:pos="1050"/>
               <w:tab w:val="right" w:leader="dot" w:pos="8296"/>
             </w:tabs>
             <w:rPr>
               <w:noProof/>
             </w:rPr>
           </w:pPr>
-          <w:hyperlink w:anchor="_Toc406055916" w:history="1">
+          <w:hyperlink w:anchor="_Toc407266490" w:history="1">
             <w:r>
               <w:rPr>
                 <w:rStyle w:val="Hyperlink"/>
                 <w:noProof/>
               </w:rPr>
-              <w:t>3.2 JDBC</w:t>
+              <w:t>3.2</w:t>
+            </w:r>
+            <w:r>
+              <w:rPr>
+                <w:noProof/>
+              </w:rPr>
+              <w:tab/>
+            </w:r>
+            <w:r>
+              <w:rPr>
+                <w:rStyle w:val="Hyperlink"/>
+                <w:noProof/>
+              </w:rPr>
+              <w:t>JDBC</w:t>
             </w:r>
             <w:r>
               <w:rPr>
@@ -1035,7 +1225,7 @@
                 <w:noProof/>
                 <w:webHidden/>
               </w:rPr>
-              <w:instrText xml:space="preserve"> PAGEREF _Toc406055916 \h </w:instrText>
+              <w:instrText xml:space="preserve"> PAGEREF _Toc407266490 \h </w:instrText>
             </w:r>
             <w:r>
               <w:rPr>
@@ -1055,7 +1245,7 @@
                 <w:noProof/>
                 <w:webHidden/>
               </w:rPr>
-              <w:t>5</w:t>
+              <w:t>6</w:t>
             </w:r>
             <w:r>
               <w:rPr>
@@ -1100,12 +1290,18 @@
         <w:pStyle w:val="Heading1"/>
       </w:pPr>
       <w:bookmarkStart w:id="0" w:name="_Toc390950720"/>
-      <w:bookmarkStart w:id="1" w:name="_Toc406055905"/>
-      <w:r>
-        <w:rPr>
-          <w:rFonts w:hint="eastAsia"/>
-        </w:rPr>
-        <w:t xml:space="preserve">1 </w:t>
+      <w:bookmarkStart w:id="1" w:name="_Toc407266478"/>
+      <w:r>
+        <w:rPr>
+          <w:rFonts w:hint="eastAsia"/>
+        </w:rPr>
+        <w:t>1</w:t>
+      </w:r>
+      <w:r>
+        <w:rPr>
+          <w:rFonts w:hint="eastAsia"/>
+        </w:rPr>
+        <w:tab/>
       </w:r>
       <w:r>
         <w:rPr>
@@ -1129,9 +1325,12 @@
           <w:ilvl w:val="1"/>
           <w:numId w:val="1"/>
         </w:numPr>
+        <w:rPr>
+          <w:rFonts w:hint="eastAsia"/>
+        </w:rPr>
       </w:pPr>
       <w:bookmarkStart w:id="2" w:name="_Toc390950721"/>
-      <w:bookmarkStart w:id="3" w:name="_Toc406055906"/>
+      <w:bookmarkStart w:id="3" w:name="_Toc407266479"/>
       <w:r>
         <w:rPr>
           <w:rFonts w:hint="eastAsia"/>
@@ -1146,6 +1345,74 @@
       </w:r>
       <w:bookmarkEnd w:id="2"/>
       <w:bookmarkEnd w:id="3"/>
+    </w:p>
+    <w:p>
+      <w:r>
+        <w:rPr>
+          <w:rFonts w:hint="eastAsia"/>
+        </w:rPr>
+        <w:t>本教程为</w:t>
+      </w:r>
+      <w:r>
+        <w:rPr>
+          <w:rFonts w:hint="eastAsia"/>
+        </w:rPr>
+        <w:t>PostgreSQL</w:t>
+      </w:r>
+      <w:r>
+        <w:rPr>
+          <w:rFonts w:hint="eastAsia"/>
+        </w:rPr>
+        <w:t>与</w:t>
+      </w:r>
+      <w:r>
+        <w:rPr>
+          <w:rFonts w:hint="eastAsia"/>
+        </w:rPr>
+        <w:t>SequoiaDB</w:t>
+      </w:r>
+      <w:r>
+        <w:rPr>
+          <w:rFonts w:hint="eastAsia"/>
+        </w:rPr>
+        <w:t>的对接教程，所以作者建议使用者在</w:t>
+      </w:r>
+      <w:r>
+        <w:rPr>
+          <w:rFonts w:hint="eastAsia"/>
+        </w:rPr>
+        <w:t>sdbadmin</w:t>
+      </w:r>
+      <w:r>
+        <w:rPr>
+          <w:rFonts w:hint="eastAsia"/>
+        </w:rPr>
+        <w:t>用户下（</w:t>
+      </w:r>
+      <w:r>
+        <w:rPr>
+          <w:rFonts w:hint="eastAsia"/>
+        </w:rPr>
+        <w:t>SequoiaDB</w:t>
+      </w:r>
+      <w:r>
+        <w:rPr>
+          <w:rFonts w:hint="eastAsia"/>
+        </w:rPr>
+        <w:t>数据库默认用户）安装并使用</w:t>
+      </w:r>
+      <w:r>
+        <w:rPr>
+          <w:rFonts w:hint="eastAsia"/>
+        </w:rPr>
+        <w:t>PostgreSQL</w:t>
+      </w:r>
+      <w:r>
+        <w:rPr>
+          <w:rFonts w:hint="eastAsia"/>
+        </w:rPr>
+        <w:t>。</w:t>
+      </w:r>
     </w:p>
     <w:p>
       <w:pPr>
@@ -1397,6 +1664,9 @@
     <w:p>
       <w:pPr>
         <w:shd w:val="clear" w:color="auto" w:fill="BFBFBF" w:themeFill="background1" w:themeFillShade="BF"/>
+        <w:rPr>
+          <w:rFonts w:hint="eastAsia"/>
+        </w:rPr>
       </w:pPr>
       <w:r>
         <w:rPr>
@@ -1415,9 +1685,528 @@
           <w:ilvl w:val="1"/>
           <w:numId w:val="1"/>
         </w:numPr>
-      </w:pPr>
-      <w:bookmarkStart w:id="4" w:name="_Toc390950722"/>
-      <w:bookmarkStart w:id="5" w:name="_Toc406055907"/>
+        <w:rPr>
+          <w:rFonts w:hint="eastAsia"/>
+        </w:rPr>
+      </w:pPr>
+      <w:bookmarkStart w:id="4" w:name="_Toc407266480"/>
+      <w:r>
+        <w:rPr>
+          <w:rFonts w:hint="eastAsia"/>
+        </w:rPr>
+        <w:t>安装</w:t>
+      </w:r>
+      <w:r>
+        <w:rPr>
+          <w:rFonts w:hint="eastAsia"/>
+        </w:rPr>
+        <w:t>SequoiaDB-PostgreSQL</w:t>
+      </w:r>
+      <w:r>
+        <w:rPr>
+          <w:rFonts w:hint="eastAsia"/>
+        </w:rPr>
+        <w:t>插件</w:t>
+      </w:r>
+      <w:bookmarkEnd w:id="4"/>
+    </w:p>
+    <w:p>
+      <w:pPr>
+        <w:pStyle w:val="ListParagraph"/>
+        <w:numPr>
+          <w:ilvl w:val="0"/>
+          <w:numId w:val="18"/>
+        </w:numPr>
+        <w:ind w:firstLineChars="0"/>
+        <w:rPr>
+          <w:rFonts w:hint="eastAsia"/>
+        </w:rPr>
+      </w:pPr>
+      <w:r>
+        <w:rPr>
+          <w:rFonts w:hint="eastAsia"/>
+        </w:rPr>
+        <w:t>创建</w:t>
+      </w:r>
+      <w:r>
+        <w:rPr>
+          <w:rFonts w:hint="eastAsia"/>
+        </w:rPr>
+        <w:t>PostgreSQL</w:t>
+      </w:r>
+      <w:r>
+        <w:rPr>
+          <w:rFonts w:hint="eastAsia"/>
+        </w:rPr>
+        <w:t>的</w:t>
+      </w:r>
+      <w:r>
+        <w:rPr>
+          <w:rFonts w:hint="eastAsia"/>
+        </w:rPr>
+        <w:t xml:space="preserve">lib </w:t>
+      </w:r>
+      <w:r>
+        <w:rPr>
+          <w:rFonts w:hint="eastAsia"/>
+        </w:rPr>
+        <w:t>目录</w:t>
+      </w:r>
+    </w:p>
+    <w:p>
+      <w:pPr>
+        <w:shd w:val="clear" w:color="auto" w:fill="BFBFBF" w:themeFill="background1" w:themeFillShade="BF"/>
+      </w:pPr>
+      <w:r>
+        <w:rPr>
+          <w:rFonts w:hint="eastAsia"/>
+        </w:rPr>
+        <w:t xml:space="preserve">$&gt; </w:t>
+      </w:r>
+      <w:r>
+        <w:t>mkdir -p lib</w:t>
+      </w:r>
+    </w:p>
+    <w:p>
+      <w:pPr>
+        <w:pStyle w:val="ListParagraph"/>
+        <w:numPr>
+          <w:ilvl w:val="0"/>
+          <w:numId w:val="18"/>
+        </w:numPr>
+        <w:ind w:firstLineChars="0"/>
+        <w:rPr>
+          <w:rFonts w:hint="eastAsia"/>
+        </w:rPr>
+      </w:pPr>
+      <w:r>
+        <w:rPr>
+          <w:rFonts w:hint="eastAsia"/>
+        </w:rPr>
+        <w:t>创建</w:t>
+      </w:r>
+      <w:r>
+        <w:rPr>
+          <w:rFonts w:hint="eastAsia"/>
+        </w:rPr>
+        <w:t>PostgreSQL</w:t>
+      </w:r>
+      <w:r>
+        <w:rPr>
+          <w:rFonts w:hint="eastAsia"/>
+        </w:rPr>
+        <w:t>的</w:t>
+      </w:r>
+      <w:r>
+        <w:rPr>
+          <w:rFonts w:hint="eastAsia"/>
+        </w:rPr>
+        <w:t>extension</w:t>
+      </w:r>
+      <w:r>
+        <w:rPr>
+          <w:rFonts w:hint="eastAsia"/>
+        </w:rPr>
+        <w:t>目录</w:t>
+      </w:r>
+    </w:p>
+    <w:p>
+      <w:pPr>
+        <w:shd w:val="clear" w:color="auto" w:fill="BFBFBF" w:themeFill="background1" w:themeFillShade="BF"/>
+        <w:rPr>
+          <w:rFonts w:hint="eastAsia"/>
+        </w:rPr>
+      </w:pPr>
+      <w:r>
+        <w:rPr>
+          <w:rFonts w:hint="eastAsia"/>
+        </w:rPr>
+        <w:t xml:space="preserve">$&gt; </w:t>
+      </w:r>
+      <w:r>
+        <w:t>mkdir -p share/extension</w:t>
+      </w:r>
+    </w:p>
+    <w:p>
+      <w:pPr>
+        <w:pStyle w:val="ListParagraph"/>
+        <w:numPr>
+          <w:ilvl w:val="0"/>
+          <w:numId w:val="18"/>
+        </w:numPr>
+        <w:ind w:firstLineChars="0"/>
+        <w:rPr>
+          <w:rFonts w:hint="eastAsia"/>
+        </w:rPr>
+      </w:pPr>
+      <w:r>
+        <w:rPr>
+          <w:rFonts w:hint="eastAsia"/>
+        </w:rPr>
+        <w:t>从</w:t>
+      </w:r>
+      <w:r>
+        <w:rPr>
+          <w:rFonts w:hint="eastAsia"/>
+        </w:rPr>
+        <w:t>SequoiaDB</w:t>
+      </w:r>
+      <w:r>
+        <w:rPr>
+          <w:rFonts w:hint="eastAsia"/>
+        </w:rPr>
+        <w:t>的安装包中，拷贝</w:t>
+      </w:r>
+      <w:r>
+        <w:rPr>
+          <w:rFonts w:hint="eastAsia"/>
+        </w:rPr>
+        <w:t>PostgreSQL</w:t>
+      </w:r>
+      <w:r>
+        <w:rPr>
+          <w:rFonts w:hint="eastAsia"/>
+        </w:rPr>
+        <w:t>的扩展文件</w:t>
+      </w:r>
+    </w:p>
+    <w:p>
+      <w:pPr>
+        <w:shd w:val="clear" w:color="auto" w:fill="BFBFBF" w:themeFill="background1" w:themeFillShade="BF"/>
+        <w:rPr>
+          <w:rFonts w:hint="eastAsia"/>
+        </w:rPr>
+      </w:pPr>
+      <w:r>
+        <w:t>$&gt; cp -f ${SDBADMIN_HOME}/postgresql/sdb_fdw.so lib/</w:t>
+      </w:r>
+    </w:p>
+    <w:p>
+      <w:pPr>
+        <w:pStyle w:val="ListParagraph"/>
+        <w:numPr>
+          <w:ilvl w:val="0"/>
+          <w:numId w:val="18"/>
+        </w:numPr>
+        <w:ind w:firstLineChars="0"/>
+        <w:rPr>
+          <w:rFonts w:hint="eastAsia"/>
+        </w:rPr>
+      </w:pPr>
+      <w:r>
+        <w:rPr>
+          <w:rFonts w:hint="eastAsia"/>
+        </w:rPr>
+        <w:t>用户编辑</w:t>
+      </w:r>
+      <w:r>
+        <w:rPr>
+          <w:rFonts w:hint="eastAsia"/>
+        </w:rPr>
+        <w:t>SequoiaDB-PostgreSQL</w:t>
+      </w:r>
+      <w:r>
+        <w:rPr>
+          <w:rFonts w:hint="eastAsia"/>
+        </w:rPr>
+        <w:t>的扩展脚本</w:t>
+      </w:r>
+    </w:p>
+    <w:p>
+      <w:pPr>
+        <w:rPr>
+          <w:rFonts w:hint="eastAsia"/>
+          <w:color w:val="FF0000"/>
+        </w:rPr>
+      </w:pPr>
+      <w:r>
+        <w:rPr>
+          <w:color w:val="FF0000"/>
+        </w:rPr>
+        <w:t>sdb_fdw.control</w:t>
+      </w:r>
+    </w:p>
+    <w:p>
+      <w:pPr>
+        <w:shd w:val="clear" w:color="auto" w:fill="C4BC96" w:themeFill="background2" w:themeFillShade="BF"/>
+      </w:pPr>
+      <w:r>
+        <w:t># sdb_fdw extension</w:t>
+      </w:r>
+    </w:p>
+    <w:p>
+      <w:pPr>
+        <w:shd w:val="clear" w:color="auto" w:fill="C4BC96" w:themeFill="background2" w:themeFillShade="BF"/>
+      </w:pPr>
+      <w:r>
+        <w:t>comment = 'foreign data wrapper for SequoiaDB access'</w:t>
+      </w:r>
+    </w:p>
+    <w:p>
+      <w:pPr>
+        <w:shd w:val="clear" w:color="auto" w:fill="C4BC96" w:themeFill="background2" w:themeFillShade="BF"/>
+      </w:pPr>
+      <w:r>
+        <w:t>default_version = '1.0'</w:t>
+      </w:r>
+    </w:p>
+    <w:p>
+      <w:pPr>
+        <w:shd w:val="clear" w:color="auto" w:fill="C4BC96" w:themeFill="background2" w:themeFillShade="BF"/>
+      </w:pPr>
+      <w:r>
+        <w:t>module_pathname = '$libdir/sdb_fdw'</w:t>
+      </w:r>
+    </w:p>
+    <w:p>
+      <w:pPr>
+        <w:shd w:val="clear" w:color="auto" w:fill="C4BC96" w:themeFill="background2" w:themeFillShade="BF"/>
+        <w:rPr>
+          <w:rFonts w:hint="eastAsia"/>
+        </w:rPr>
+      </w:pPr>
+      <w:r>
+        <w:t>relocatable = true</w:t>
+      </w:r>
+    </w:p>
+    <w:p>
+      <w:pPr>
+        <w:rPr>
+          <w:rFonts w:hint="eastAsia"/>
+          <w:color w:val="FF0000"/>
+        </w:rPr>
+      </w:pPr>
+      <w:r>
+        <w:rPr>
+          <w:color w:val="FF0000"/>
+        </w:rPr>
+        <w:t>sdb_fdw--1.0.sql</w:t>
+      </w:r>
+    </w:p>
+    <w:p>
+      <w:pPr>
+        <w:shd w:val="clear" w:color="auto" w:fill="C4BC96" w:themeFill="background2" w:themeFillShade="BF"/>
+      </w:pPr>
+      <w:r>
+        <w:t>/* contrib/mongo_fdw/sdb_fdw--1.0.sql */</w:t>
+      </w:r>
+    </w:p>
+    <w:p>
+      <w:pPr>
+        <w:shd w:val="clear" w:color="auto" w:fill="C4BC96" w:themeFill="background2" w:themeFillShade="BF"/>
+      </w:pPr>
+    </w:p>
+    <w:p>
+      <w:pPr>
+        <w:shd w:val="clear" w:color="auto" w:fill="C4BC96" w:themeFill="background2" w:themeFillShade="BF"/>
+      </w:pPr>
+      <w:r>
+        <w:t>-- complain if script is sourced in psql, rather than via CREATE EXTENSION</w:t>
+      </w:r>
+    </w:p>
+    <w:p>
+      <w:pPr>
+        <w:shd w:val="clear" w:color="auto" w:fill="C4BC96" w:themeFill="background2" w:themeFillShade="BF"/>
+      </w:pPr>
+      <w:r>
+        <w:t>\echo Use "CREATE EXTENSION sdb_fdw" to load this file. \quit</w:t>
+      </w:r>
+    </w:p>
+    <w:p>
+      <w:pPr>
+        <w:shd w:val="clear" w:color="auto" w:fill="C4BC96" w:themeFill="background2" w:themeFillShade="BF"/>
+      </w:pPr>
+    </w:p>
+    <w:p>
+      <w:pPr>
+        <w:shd w:val="clear" w:color="auto" w:fill="C4BC96" w:themeFill="background2" w:themeFillShade="BF"/>
+      </w:pPr>
+      <w:r>
+        <w:t>CREATE FUNCTION sdb_fdw_handler()</w:t>
+      </w:r>
+    </w:p>
+    <w:p>
+      <w:pPr>
+        <w:shd w:val="clear" w:color="auto" w:fill="C4BC96" w:themeFill="background2" w:themeFillShade="BF"/>
+      </w:pPr>
+      <w:r>
+        <w:t>RETURNS fdw_handler</w:t>
+      </w:r>
+    </w:p>
+    <w:p>
+      <w:pPr>
+        <w:shd w:val="clear" w:color="auto" w:fill="C4BC96" w:themeFill="background2" w:themeFillShade="BF"/>
+      </w:pPr>
+      <w:r>
+        <w:t>AS 'MODULE_PATHNAME'</w:t>
+      </w:r>
+    </w:p>
+    <w:p>
+      <w:pPr>
+        <w:shd w:val="clear" w:color="auto" w:fill="C4BC96" w:themeFill="background2" w:themeFillShade="BF"/>
+      </w:pPr>
+      <w:r>
+        <w:t>LANGUAGE C STRICT;</w:t>
+      </w:r>
+    </w:p>
+    <w:p>
+      <w:pPr>
+        <w:shd w:val="clear" w:color="auto" w:fill="C4BC96" w:themeFill="background2" w:themeFillShade="BF"/>
+      </w:pPr>
+    </w:p>
+    <w:p>
+      <w:pPr>
+        <w:shd w:val="clear" w:color="auto" w:fill="C4BC96" w:themeFill="background2" w:themeFillShade="BF"/>
+      </w:pPr>
+      <w:r>
+        <w:t>CREATE FUNCTION sdb_fdw_validator(text[], oid)</w:t>
+      </w:r>
+    </w:p>
+    <w:p>
+      <w:pPr>
+        <w:shd w:val="clear" w:color="auto" w:fill="C4BC96" w:themeFill="background2" w:themeFillShade="BF"/>
+      </w:pPr>
+      <w:r>
+        <w:t>RETURNS void</w:t>
+      </w:r>
+    </w:p>
+    <w:p>
+      <w:pPr>
+        <w:shd w:val="clear" w:color="auto" w:fill="C4BC96" w:themeFill="background2" w:themeFillShade="BF"/>
+      </w:pPr>
+      <w:r>
+        <w:t>AS 'MODULE_PATHNAME'</w:t>
+      </w:r>
+    </w:p>
+    <w:p>
+      <w:pPr>
+        <w:shd w:val="clear" w:color="auto" w:fill="C4BC96" w:themeFill="background2" w:themeFillShade="BF"/>
+      </w:pPr>
+      <w:r>
+        <w:t>LANGUAGE C STRICT;</w:t>
+      </w:r>
+    </w:p>
+    <w:p>
+      <w:pPr>
+        <w:shd w:val="clear" w:color="auto" w:fill="C4BC96" w:themeFill="background2" w:themeFillShade="BF"/>
+      </w:pPr>
+    </w:p>
+    <w:p>
+      <w:pPr>
+        <w:shd w:val="clear" w:color="auto" w:fill="C4BC96" w:themeFill="background2" w:themeFillShade="BF"/>
+      </w:pPr>
+      <w:r>
+        <w:t>CREATE FOREIGN DATA WRAPPER sdb_fdw</w:t>
+      </w:r>
+    </w:p>
+    <w:p>
+      <w:pPr>
+        <w:shd w:val="clear" w:color="auto" w:fill="C4BC96" w:themeFill="background2" w:themeFillShade="BF"/>
+      </w:pPr>
+      <w:r>
+        <w:t xml:space="preserve">  HANDLER sdb_fdw_handler</w:t>
+      </w:r>
+    </w:p>
+    <w:p>
+      <w:pPr>
+        <w:shd w:val="clear" w:color="auto" w:fill="C4BC96" w:themeFill="background2" w:themeFillShade="BF"/>
+        <w:rPr>
+          <w:rFonts w:hint="eastAsia"/>
+        </w:rPr>
+      </w:pPr>
+      <w:r>
+        <w:t xml:space="preserve">  VALIDATOR sdb_fdw_validator;</w:t>
+      </w:r>
+    </w:p>
+    <w:p>
+      <w:pPr>
+        <w:pStyle w:val="ListParagraph"/>
+        <w:numPr>
+          <w:ilvl w:val="0"/>
+          <w:numId w:val="18"/>
+        </w:numPr>
+        <w:ind w:firstLineChars="0"/>
+        <w:rPr>
+          <w:rFonts w:hint="eastAsia"/>
+        </w:rPr>
+      </w:pPr>
+      <w:r>
+        <w:rPr>
+          <w:rFonts w:hint="eastAsia"/>
+        </w:rPr>
+        <w:t>将</w:t>
+      </w:r>
+      <w:r>
+        <w:rPr>
+          <w:rFonts w:hint="eastAsia"/>
+        </w:rPr>
+        <w:t>sdb_fdw.control</w:t>
+      </w:r>
+      <w:r>
+        <w:rPr>
+          <w:rFonts w:hint="eastAsia"/>
+        </w:rPr>
+        <w:t>和</w:t>
+      </w:r>
+      <w:r>
+        <w:rPr>
+          <w:rFonts w:hint="eastAsia"/>
+        </w:rPr>
+        <w:t>sdb_fdw--1.0.sql</w:t>
+      </w:r>
+      <w:r>
+        <w:rPr>
+          <w:rFonts w:hint="eastAsia"/>
+        </w:rPr>
+        <w:t>脚本拷贝到</w:t>
+      </w:r>
+      <w:r>
+        <w:rPr>
+          <w:rFonts w:hint="eastAsia"/>
+        </w:rPr>
+        <w:t>extension</w:t>
+      </w:r>
+      <w:r>
+        <w:rPr>
+          <w:rFonts w:hint="eastAsia"/>
+        </w:rPr>
+        <w:t>目录中</w:t>
+      </w:r>
+    </w:p>
+    <w:p>
+      <w:pPr>
+        <w:shd w:val="clear" w:color="auto" w:fill="BFBFBF" w:themeFill="background1" w:themeFillShade="BF"/>
+      </w:pPr>
+      <w:r>
+        <w:t>$&gt; cp -f sdb_fdw.control share/extension/ ;</w:t>
+      </w:r>
+    </w:p>
+    <w:p>
+      <w:pPr>
+        <w:shd w:val="clear" w:color="auto" w:fill="BFBFBF" w:themeFill="background1" w:themeFillShade="BF"/>
+      </w:pPr>
+      <w:r>
+        <w:t>$&gt; cp -f sdb_fdw--1.0.sql shar/extension/ ;</w:t>
+      </w:r>
+    </w:p>
+    <w:p>
+      <w:pPr>
+        <w:pStyle w:val="Heading2"/>
+      </w:pPr>
+      <w:bookmarkStart w:id="5" w:name="_Toc390950722"/>
+      <w:bookmarkStart w:id="6" w:name="_Toc407266481"/>
+      <w:r>
+        <w:rPr>
+          <w:rFonts w:hint="eastAsia"/>
+        </w:rPr>
+        <w:t>1.3</w:t>
+      </w:r>
+      <w:r>
+        <w:rPr>
+          <w:rFonts w:hint="eastAsia"/>
+        </w:rPr>
+        <w:tab/>
+      </w:r>
       <w:r>
         <w:rPr>
           <w:rFonts w:hint="eastAsia"/>
@@ -1430,8 +2219,8 @@
         </w:rPr>
         <w:t>PostgreSQL</w:t>
       </w:r>
-      <w:bookmarkEnd w:id="4"/>
       <w:bookmarkEnd w:id="5"/>
+      <w:bookmarkEnd w:id="6"/>
     </w:p>
     <w:p>
       <w:pPr>
@@ -1910,21 +2699,84 @@
     <w:p>
       <w:pPr>
         <w:pStyle w:val="Heading1"/>
-      </w:pPr>
-      <w:bookmarkStart w:id="6" w:name="_Toc390950723"/>
-      <w:bookmarkStart w:id="7" w:name="_Toc406055908"/>
+        <w:numPr>
+          <w:ilvl w:val="0"/>
+          <w:numId w:val="1"/>
+        </w:numPr>
+      </w:pPr>
+      <w:bookmarkStart w:id="7" w:name="_Toc390950723"/>
+      <w:bookmarkStart w:id="8" w:name="_Toc407266482"/>
+      <w:r>
+        <w:rPr>
+          <w:rFonts w:hint="eastAsia"/>
+        </w:rPr>
+        <w:t>PostgreSQL</w:t>
+      </w:r>
+      <w:r>
+        <w:rPr>
+          <w:rFonts w:hint="eastAsia"/>
+        </w:rPr>
+        <w:t>连接</w:t>
+      </w:r>
+      <w:r>
+        <w:rPr>
+          <w:rFonts w:hint="eastAsia"/>
+        </w:rPr>
+        <w:t>SequoiaDB</w:t>
+      </w:r>
+      <w:bookmarkEnd w:id="7"/>
+      <w:bookmarkEnd w:id="8"/>
+    </w:p>
+    <w:p>
+      <w:r>
+        <w:rPr>
+          <w:rFonts w:hint="eastAsia"/>
+        </w:rPr>
+        <w:t>以下操作均在</w:t>
+      </w:r>
+      <w:r>
+        <w:rPr>
+          <w:rFonts w:hint="eastAsia"/>
+        </w:rPr>
+        <w:t xml:space="preserve">PostgreSQL shell </w:t>
+      </w:r>
+      <w:r>
+        <w:rPr>
+          <w:rFonts w:hint="eastAsia"/>
+        </w:rPr>
+        <w:t>环境下执行</w:t>
+      </w:r>
+    </w:p>
+    <w:p>
+      <w:pPr>
+        <w:pStyle w:val="Heading2"/>
+      </w:pPr>
+      <w:bookmarkStart w:id="9" w:name="_Toc390950724"/>
+      <w:bookmarkStart w:id="10" w:name="_Toc407266483"/>
       <w:r>
         <w:rPr>
           <w:rFonts w:hint="eastAsia"/>
         </w:rPr>
         <w:lastRenderedPageBreak/>
-        <w:t>2 PostgreSQL</w:t>
-      </w:r>
-      <w:r>
-        <w:rPr>
-          <w:rFonts w:hint="eastAsia"/>
-        </w:rPr>
-        <w:t>连接</w:t>
+        <w:t>2.1</w:t>
+      </w:r>
+      <w:r>
+        <w:rPr>
+          <w:rFonts w:hint="eastAsia"/>
+        </w:rPr>
+        <w:tab/>
+      </w:r>
+      <w:r>
+        <w:rPr>
+          <w:rFonts w:hint="eastAsia"/>
+        </w:rPr>
+        <w:t>PostgreSQL</w:t>
+      </w:r>
+      <w:r>
+        <w:rPr>
+          <w:rFonts w:hint="eastAsia"/>
+        </w:rPr>
+        <w:t>与</w:t>
       </w:r>
       <w:r>
         <w:rPr>
@@ -1932,49 +2784,14 @@
         </w:rPr>
         <w:t>SequoiaDB</w:t>
       </w:r>
-      <w:bookmarkEnd w:id="6"/>
-      <w:bookmarkEnd w:id="7"/>
-    </w:p>
-    <w:p>
-      <w:r>
-        <w:rPr>
-          <w:rFonts w:hint="eastAsia"/>
-        </w:rPr>
-        <w:t>以下操作均在</w:t>
-      </w:r>
-      <w:r>
-        <w:rPr>
-          <w:rFonts w:hint="eastAsia"/>
-        </w:rPr>
-        <w:t xml:space="preserve">PostgreSQL shell </w:t>
-      </w:r>
-      <w:r>
-        <w:rPr>
-          <w:rFonts w:hint="eastAsia"/>
-        </w:rPr>
-        <w:t>环境下执行</w:t>
-      </w:r>
-    </w:p>
-    <w:p>
-      <w:pPr>
-        <w:pStyle w:val="Heading2"/>
-      </w:pPr>
-      <w:bookmarkStart w:id="8" w:name="_Toc390950724"/>
-      <w:bookmarkStart w:id="9" w:name="_Toc406055909"/>
-      <w:r>
-        <w:rPr>
-          <w:rFonts w:hint="eastAsia"/>
-        </w:rPr>
-        <w:t xml:space="preserve">2.1 </w:t>
-      </w:r>
       <w:r>
         <w:rPr>
           <w:rFonts w:hint="eastAsia"/>
         </w:rPr>
         <w:t>建立关联</w:t>
       </w:r>
-      <w:bookmarkEnd w:id="8"/>
       <w:bookmarkEnd w:id="9"/>
+      <w:bookmarkEnd w:id="10"/>
     </w:p>
     <w:p>
       <w:pPr>
@@ -2530,13 +3347,19 @@
       <w:pPr>
         <w:pStyle w:val="Heading2"/>
       </w:pPr>
-      <w:bookmarkStart w:id="10" w:name="_Toc390950725"/>
-      <w:bookmarkStart w:id="11" w:name="_Toc406055910"/>
-      <w:r>
-        <w:rPr>
-          <w:rFonts w:hint="eastAsia"/>
-        </w:rPr>
-        <w:t xml:space="preserve">2.2 </w:t>
+      <w:bookmarkStart w:id="11" w:name="_Toc390950725"/>
+      <w:bookmarkStart w:id="12" w:name="_Toc407266484"/>
+      <w:r>
+        <w:rPr>
+          <w:rFonts w:hint="eastAsia"/>
+        </w:rPr>
+        <w:t>2.2</w:t>
+      </w:r>
+      <w:r>
+        <w:rPr>
+          <w:rFonts w:hint="eastAsia"/>
+        </w:rPr>
+        <w:tab/>
       </w:r>
       <w:r>
         <w:rPr>
@@ -2544,20 +3367,26 @@
         </w:rPr>
         <w:t>使用须知</w:t>
       </w:r>
-      <w:bookmarkEnd w:id="10"/>
       <w:bookmarkEnd w:id="11"/>
+      <w:bookmarkEnd w:id="12"/>
     </w:p>
     <w:p>
       <w:pPr>
         <w:pStyle w:val="Heading3"/>
       </w:pPr>
-      <w:bookmarkStart w:id="12" w:name="_Toc390950726"/>
-      <w:bookmarkStart w:id="13" w:name="_Toc406055911"/>
-      <w:r>
-        <w:rPr>
-          <w:rFonts w:hint="eastAsia"/>
-        </w:rPr>
-        <w:t xml:space="preserve">2.2.1 </w:t>
+      <w:bookmarkStart w:id="13" w:name="_Toc390950726"/>
+      <w:bookmarkStart w:id="14" w:name="_Toc407266485"/>
+      <w:r>
+        <w:rPr>
+          <w:rFonts w:hint="eastAsia"/>
+        </w:rPr>
+        <w:t>2.2.1</w:t>
+      </w:r>
+      <w:r>
+        <w:rPr>
+          <w:rFonts w:hint="eastAsia"/>
+        </w:rPr>
+        <w:tab/>
       </w:r>
       <w:r>
         <w:rPr>
@@ -2571,8 +3400,8 @@
         </w:rPr>
         <w:t>类型的对应关系</w:t>
       </w:r>
-      <w:bookmarkEnd w:id="12"/>
       <w:bookmarkEnd w:id="13"/>
+      <w:bookmarkEnd w:id="14"/>
     </w:p>
     <w:tbl>
       <w:tblPr>
@@ -2698,7 +3527,6 @@
               <w:rPr>
                 <w:rFonts w:hint="eastAsia"/>
               </w:rPr>
-              <w:lastRenderedPageBreak/>
               <w:t>date</w:t>
             </w:r>
           </w:p>
@@ -2864,24 +3692,25 @@
           <w:numId w:val="8"/>
         </w:numPr>
       </w:pPr>
-      <w:bookmarkStart w:id="14" w:name="_注意事项"/>
-      <w:bookmarkEnd w:id="14"/>
-      <w:r>
-        <w:rPr>
-          <w:rFonts w:hint="eastAsia"/>
-        </w:rPr>
+      <w:bookmarkStart w:id="15" w:name="_注意事项"/>
+      <w:bookmarkEnd w:id="15"/>
+      <w:r>
+        <w:rPr>
+          <w:rFonts w:hint="eastAsia"/>
+        </w:rPr>
+        <w:lastRenderedPageBreak/>
         <w:t xml:space="preserve"> </w:t>
       </w:r>
-      <w:bookmarkStart w:id="15" w:name="_Toc390950727"/>
-      <w:bookmarkStart w:id="16" w:name="_Toc406055912"/>
+      <w:bookmarkStart w:id="16" w:name="_Toc390950727"/>
+      <w:bookmarkStart w:id="17" w:name="_Toc407266486"/>
       <w:r>
         <w:rPr>
           <w:rFonts w:hint="eastAsia"/>
         </w:rPr>
         <w:t>注意事项</w:t>
       </w:r>
-      <w:bookmarkEnd w:id="15"/>
       <w:bookmarkEnd w:id="16"/>
+      <w:bookmarkEnd w:id="17"/>
     </w:p>
     <w:p>
       <w:pPr>
@@ -3428,71 +4257,71 @@
         <w:shd w:val="clear" w:color="auto" w:fill="C4BC96" w:themeFill="background2" w:themeFillShade="BF"/>
       </w:pPr>
       <w:r>
+        <w:t xml:space="preserve">  "id": 123</w:t>
+      </w:r>
+    </w:p>
+    <w:p>
+      <w:pPr>
+        <w:shd w:val="clear" w:color="auto" w:fill="C4BC96" w:themeFill="background2" w:themeFillShade="BF"/>
+      </w:pPr>
+      <w:r>
+        <w:t>}</w:t>
+      </w:r>
+    </w:p>
+    <w:p>
+      <w:r>
+        <w:rPr>
+          <w:rFonts w:hint="eastAsia"/>
+        </w:rPr>
+        <w:t>在</w:t>
+      </w:r>
+      <w:r>
+        <w:rPr>
+          <w:rFonts w:hint="eastAsia"/>
+        </w:rPr>
+        <w:t xml:space="preserve">PostgreSQL </w:t>
+      </w:r>
+      <w:r>
+        <w:rPr>
+          <w:rFonts w:hint="eastAsia"/>
+        </w:rPr>
+        <w:t>中建立相应的映射表</w:t>
+      </w:r>
+    </w:p>
+    <w:p>
+      <w:pPr>
+        <w:shd w:val="clear" w:color="auto" w:fill="BFBFBF" w:themeFill="background1" w:themeFillShade="BF"/>
+      </w:pPr>
+      <w:r>
+        <w:t>foo</w:t>
+      </w:r>
+      <w:r>
+        <w:t>=# create foreign table bartes</w:t>
+      </w:r>
+      <w:r>
+        <w:rPr>
+          <w:rFonts w:hint="eastAsia"/>
+        </w:rPr>
+        <w:t>t</w:t>
+      </w:r>
+      <w:r>
+        <w:t xml:space="preserve"> (name numeric[], id numeric) server sdb_server options ( collectionspace 'foo', collection 'bar' ) ;</w:t>
+      </w:r>
+    </w:p>
+    <w:p>
+      <w:r>
+        <w:rPr>
+          <w:rFonts w:hint="eastAsia"/>
+        </w:rPr>
+        <w:t>查询结果：</w:t>
+      </w:r>
+    </w:p>
+    <w:p>
+      <w:pPr>
+        <w:shd w:val="clear" w:color="auto" w:fill="BFBFBF" w:themeFill="background1" w:themeFillShade="BF"/>
+      </w:pPr>
+      <w:r>
         <w:lastRenderedPageBreak/>
-        <w:t xml:space="preserve">  "id": 123</w:t>
-      </w:r>
-    </w:p>
-    <w:p>
-      <w:pPr>
-        <w:shd w:val="clear" w:color="auto" w:fill="C4BC96" w:themeFill="background2" w:themeFillShade="BF"/>
-      </w:pPr>
-      <w:r>
-        <w:t>}</w:t>
-      </w:r>
-    </w:p>
-    <w:p>
-      <w:r>
-        <w:rPr>
-          <w:rFonts w:hint="eastAsia"/>
-        </w:rPr>
-        <w:t>在</w:t>
-      </w:r>
-      <w:r>
-        <w:rPr>
-          <w:rFonts w:hint="eastAsia"/>
-        </w:rPr>
-        <w:t xml:space="preserve">PostgreSQL </w:t>
-      </w:r>
-      <w:r>
-        <w:rPr>
-          <w:rFonts w:hint="eastAsia"/>
-        </w:rPr>
-        <w:t>中建立相应的映射表</w:t>
-      </w:r>
-    </w:p>
-    <w:p>
-      <w:pPr>
-        <w:shd w:val="clear" w:color="auto" w:fill="BFBFBF" w:themeFill="background1" w:themeFillShade="BF"/>
-      </w:pPr>
-      <w:r>
-        <w:t>foo</w:t>
-      </w:r>
-      <w:r>
-        <w:t>=# create foreign table bartes</w:t>
-      </w:r>
-      <w:r>
-        <w:rPr>
-          <w:rFonts w:hint="eastAsia"/>
-        </w:rPr>
-        <w:t>t</w:t>
-      </w:r>
-      <w:r>
-        <w:t xml:space="preserve"> (name numeric[], id numeric) server sdb_server options ( collectionspace 'foo', collection 'bar' ) ;</w:t>
-      </w:r>
-    </w:p>
-    <w:p>
-      <w:r>
-        <w:rPr>
-          <w:rFonts w:hint="eastAsia"/>
-        </w:rPr>
-        <w:t>查询结果：</w:t>
-      </w:r>
-    </w:p>
-    <w:p>
-      <w:pPr>
-        <w:shd w:val="clear" w:color="auto" w:fill="BFBFBF" w:themeFill="background1" w:themeFillShade="BF"/>
-      </w:pPr>
-      <w:r>
         <w:t>foo=# select * from bartest;</w:t>
       </w:r>
     </w:p>
@@ -3677,7 +4506,7 @@
           <w:numId w:val="8"/>
         </w:numPr>
       </w:pPr>
-      <w:bookmarkStart w:id="17" w:name="_Toc406055913"/>
+      <w:bookmarkStart w:id="18" w:name="_Toc407266487"/>
       <w:r>
         <w:rPr>
           <w:rFonts w:hint="eastAsia"/>
@@ -3696,7 +4525,7 @@
         </w:rPr>
         <w:t>配置文件</w:t>
       </w:r>
-      <w:bookmarkEnd w:id="17"/>
+      <w:bookmarkEnd w:id="18"/>
     </w:p>
     <w:p>
       <w:pPr>
@@ -3958,7 +4787,6 @@
           <w:kern w:val="0"/>
           <w:sz w:val="18"/>
           <w:szCs w:val="18"/>
-          <w:lang w:val="zh-CN"/>
         </w:rPr>
       </w:pPr>
       <w:r>
@@ -4269,7 +5097,6 @@
           <w:sz w:val="18"/>
           <w:szCs w:val="18"/>
         </w:rPr>
-        <w:lastRenderedPageBreak/>
         <w:t>将需要修改的参数写入配置文件中</w:t>
       </w:r>
     </w:p>
@@ -4427,6 +5254,7 @@
           <w:sz w:val="18"/>
           <w:szCs w:val="18"/>
         </w:rPr>
+        <w:lastRenderedPageBreak/>
         <w:t>$&gt;</w:t>
       </w:r>
       <w:r>
@@ -4443,13 +5271,19 @@
       <w:pPr>
         <w:pStyle w:val="Heading1"/>
       </w:pPr>
-      <w:bookmarkStart w:id="18" w:name="_Toc390950728"/>
-      <w:bookmarkStart w:id="19" w:name="_Toc406055914"/>
-      <w:r>
-        <w:rPr>
-          <w:rFonts w:hint="eastAsia"/>
-        </w:rPr>
-        <w:t xml:space="preserve">3 </w:t>
+      <w:bookmarkStart w:id="19" w:name="_Toc390950728"/>
+      <w:bookmarkStart w:id="20" w:name="_Toc407266488"/>
+      <w:r>
+        <w:rPr>
+          <w:rFonts w:hint="eastAsia"/>
+        </w:rPr>
+        <w:t>3</w:t>
+      </w:r>
+      <w:r>
+        <w:rPr>
+          <w:rFonts w:hint="eastAsia"/>
+        </w:rPr>
+        <w:tab/>
       </w:r>
       <w:r>
         <w:rPr>
@@ -4475,20 +5309,26 @@
         </w:rPr>
         <w:t>PostgreSQL</w:t>
       </w:r>
-      <w:bookmarkEnd w:id="18"/>
       <w:bookmarkEnd w:id="19"/>
+      <w:bookmarkEnd w:id="20"/>
     </w:p>
     <w:p>
       <w:pPr>
         <w:pStyle w:val="Heading2"/>
       </w:pPr>
-      <w:bookmarkStart w:id="20" w:name="_Toc390950729"/>
-      <w:bookmarkStart w:id="21" w:name="_Toc406055915"/>
-      <w:r>
-        <w:rPr>
-          <w:rFonts w:hint="eastAsia"/>
-        </w:rPr>
-        <w:t xml:space="preserve">3.1 </w:t>
+      <w:bookmarkStart w:id="21" w:name="_Toc390950729"/>
+      <w:bookmarkStart w:id="22" w:name="_Toc407266489"/>
+      <w:r>
+        <w:rPr>
+          <w:rFonts w:hint="eastAsia"/>
+        </w:rPr>
+        <w:t>3.1</w:t>
+      </w:r>
+      <w:r>
+        <w:rPr>
+          <w:rFonts w:hint="eastAsia"/>
+        </w:rPr>
+        <w:tab/>
       </w:r>
       <w:r>
         <w:rPr>
@@ -4514,8 +5354,8 @@
         </w:rPr>
         <w:t>配置</w:t>
       </w:r>
-      <w:bookmarkEnd w:id="20"/>
       <w:bookmarkEnd w:id="21"/>
+      <w:bookmarkEnd w:id="22"/>
     </w:p>
     <w:p>
       <w:pPr>
@@ -4654,13 +5494,25 @@
       <w:pPr>
         <w:pStyle w:val="Heading2"/>
       </w:pPr>
-      <w:bookmarkStart w:id="22" w:name="_Toc390950730"/>
-      <w:bookmarkStart w:id="23" w:name="_Toc406055916"/>
-      <w:r>
-        <w:rPr>
-          <w:rFonts w:hint="eastAsia"/>
-        </w:rPr>
-        <w:t>3.2 JDBC</w:t>
+      <w:bookmarkStart w:id="23" w:name="_Toc390950730"/>
+      <w:bookmarkStart w:id="24" w:name="_Toc407266490"/>
+      <w:r>
+        <w:rPr>
+          <w:rFonts w:hint="eastAsia"/>
+        </w:rPr>
+        <w:t>3.2</w:t>
+      </w:r>
+      <w:r>
+        <w:rPr>
+          <w:rFonts w:hint="eastAsia"/>
+        </w:rPr>
+        <w:tab/>
+      </w:r>
+      <w:r>
+        <w:rPr>
+          <w:rFonts w:hint="eastAsia"/>
+        </w:rPr>
+        <w:t>JDBC</w:t>
       </w:r>
       <w:r>
         <w:rPr>
@@ -4668,8 +5520,8 @@
         </w:rPr>
         <w:t>连接程序</w:t>
       </w:r>
-      <w:bookmarkEnd w:id="22"/>
       <w:bookmarkEnd w:id="23"/>
+      <w:bookmarkEnd w:id="24"/>
     </w:p>
     <w:p>
       <w:pPr>
@@ -5440,7 +6292,6 @@
           <w:sz w:val="20"/>
           <w:szCs w:val="20"/>
         </w:rPr>
-        <w:lastRenderedPageBreak/>
         <w:tab/>
       </w:r>
       <w:r>
@@ -5839,6 +6690,7 @@
           <w:sz w:val="20"/>
           <w:szCs w:val="20"/>
         </w:rPr>
+        <w:lastRenderedPageBreak/>
         <w:t xml:space="preserve">        Statement stmt  = conn.createStatement();</w:t>
       </w:r>
     </w:p>
@@ -7562,6 +8414,95 @@
     </w:lvl>
   </w:abstractNum>
   <w:abstractNum w:abstractNumId="7">
+    <w:nsid w:val="477E5E2C"/>
+    <w:multiLevelType w:val="hybridMultilevel"/>
+    <w:tmpl w:val="3D60E614"/>
+    <w:lvl w:ilvl="0" w:tplc="121888D0">
+      <w:start w:val="1"/>
+      <w:numFmt w:val="decimal"/>
+      <w:lvlText w:val="%1"/>
+      <w:lvlJc w:val="left"/>
+      <w:pPr>
+        <w:ind w:left="420" w:hanging="420"/>
+      </w:pPr>
+      <w:rPr>
+        <w:rFonts w:hint="default"/>
+      </w:rPr>
+    </w:lvl>
+    <w:lvl w:ilvl="1" w:tplc="04090019" w:tentative="1">
+      <w:start w:val="1"/>
+      <w:numFmt w:val="lowerLetter"/>
+      <w:lvlText w:val="%2)"/>
+      <w:lvlJc w:val="left"/>
+      <w:pPr>
+        <w:ind w:left="840" w:hanging="420"/>
+      </w:pPr>
+    </w:lvl>
+    <w:lvl w:ilvl="2" w:tplc="0409001B" w:tentative="1">
+      <w:start w:val="1"/>
+      <w:numFmt w:val="lowerRoman"/>
+      <w:lvlText w:val="%3."/>
+      <w:lvlJc w:val="right"/>
+      <w:pPr>
+        <w:ind w:left="1260" w:hanging="420"/>
+      </w:pPr>
+    </w:lvl>
+    <w:lvl w:ilvl="3" w:tplc="0409000F" w:tentative="1">
+      <w:start w:val="1"/>
+      <w:numFmt w:val="decimal"/>
+      <w:lvlText w:val="%4."/>
+      <w:lvlJc w:val="left"/>
+      <w:pPr>
+        <w:ind w:left="1680" w:hanging="420"/>
+      </w:pPr>
+    </w:lvl>
+    <w:lvl w:ilvl="4" w:tplc="04090019" w:tentative="1">
+      <w:start w:val="1"/>
+      <w:numFmt w:val="lowerLetter"/>
+      <w:lvlText w:val="%5)"/>
+      <w:lvlJc w:val="left"/>
+      <w:pPr>
+        <w:ind w:left="2100" w:hanging="420"/>
+      </w:pPr>
+    </w:lvl>
+    <w:lvl w:ilvl="5" w:tplc="0409001B" w:tentative="1">
+      <w:start w:val="1"/>
+      <w:numFmt w:val="lowerRoman"/>
+      <w:lvlText w:val="%6."/>
+      <w:lvlJc w:val="right"/>
+      <w:pPr>
+        <w:ind w:left="2520" w:hanging="420"/>
+      </w:pPr>
+    </w:lvl>
+    <w:lvl w:ilvl="6" w:tplc="0409000F" w:tentative="1">
+      <w:start w:val="1"/>
+      <w:numFmt w:val="decimal"/>
+      <w:lvlText w:val="%7."/>
+      <w:lvlJc w:val="left"/>
+      <w:pPr>
+        <w:ind w:left="2940" w:hanging="420"/>
+      </w:pPr>
+    </w:lvl>
+    <w:lvl w:ilvl="7" w:tplc="04090019" w:tentative="1">
+      <w:start w:val="1"/>
+      <w:numFmt w:val="lowerLetter"/>
+      <w:lvlText w:val="%8)"/>
+      <w:lvlJc w:val="left"/>
+      <w:pPr>
+        <w:ind w:left="3360" w:hanging="420"/>
+      </w:pPr>
+    </w:lvl>
+    <w:lvl w:ilvl="8" w:tplc="0409001B" w:tentative="1">
+      <w:start w:val="1"/>
+      <w:numFmt w:val="lowerRoman"/>
+      <w:lvlText w:val="%9."/>
+      <w:lvlJc w:val="right"/>
+      <w:pPr>
+        <w:ind w:left="3780" w:hanging="420"/>
+      </w:pPr>
+    </w:lvl>
+  </w:abstractNum>
+  <w:abstractNum w:abstractNumId="8">
     <w:nsid w:val="49B27E93"/>
     <w:multiLevelType w:val="hybridMultilevel"/>
     <w:tmpl w:val="34C49E64"/>
@@ -7647,7 +8588,7 @@
       </w:pPr>
     </w:lvl>
   </w:abstractNum>
-  <w:abstractNum w:abstractNumId="8">
+  <w:abstractNum w:abstractNumId="9">
     <w:nsid w:val="4EE569D6"/>
     <w:multiLevelType w:val="hybridMultilevel"/>
     <w:tmpl w:val="E562A242"/>
@@ -7760,7 +8701,7 @@
       </w:rPr>
     </w:lvl>
   </w:abstractNum>
-  <w:abstractNum w:abstractNumId="9">
+  <w:abstractNum w:abstractNumId="10">
     <w:nsid w:val="50383E76"/>
     <w:multiLevelType w:val="hybridMultilevel"/>
     <w:tmpl w:val="EC644F5A"/>
@@ -7849,7 +8790,7 @@
       </w:pPr>
     </w:lvl>
   </w:abstractNum>
-  <w:abstractNum w:abstractNumId="10">
+  <w:abstractNum w:abstractNumId="11">
     <w:nsid w:val="5C7F4668"/>
     <w:multiLevelType w:val="multilevel"/>
     <w:tmpl w:val="84DA02B0"/>
@@ -7962,7 +8903,7 @@
       </w:rPr>
     </w:lvl>
   </w:abstractNum>
-  <w:abstractNum w:abstractNumId="11">
+  <w:abstractNum w:abstractNumId="12">
     <w:nsid w:val="601F58D9"/>
     <w:multiLevelType w:val="multilevel"/>
     <w:tmpl w:val="501241E8"/>
@@ -8051,7 +8992,7 @@
       </w:pPr>
     </w:lvl>
   </w:abstractNum>
-  <w:abstractNum w:abstractNumId="12">
+  <w:abstractNum w:abstractNumId="13">
     <w:nsid w:val="67B43AA1"/>
     <w:multiLevelType w:val="hybridMultilevel"/>
     <w:tmpl w:val="D8723C70"/>
@@ -8164,7 +9105,7 @@
       </w:rPr>
     </w:lvl>
   </w:abstractNum>
-  <w:abstractNum w:abstractNumId="13">
+  <w:abstractNum w:abstractNumId="14">
     <w:nsid w:val="75EE012F"/>
     <w:multiLevelType w:val="hybridMultilevel"/>
     <w:tmpl w:val="4B16F044"/>
@@ -8277,7 +9218,7 @@
       </w:rPr>
     </w:lvl>
   </w:abstractNum>
-  <w:abstractNum w:abstractNumId="14">
+  <w:abstractNum w:abstractNumId="15">
     <w:nsid w:val="77E26162"/>
     <w:multiLevelType w:val="hybridMultilevel"/>
     <w:tmpl w:val="6C58D954"/>
@@ -8363,7 +9304,7 @@
       </w:pPr>
     </w:lvl>
   </w:abstractNum>
-  <w:abstractNum w:abstractNumId="15">
+  <w:abstractNum w:abstractNumId="16">
     <w:nsid w:val="78830C03"/>
     <w:multiLevelType w:val="hybridMultilevel"/>
     <w:tmpl w:val="C7AA4266"/>
@@ -8452,7 +9393,7 @@
       </w:pPr>
     </w:lvl>
   </w:abstractNum>
-  <w:abstractNum w:abstractNumId="16">
+  <w:abstractNum w:abstractNumId="17">
     <w:nsid w:val="7F220234"/>
     <w:multiLevelType w:val="hybridMultilevel"/>
     <w:tmpl w:val="97448D92"/>
@@ -8545,40 +9486,40 @@
     </w:lvl>
   </w:abstractNum>
   <w:num w:numId="1">
-    <w:abstractNumId w:val="10"/>
+    <w:abstractNumId w:val="11"/>
   </w:num>
   <w:num w:numId="2">
     <w:abstractNumId w:val="6"/>
   </w:num>
   <w:num w:numId="3">
-    <w:abstractNumId w:val="9"/>
+    <w:abstractNumId w:val="10"/>
   </w:num>
   <w:num w:numId="4">
-    <w:abstractNumId w:val="15"/>
+    <w:abstractNumId w:val="16"/>
   </w:num>
   <w:num w:numId="5">
     <w:abstractNumId w:val="0"/>
   </w:num>
   <w:num w:numId="6">
-    <w:abstractNumId w:val="14"/>
+    <w:abstractNumId w:val="15"/>
   </w:num>
   <w:num w:numId="7">
-    <w:abstractNumId w:val="7"/>
+    <w:abstractNumId w:val="8"/>
   </w:num>
   <w:num w:numId="8">
     <w:abstractNumId w:val="3"/>
   </w:num>
   <w:num w:numId="9">
-    <w:abstractNumId w:val="8"/>
+    <w:abstractNumId w:val="9"/>
   </w:num>
   <w:num w:numId="10">
-    <w:abstractNumId w:val="12"/>
+    <w:abstractNumId w:val="13"/>
   </w:num>
   <w:num w:numId="11">
     <w:abstractNumId w:val="1"/>
   </w:num>
   <w:num w:numId="12">
-    <w:abstractNumId w:val="13"/>
+    <w:abstractNumId w:val="14"/>
   </w:num>
   <w:num w:numId="13">
     <w:abstractNumId w:val="4"/>
@@ -8587,13 +9528,16 @@
     <w:abstractNumId w:val="2"/>
   </w:num>
   <w:num w:numId="15">
-    <w:abstractNumId w:val="16"/>
+    <w:abstractNumId w:val="17"/>
   </w:num>
   <w:num w:numId="16">
-    <w:abstractNumId w:val="11"/>
+    <w:abstractNumId w:val="12"/>
   </w:num>
   <w:num w:numId="17">
     <w:abstractNumId w:val="5"/>
+  </w:num>
+  <w:num w:numId="18">
+    <w:abstractNumId w:val="7"/>
   </w:num>
 </w:numbering>
 </file>

--- a/internal_doc/10.参考资料/PostgreSQL/PostgreSQL _对接_SequoiaDB.docx
+++ b/internal_doc/10.参考资料/PostgreSQL/PostgreSQL _对接_SequoiaDB.docx
@@ -57,7 +57,7 @@
           <w:r>
             <w:fldChar w:fldCharType="separate"/>
           </w:r>
-          <w:hyperlink w:anchor="_Toc407266478" w:history="1">
+          <w:hyperlink w:anchor="_Toc418518402" w:history="1">
             <w:r>
               <w:rPr>
                 <w:rStyle w:val="Hyperlink"/>
@@ -105,7 +105,7 @@
                 <w:noProof/>
                 <w:webHidden/>
               </w:rPr>
-              <w:instrText xml:space="preserve"> PAGEREF _Toc407266478 \h </w:instrText>
+              <w:instrText xml:space="preserve"> PAGEREF _Toc418518402 \h </w:instrText>
             </w:r>
             <w:r>
               <w:rPr>
@@ -147,7 +147,7 @@
               <w:noProof/>
             </w:rPr>
           </w:pPr>
-          <w:hyperlink w:anchor="_Toc407266479" w:history="1">
+          <w:hyperlink w:anchor="_Toc418518403" w:history="1">
             <w:r>
               <w:rPr>
                 <w:rStyle w:val="Hyperlink"/>
@@ -195,7 +195,7 @@
                 <w:noProof/>
                 <w:webHidden/>
               </w:rPr>
-              <w:instrText xml:space="preserve"> PAGEREF _Toc407266479 \h </w:instrText>
+              <w:instrText xml:space="preserve"> PAGEREF _Toc418518403 \h </w:instrText>
             </w:r>
             <w:r>
               <w:rPr>
@@ -237,7 +237,7 @@
               <w:noProof/>
             </w:rPr>
           </w:pPr>
-          <w:hyperlink w:anchor="_Toc407266480" w:history="1">
+          <w:hyperlink w:anchor="_Toc418518404" w:history="1">
             <w:r>
               <w:rPr>
                 <w:rStyle w:val="Hyperlink"/>
@@ -293,7 +293,7 @@
                 <w:noProof/>
                 <w:webHidden/>
               </w:rPr>
-              <w:instrText xml:space="preserve"> PAGEREF _Toc407266480 \h </w:instrText>
+              <w:instrText xml:space="preserve"> PAGEREF _Toc418518404 \h </w:instrText>
             </w:r>
             <w:r>
               <w:rPr>
@@ -313,7 +313,7 @@
                 <w:noProof/>
                 <w:webHidden/>
               </w:rPr>
-              <w:t>1</w:t>
+              <w:t>2</w:t>
             </w:r>
             <w:r>
               <w:rPr>
@@ -335,7 +335,7 @@
               <w:noProof/>
             </w:rPr>
           </w:pPr>
-          <w:hyperlink w:anchor="_Toc407266481" w:history="1">
+          <w:hyperlink w:anchor="_Toc418518405" w:history="1">
             <w:r>
               <w:rPr>
                 <w:rStyle w:val="Hyperlink"/>
@@ -383,7 +383,7 @@
                 <w:noProof/>
                 <w:webHidden/>
               </w:rPr>
-              <w:instrText xml:space="preserve"> PAGEREF _Toc407266481 \h </w:instrText>
+              <w:instrText xml:space="preserve"> PAGEREF _Toc418518405 \h </w:instrText>
             </w:r>
             <w:r>
               <w:rPr>
@@ -403,7 +403,7 @@
                 <w:noProof/>
                 <w:webHidden/>
               </w:rPr>
-              <w:t>2</w:t>
+              <w:t>3</w:t>
             </w:r>
             <w:r>
               <w:rPr>
@@ -425,7 +425,7 @@
               <w:noProof/>
             </w:rPr>
           </w:pPr>
-          <w:hyperlink w:anchor="_Toc407266482" w:history="1">
+          <w:hyperlink w:anchor="_Toc418518406" w:history="1">
             <w:r>
               <w:rPr>
                 <w:rStyle w:val="Hyperlink"/>
@@ -480,7 +480,7 @@
                 <w:noProof/>
                 <w:webHidden/>
               </w:rPr>
-              <w:instrText xml:space="preserve"> PAGEREF _Toc407266482 \h </w:instrText>
+              <w:instrText xml:space="preserve"> PAGEREF _Toc418518406 \h </w:instrText>
             </w:r>
             <w:r>
               <w:rPr>
@@ -500,7 +500,7 @@
                 <w:noProof/>
                 <w:webHidden/>
               </w:rPr>
-              <w:t>2</w:t>
+              <w:t>4</w:t>
             </w:r>
             <w:r>
               <w:rPr>
@@ -522,7 +522,7 @@
               <w:noProof/>
             </w:rPr>
           </w:pPr>
-          <w:hyperlink w:anchor="_Toc407266483" w:history="1">
+          <w:hyperlink w:anchor="_Toc418518407" w:history="1">
             <w:r>
               <w:rPr>
                 <w:rStyle w:val="Hyperlink"/>
@@ -585,7 +585,7 @@
                 <w:noProof/>
                 <w:webHidden/>
               </w:rPr>
-              <w:instrText xml:space="preserve"> PAGEREF _Toc407266483 \h </w:instrText>
+              <w:instrText xml:space="preserve"> PAGEREF _Toc418518407 \h </w:instrText>
             </w:r>
             <w:r>
               <w:rPr>
@@ -605,7 +605,7 @@
                 <w:noProof/>
                 <w:webHidden/>
               </w:rPr>
-              <w:t>3</w:t>
+              <w:t>4</w:t>
             </w:r>
             <w:r>
               <w:rPr>
@@ -627,7 +627,7 @@
               <w:noProof/>
             </w:rPr>
           </w:pPr>
-          <w:hyperlink w:anchor="_Toc407266484" w:history="1">
+          <w:hyperlink w:anchor="_Toc418518408" w:history="1">
             <w:r>
               <w:rPr>
                 <w:rStyle w:val="Hyperlink"/>
@@ -668,7 +668,7 @@
                 <w:noProof/>
                 <w:webHidden/>
               </w:rPr>
-              <w:instrText xml:space="preserve"> PAGEREF _Toc407266484 \h </w:instrText>
+              <w:instrText xml:space="preserve"> PAGEREF _Toc418518408 \h </w:instrText>
             </w:r>
             <w:r>
               <w:rPr>
@@ -688,7 +688,7 @@
                 <w:noProof/>
                 <w:webHidden/>
               </w:rPr>
-              <w:t>3</w:t>
+              <w:t>5</w:t>
             </w:r>
             <w:r>
               <w:rPr>
@@ -710,7 +710,7 @@
               <w:noProof/>
             </w:rPr>
           </w:pPr>
-          <w:hyperlink w:anchor="_Toc407266485" w:history="1">
+          <w:hyperlink w:anchor="_Toc418518409" w:history="1">
             <w:r>
               <w:rPr>
                 <w:rStyle w:val="Hyperlink"/>
@@ -751,7 +751,7 @@
                 <w:noProof/>
                 <w:webHidden/>
               </w:rPr>
-              <w:instrText xml:space="preserve"> PAGEREF _Toc407266485 \h </w:instrText>
+              <w:instrText xml:space="preserve"> PAGEREF _Toc418518409 \h </w:instrText>
             </w:r>
             <w:r>
               <w:rPr>
@@ -771,7 +771,7 @@
                 <w:noProof/>
                 <w:webHidden/>
               </w:rPr>
-              <w:t>3</w:t>
+              <w:t>5</w:t>
             </w:r>
             <w:r>
               <w:rPr>
@@ -793,7 +793,7 @@
               <w:noProof/>
             </w:rPr>
           </w:pPr>
-          <w:hyperlink w:anchor="_Toc407266486" w:history="1">
+          <w:hyperlink w:anchor="_Toc418518410" w:history="1">
             <w:r>
               <w:rPr>
                 <w:rStyle w:val="Hyperlink"/>
@@ -834,7 +834,7 @@
                 <w:noProof/>
                 <w:webHidden/>
               </w:rPr>
-              <w:instrText xml:space="preserve"> PAGEREF _Toc407266486 \h </w:instrText>
+              <w:instrText xml:space="preserve"> PAGEREF _Toc418518410 \h </w:instrText>
             </w:r>
             <w:r>
               <w:rPr>
@@ -854,7 +854,7 @@
                 <w:noProof/>
                 <w:webHidden/>
               </w:rPr>
-              <w:t>4</w:t>
+              <w:t>6</w:t>
             </w:r>
             <w:r>
               <w:rPr>
@@ -876,7 +876,7 @@
               <w:noProof/>
             </w:rPr>
           </w:pPr>
-          <w:hyperlink w:anchor="_Toc407266487" w:history="1">
+          <w:hyperlink w:anchor="_Toc418518411" w:history="1">
             <w:r>
               <w:rPr>
                 <w:rStyle w:val="Hyperlink"/>
@@ -932,7 +932,7 @@
                 <w:noProof/>
                 <w:webHidden/>
               </w:rPr>
-              <w:instrText xml:space="preserve"> PAGEREF _Toc407266487 \h </w:instrText>
+              <w:instrText xml:space="preserve"> PAGEREF _Toc418518411 \h </w:instrText>
             </w:r>
             <w:r>
               <w:rPr>
@@ -952,7 +952,7 @@
                 <w:noProof/>
                 <w:webHidden/>
               </w:rPr>
-              <w:t>5</w:t>
+              <w:t>8</w:t>
             </w:r>
             <w:r>
               <w:rPr>
@@ -974,7 +974,7 @@
               <w:noProof/>
             </w:rPr>
           </w:pPr>
-          <w:hyperlink w:anchor="_Toc407266488" w:history="1">
+          <w:hyperlink w:anchor="_Toc418518412" w:history="1">
             <w:r>
               <w:rPr>
                 <w:rStyle w:val="Hyperlink"/>
@@ -1037,7 +1037,7 @@
                 <w:noProof/>
                 <w:webHidden/>
               </w:rPr>
-              <w:instrText xml:space="preserve"> PAGEREF _Toc407266488 \h </w:instrText>
+              <w:instrText xml:space="preserve"> PAGEREF _Toc418518412 \h </w:instrText>
             </w:r>
             <w:r>
               <w:rPr>
@@ -1057,7 +1057,7 @@
                 <w:noProof/>
                 <w:webHidden/>
               </w:rPr>
-              <w:t>6</w:t>
+              <w:t>9</w:t>
             </w:r>
             <w:r>
               <w:rPr>
@@ -1079,7 +1079,7 @@
               <w:noProof/>
             </w:rPr>
           </w:pPr>
-          <w:hyperlink w:anchor="_Toc407266489" w:history="1">
+          <w:hyperlink w:anchor="_Toc418518413" w:history="1">
             <w:r>
               <w:rPr>
                 <w:rStyle w:val="Hyperlink"/>
@@ -1135,7 +1135,7 @@
                 <w:noProof/>
                 <w:webHidden/>
               </w:rPr>
-              <w:instrText xml:space="preserve"> PAGEREF _Toc407266489 \h </w:instrText>
+              <w:instrText xml:space="preserve"> PAGEREF _Toc418518413 \h </w:instrText>
             </w:r>
             <w:r>
               <w:rPr>
@@ -1155,7 +1155,7 @@
                 <w:noProof/>
                 <w:webHidden/>
               </w:rPr>
-              <w:t>6</w:t>
+              <w:t>9</w:t>
             </w:r>
             <w:r>
               <w:rPr>
@@ -1177,7 +1177,7 @@
               <w:noProof/>
             </w:rPr>
           </w:pPr>
-          <w:hyperlink w:anchor="_Toc407266490" w:history="1">
+          <w:hyperlink w:anchor="_Toc418518414" w:history="1">
             <w:r>
               <w:rPr>
                 <w:rStyle w:val="Hyperlink"/>
@@ -1225,7 +1225,7 @@
                 <w:noProof/>
                 <w:webHidden/>
               </w:rPr>
-              <w:instrText xml:space="preserve"> PAGEREF _Toc407266490 \h </w:instrText>
+              <w:instrText xml:space="preserve"> PAGEREF _Toc418518414 \h </w:instrText>
             </w:r>
             <w:r>
               <w:rPr>
@@ -1245,7 +1245,7 @@
                 <w:noProof/>
                 <w:webHidden/>
               </w:rPr>
-              <w:t>6</w:t>
+              <w:t>9</w:t>
             </w:r>
             <w:r>
               <w:rPr>
@@ -1281,20 +1281,15 @@
     </w:p>
     <w:p>
       <w:pPr>
-        <w:widowControl/>
-        <w:jc w:val="left"/>
-      </w:pPr>
-    </w:p>
-    <w:p>
-      <w:pPr>
         <w:pStyle w:val="Heading1"/>
       </w:pPr>
       <w:bookmarkStart w:id="0" w:name="_Toc390950720"/>
-      <w:bookmarkStart w:id="1" w:name="_Toc407266478"/>
-      <w:r>
-        <w:rPr>
-          <w:rFonts w:hint="eastAsia"/>
-        </w:rPr>
+      <w:bookmarkStart w:id="1" w:name="_Toc418518402"/>
+      <w:r>
+        <w:rPr>
+          <w:rFonts w:hint="eastAsia"/>
+        </w:rPr>
+        <w:lastRenderedPageBreak/>
         <w:t>1</w:t>
       </w:r>
       <w:r>
@@ -1325,12 +1320,9 @@
           <w:ilvl w:val="1"/>
           <w:numId w:val="1"/>
         </w:numPr>
-        <w:rPr>
-          <w:rFonts w:hint="eastAsia"/>
-        </w:rPr>
       </w:pPr>
       <w:bookmarkStart w:id="2" w:name="_Toc390950721"/>
-      <w:bookmarkStart w:id="3" w:name="_Toc407266479"/>
+      <w:bookmarkStart w:id="3" w:name="_Toc418518403"/>
       <w:r>
         <w:rPr>
           <w:rFonts w:hint="eastAsia"/>
@@ -1347,6 +1339,9 @@
       <w:bookmarkEnd w:id="3"/>
     </w:p>
     <w:p>
+      <w:pPr>
+        <w:spacing w:line="360" w:lineRule="auto"/>
+      </w:pPr>
       <w:r>
         <w:rPr>
           <w:rFonts w:hint="eastAsia"/>
@@ -1406,6 +1401,24 @@
           <w:rFonts w:hint="eastAsia"/>
         </w:rPr>
         <w:t>PostgreSQL</w:t>
+      </w:r>
+      <w:r>
+        <w:rPr>
+          <w:rFonts w:hint="eastAsia"/>
+        </w:rPr>
+        <w:t>（本教程使用</w:t>
+      </w:r>
+      <w:r>
+        <w:rPr>
+          <w:rFonts w:hint="eastAsia"/>
+        </w:rPr>
+        <w:t>PostgreSQL 9.3.4</w:t>
+      </w:r>
+      <w:r>
+        <w:rPr>
+          <w:rFonts w:hint="eastAsia"/>
+        </w:rPr>
+        <w:t>版本）</w:t>
       </w:r>
       <w:r>
         <w:rPr>
@@ -1421,36 +1434,128 @@
           <w:ilvl w:val="0"/>
           <w:numId w:val="3"/>
         </w:numPr>
+        <w:spacing w:line="360" w:lineRule="auto"/>
         <w:ind w:firstLineChars="0"/>
       </w:pPr>
       <w:r>
         <w:rPr>
           <w:rFonts w:hint="eastAsia"/>
         </w:rPr>
-        <w:t>切换用户</w:t>
+        <w:t>源码编译</w:t>
+      </w:r>
+      <w:r>
+        <w:rPr>
+          <w:rFonts w:hint="eastAsia"/>
+        </w:rPr>
+        <w:t>PostgreSQL</w:t>
+      </w:r>
+    </w:p>
+    <w:p>
+      <w:pPr>
+        <w:spacing w:line="360" w:lineRule="auto"/>
+        <w:rPr>
+          <w:rFonts w:ascii="QKOEED+Calibri-Identity-H"/>
+          <w:color w:val="0000FF"/>
+          <w:u w:val="single"/>
+        </w:rPr>
+      </w:pPr>
+      <w:r>
+        <w:rPr>
+          <w:rFonts w:hint="eastAsia"/>
+        </w:rPr>
+        <w:t>下载链接：</w:t>
+      </w:r>
+      <w:hyperlink r:id="rId9" w:history="1">
+        <w:r>
+          <w:rPr>
+            <w:rStyle w:val="Hyperlink"/>
+            <w:rFonts w:ascii="QKOEED+Calibri-Identity-H"/>
+          </w:rPr>
+          <w:t>http://www.postgresql.org/ftp/source/</w:t>
+        </w:r>
+      </w:hyperlink>
+    </w:p>
+    <w:p>
+      <w:pPr>
+        <w:spacing w:line="360" w:lineRule="auto"/>
+      </w:pPr>
+      <w:r>
+        <w:rPr>
+          <w:rFonts w:hint="eastAsia"/>
+        </w:rPr>
+        <w:t>解压后编译安装（需要</w:t>
+      </w:r>
+      <w:r>
+        <w:rPr>
+          <w:rFonts w:hint="eastAsia"/>
+        </w:rPr>
+        <w:t>root</w:t>
+      </w:r>
+      <w:r>
+        <w:rPr>
+          <w:rFonts w:hint="eastAsia"/>
+        </w:rPr>
+        <w:t>权限）</w:t>
       </w:r>
     </w:p>
     <w:p>
       <w:pPr>
         <w:shd w:val="clear" w:color="auto" w:fill="BFBFBF" w:themeFill="background1" w:themeFillShade="BF"/>
-      </w:pPr>
-      <w:r>
-        <w:rPr>
-          <w:rFonts w:hint="eastAsia"/>
-        </w:rPr>
-        <w:t xml:space="preserve">$&gt;su </w:t>
-      </w:r>
-      <w:r>
-        <w:rPr>
-          <w:rFonts w:hint="eastAsia"/>
-        </w:rPr>
-        <w:t>-</w:t>
-      </w:r>
-      <w:r>
-        <w:rPr>
-          <w:rFonts w:hint="eastAsia"/>
-        </w:rPr>
-        <w:t xml:space="preserve"> sdbadmin</w:t>
+        <w:spacing w:line="360" w:lineRule="auto"/>
+      </w:pPr>
+      <w:r>
+        <w:rPr>
+          <w:rFonts w:hint="eastAsia"/>
+          <w:i/>
+        </w:rPr>
+        <w:t>$&gt;tar -zxvf postgresql-9.3.4.tar.gz</w:t>
+      </w:r>
+    </w:p>
+    <w:p>
+      <w:pPr>
+        <w:shd w:val="clear" w:color="auto" w:fill="BFBFBF" w:themeFill="background1" w:themeFillShade="BF"/>
+        <w:spacing w:line="360" w:lineRule="auto"/>
+      </w:pPr>
+      <w:r>
+        <w:rPr>
+          <w:rFonts w:hint="eastAsia"/>
+        </w:rPr>
+        <w:t>$&gt;cd postgresql-9.3.4/</w:t>
+      </w:r>
+    </w:p>
+    <w:p>
+      <w:pPr>
+        <w:shd w:val="clear" w:color="auto" w:fill="BFBFBF" w:themeFill="background1" w:themeFillShade="BF"/>
+        <w:spacing w:line="360" w:lineRule="auto"/>
+      </w:pPr>
+      <w:r>
+        <w:rPr>
+          <w:rFonts w:hint="eastAsia"/>
+        </w:rPr>
+        <w:t>$&gt;./configure &amp;&amp; make &amp;&amp; make install</w:t>
+      </w:r>
+    </w:p>
+    <w:p>
+      <w:pPr>
+        <w:spacing w:line="360" w:lineRule="auto"/>
+      </w:pPr>
+      <w:r>
+        <w:rPr>
+          <w:rFonts w:hint="eastAsia"/>
+        </w:rPr>
+        <w:t xml:space="preserve">PostgreSQL </w:t>
+      </w:r>
+      <w:r>
+        <w:rPr>
+          <w:rFonts w:hint="eastAsia"/>
+        </w:rPr>
+        <w:t>的默认安装路径为</w:t>
+      </w:r>
+      <w:r>
+        <w:rPr>
+          <w:rFonts w:hint="eastAsia"/>
+        </w:rPr>
+        <w:t>/usr/local/pgsql</w:t>
       </w:r>
     </w:p>
     <w:p>
@@ -1460,39 +1565,44 @@
           <w:ilvl w:val="0"/>
           <w:numId w:val="3"/>
         </w:numPr>
+        <w:spacing w:line="360" w:lineRule="auto"/>
         <w:ind w:firstLineChars="0"/>
       </w:pPr>
       <w:r>
         <w:rPr>
           <w:rFonts w:hint="eastAsia"/>
         </w:rPr>
-        <w:t>解压</w:t>
-      </w:r>
-      <w:r>
-        <w:rPr>
-          <w:rFonts w:hint="eastAsia"/>
-        </w:rPr>
-        <w:t>PostgreSQL</w:t>
-      </w:r>
-      <w:r>
-        <w:rPr>
-          <w:rFonts w:hint="eastAsia"/>
-        </w:rPr>
-        <w:t>包</w:t>
+        <w:t>切换用户</w:t>
       </w:r>
     </w:p>
     <w:p>
       <w:pPr>
         <w:shd w:val="clear" w:color="auto" w:fill="BFBFBF" w:themeFill="background1" w:themeFillShade="BF"/>
-      </w:pPr>
-      <w:r>
-        <w:rPr>
-          <w:rFonts w:hint="eastAsia"/>
-        </w:rPr>
-        <w:t>$&gt;</w:t>
-      </w:r>
-      <w:r>
-        <w:t>tar -zxvf pg.tar.gz</w:t>
+        <w:spacing w:line="360" w:lineRule="auto"/>
+        <w:rPr>
+          <w:i/>
+        </w:rPr>
+      </w:pPr>
+      <w:r>
+        <w:rPr>
+          <w:rFonts w:hint="eastAsia"/>
+          <w:i/>
+        </w:rPr>
+        <w:t xml:space="preserve">$&gt;su </w:t>
+      </w:r>
+      <w:r>
+        <w:rPr>
+          <w:rFonts w:hint="eastAsia"/>
+          <w:i/>
+        </w:rPr>
+        <w:t>-</w:t>
+      </w:r>
+      <w:r>
+        <w:rPr>
+          <w:rFonts w:hint="eastAsia"/>
+          <w:i/>
+        </w:rPr>
+        <w:t xml:space="preserve"> sdbadmin</w:t>
       </w:r>
     </w:p>
     <w:p>
@@ -1502,13 +1612,14 @@
           <w:ilvl w:val="0"/>
           <w:numId w:val="3"/>
         </w:numPr>
+        <w:spacing w:line="360" w:lineRule="auto"/>
         <w:ind w:firstLineChars="0"/>
       </w:pPr>
       <w:r>
         <w:rPr>
           <w:rFonts w:hint="eastAsia"/>
         </w:rPr>
-        <w:t>进入</w:t>
+        <w:t>拷贝</w:t>
       </w:r>
       <w:r>
         <w:rPr>
@@ -1520,18 +1631,30 @@
         <w:rPr>
           <w:rFonts w:hint="eastAsia"/>
         </w:rPr>
-        <w:t>目录</w:t>
+        <w:t>文件</w:t>
       </w:r>
     </w:p>
     <w:p>
       <w:pPr>
         <w:shd w:val="clear" w:color="auto" w:fill="BFBFBF" w:themeFill="background1" w:themeFillShade="BF"/>
-      </w:pPr>
-      <w:r>
-        <w:rPr>
-          <w:rFonts w:hint="eastAsia"/>
-        </w:rPr>
-        <w:t>$&gt;cd pgsql</w:t>
+        <w:spacing w:line="360" w:lineRule="auto"/>
+        <w:rPr>
+          <w:i/>
+        </w:rPr>
+      </w:pPr>
+      <w:r>
+        <w:rPr>
+          <w:rFonts w:hint="eastAsia"/>
+          <w:i/>
+        </w:rPr>
+        <w:t>$&gt;</w:t>
+      </w:r>
+      <w:r>
+        <w:rPr>
+          <w:rFonts w:hint="eastAsia"/>
+          <w:i/>
+        </w:rPr>
+        <w:t>cp -rf /usr/local/pgsql ~/</w:t>
       </w:r>
     </w:p>
     <w:p>
@@ -1541,13 +1664,14 @@
           <w:ilvl w:val="0"/>
           <w:numId w:val="3"/>
         </w:numPr>
+        <w:spacing w:line="360" w:lineRule="auto"/>
         <w:ind w:firstLineChars="0"/>
       </w:pPr>
       <w:r>
         <w:rPr>
           <w:rFonts w:hint="eastAsia"/>
         </w:rPr>
-        <w:t>环境变量添加</w:t>
+        <w:t>进入</w:t>
       </w:r>
       <w:r>
         <w:rPr>
@@ -1559,30 +1683,23 @@
         <w:rPr>
           <w:rFonts w:hint="eastAsia"/>
         </w:rPr>
-        <w:t>的</w:t>
-      </w:r>
-      <w:r>
-        <w:rPr>
-          <w:rFonts w:hint="eastAsia"/>
-        </w:rPr>
-        <w:t>lib</w:t>
-      </w:r>
-      <w:r>
-        <w:rPr>
-          <w:rFonts w:hint="eastAsia"/>
-        </w:rPr>
-        <w:t>库</w:t>
+        <w:t>目录</w:t>
       </w:r>
     </w:p>
     <w:p>
       <w:pPr>
         <w:shd w:val="clear" w:color="auto" w:fill="BFBFBF" w:themeFill="background1" w:themeFillShade="BF"/>
-      </w:pPr>
-      <w:r>
-        <w:rPr>
-          <w:rFonts w:hint="eastAsia"/>
-        </w:rPr>
-        <w:t>$&gt;export LD_LIBRARY_PATH=$(pwd)/lib:${LD_LIBRARY_PATH}</w:t>
+        <w:spacing w:line="360" w:lineRule="auto"/>
+        <w:rPr>
+          <w:i/>
+        </w:rPr>
+      </w:pPr>
+      <w:r>
+        <w:rPr>
+          <w:rFonts w:hint="eastAsia"/>
+          <w:i/>
+        </w:rPr>
+        <w:t>$&gt;cd pgsql</w:t>
       </w:r>
     </w:p>
     <w:p>
@@ -1592,13 +1709,14 @@
           <w:ilvl w:val="0"/>
           <w:numId w:val="3"/>
         </w:numPr>
+        <w:spacing w:line="360" w:lineRule="auto"/>
         <w:ind w:firstLineChars="0"/>
       </w:pPr>
       <w:r>
         <w:rPr>
           <w:rFonts w:hint="eastAsia"/>
         </w:rPr>
-        <w:t>创建</w:t>
+        <w:t>环境变量添加</w:t>
       </w:r>
       <w:r>
         <w:rPr>
@@ -1610,21 +1728,173 @@
         <w:rPr>
           <w:rFonts w:hint="eastAsia"/>
         </w:rPr>
-        <w:t>的数据目录</w:t>
+        <w:t>的</w:t>
+      </w:r>
+      <w:r>
+        <w:rPr>
+          <w:rFonts w:hint="eastAsia"/>
+        </w:rPr>
+        <w:t>lib</w:t>
+      </w:r>
+      <w:r>
+        <w:rPr>
+          <w:rFonts w:hint="eastAsia"/>
+        </w:rPr>
+        <w:t>库</w:t>
       </w:r>
     </w:p>
     <w:p>
       <w:pPr>
         <w:shd w:val="clear" w:color="auto" w:fill="BFBFBF" w:themeFill="background1" w:themeFillShade="BF"/>
-      </w:pPr>
-      <w:r>
-        <w:rPr>
-          <w:rFonts w:hint="eastAsia"/>
-        </w:rPr>
-        <w:t>$&gt;</w:t>
-      </w:r>
-      <w:r>
-        <w:t>mkdir pg_data</w:t>
+        <w:spacing w:line="360" w:lineRule="auto"/>
+        <w:rPr>
+          <w:i/>
+        </w:rPr>
+      </w:pPr>
+      <w:r>
+        <w:rPr>
+          <w:rFonts w:hint="eastAsia"/>
+          <w:i/>
+        </w:rPr>
+        <w:t>$&gt;export LD_LIBRARY_PATH=$(pwd)/lib:${LD_LIBRARY_PATH}</w:t>
+      </w:r>
+    </w:p>
+    <w:p>
+      <w:pPr>
+        <w:spacing w:line="360" w:lineRule="auto"/>
+      </w:pPr>
+      <w:r>
+        <w:rPr>
+          <w:rFonts w:hint="eastAsia"/>
+        </w:rPr>
+        <w:t>建议用户将</w:t>
+      </w:r>
+      <w:r>
+        <w:rPr>
+          <w:rFonts w:hint="eastAsia"/>
+        </w:rPr>
+        <w:t xml:space="preserve">PostgreSQL </w:t>
+      </w:r>
+      <w:r>
+        <w:rPr>
+          <w:rFonts w:hint="eastAsia"/>
+        </w:rPr>
+        <w:t>的</w:t>
+      </w:r>
+      <w:r>
+        <w:rPr>
+          <w:rFonts w:hint="eastAsia"/>
+        </w:rPr>
+        <w:t xml:space="preserve">lib </w:t>
+      </w:r>
+      <w:r>
+        <w:rPr>
+          <w:rFonts w:hint="eastAsia"/>
+        </w:rPr>
+        <w:t>加到</w:t>
+      </w:r>
+      <w:r>
+        <w:rPr>
+          <w:rFonts w:hint="eastAsia"/>
+        </w:rPr>
+        <w:t xml:space="preserve">sdbadmin </w:t>
+      </w:r>
+      <w:r>
+        <w:rPr>
+          <w:rFonts w:hint="eastAsia"/>
+        </w:rPr>
+        <w:t>用户的环境变量中，否则每次登陆</w:t>
+      </w:r>
+      <w:r>
+        <w:rPr>
+          <w:rFonts w:hint="eastAsia"/>
+        </w:rPr>
+        <w:t xml:space="preserve">sdbadmin </w:t>
+      </w:r>
+      <w:r>
+        <w:rPr>
+          <w:rFonts w:hint="eastAsia"/>
+        </w:rPr>
+        <w:t>使用</w:t>
+      </w:r>
+      <w:r>
+        <w:rPr>
+          <w:rFonts w:hint="eastAsia"/>
+        </w:rPr>
+        <w:t>PostgreSQL</w:t>
+      </w:r>
+      <w:r>
+        <w:rPr>
+          <w:rFonts w:hint="eastAsia"/>
+        </w:rPr>
+        <w:t>，都需要手工添加</w:t>
+      </w:r>
+      <w:r>
+        <w:rPr>
+          <w:rFonts w:hint="eastAsia"/>
+        </w:rPr>
+        <w:t xml:space="preserve">PostgreSQL </w:t>
+      </w:r>
+      <w:r>
+        <w:rPr>
+          <w:rFonts w:hint="eastAsia"/>
+        </w:rPr>
+        <w:t>的</w:t>
+      </w:r>
+      <w:r>
+        <w:rPr>
+          <w:rFonts w:hint="eastAsia"/>
+        </w:rPr>
+        <w:t xml:space="preserve">lib </w:t>
+      </w:r>
+      <w:r>
+        <w:rPr>
+          <w:rFonts w:hint="eastAsia"/>
+        </w:rPr>
+        <w:t>到</w:t>
+      </w:r>
+      <w:r>
+        <w:rPr>
+          <w:rFonts w:hint="eastAsia"/>
+        </w:rPr>
+        <w:t xml:space="preserve">LD_LIBRARY_PATH </w:t>
+      </w:r>
+      <w:r>
+        <w:rPr>
+          <w:rFonts w:hint="eastAsia"/>
+        </w:rPr>
+        <w:t>中。</w:t>
+      </w:r>
+    </w:p>
+    <w:p>
+      <w:pPr>
+        <w:shd w:val="clear" w:color="auto" w:fill="BFBFBF" w:themeFill="background1" w:themeFillShade="BF"/>
+        <w:spacing w:line="360" w:lineRule="auto"/>
+      </w:pPr>
+      <w:r>
+        <w:rPr>
+          <w:rFonts w:hint="eastAsia"/>
+        </w:rPr>
+        <w:t xml:space="preserve">$&gt;echo </w:t>
+      </w:r>
+      <w:r>
+        <w:t>“</w:t>
+      </w:r>
+      <w:r>
+        <w:rPr>
+          <w:rFonts w:hint="eastAsia"/>
+          <w:i/>
+        </w:rPr>
+        <w:t>export LD_LIBRARY_PATH=$(pwd)/lib:${LD_LIBRARY_PATH}</w:t>
+      </w:r>
+      <w:r>
+        <w:t>”</w:t>
+      </w:r>
+      <w:r>
+        <w:rPr>
+          <w:rFonts w:hint="eastAsia"/>
+        </w:rPr>
+        <w:t xml:space="preserve"> &gt;&gt; ~/.bash_profile</w:t>
       </w:r>
     </w:p>
     <w:p>
@@ -1634,12 +1904,64 @@
           <w:ilvl w:val="0"/>
           <w:numId w:val="3"/>
         </w:numPr>
+        <w:spacing w:line="360" w:lineRule="auto"/>
         <w:ind w:firstLineChars="0"/>
       </w:pPr>
       <w:r>
         <w:rPr>
           <w:rFonts w:hint="eastAsia"/>
         </w:rPr>
+        <w:t>创建</w:t>
+      </w:r>
+      <w:r>
+        <w:rPr>
+          <w:rFonts w:hint="eastAsia"/>
+        </w:rPr>
+        <w:t>PostgreSQL</w:t>
+      </w:r>
+      <w:r>
+        <w:rPr>
+          <w:rFonts w:hint="eastAsia"/>
+        </w:rPr>
+        <w:t>的数据目录</w:t>
+      </w:r>
+    </w:p>
+    <w:p>
+      <w:pPr>
+        <w:shd w:val="clear" w:color="auto" w:fill="BFBFBF" w:themeFill="background1" w:themeFillShade="BF"/>
+        <w:spacing w:line="360" w:lineRule="auto"/>
+        <w:rPr>
+          <w:i/>
+        </w:rPr>
+      </w:pPr>
+      <w:r>
+        <w:rPr>
+          <w:rFonts w:hint="eastAsia"/>
+          <w:i/>
+        </w:rPr>
+        <w:t>$&gt;</w:t>
+      </w:r>
+      <w:r>
+        <w:rPr>
+          <w:i/>
+        </w:rPr>
+        <w:t>mkdir pg_data</w:t>
+      </w:r>
+    </w:p>
+    <w:p>
+      <w:pPr>
+        <w:pStyle w:val="ListParagraph"/>
+        <w:numPr>
+          <w:ilvl w:val="0"/>
+          <w:numId w:val="3"/>
+        </w:numPr>
+        <w:spacing w:line="360" w:lineRule="auto"/>
+        <w:ind w:firstLineChars="0"/>
+      </w:pPr>
+      <w:r>
+        <w:rPr>
+          <w:rFonts w:hint="eastAsia"/>
+        </w:rPr>
         <w:t>初始化数据目录</w:t>
       </w:r>
       <w:r>
@@ -1664,17 +1986,22 @@
     <w:p>
       <w:pPr>
         <w:shd w:val="clear" w:color="auto" w:fill="BFBFBF" w:themeFill="background1" w:themeFillShade="BF"/>
-        <w:rPr>
-          <w:rFonts w:hint="eastAsia"/>
-        </w:rPr>
-      </w:pPr>
-      <w:r>
-        <w:rPr>
-          <w:rFonts w:hint="eastAsia"/>
+        <w:spacing w:line="360" w:lineRule="auto"/>
+        <w:rPr>
+          <w:i/>
+        </w:rPr>
+      </w:pPr>
+      <w:r>
+        <w:rPr>
+          <w:rFonts w:hint="eastAsia"/>
+          <w:i/>
         </w:rPr>
         <w:t>$&gt;</w:t>
       </w:r>
       <w:r>
+        <w:rPr>
+          <w:i/>
+        </w:rPr>
         <w:t>bin/initdb -D pg_data/</w:t>
       </w:r>
     </w:p>
@@ -1685,15 +2012,13 @@
           <w:ilvl w:val="1"/>
           <w:numId w:val="1"/>
         </w:numPr>
-        <w:rPr>
-          <w:rFonts w:hint="eastAsia"/>
-        </w:rPr>
-      </w:pPr>
-      <w:bookmarkStart w:id="4" w:name="_Toc407266480"/>
-      <w:r>
-        <w:rPr>
-          <w:rFonts w:hint="eastAsia"/>
-        </w:rPr>
+      </w:pPr>
+      <w:bookmarkStart w:id="4" w:name="_Toc418518404"/>
+      <w:r>
+        <w:rPr>
+          <w:rFonts w:hint="eastAsia"/>
+        </w:rPr>
+        <w:lastRenderedPageBreak/>
         <w:t>安装</w:t>
       </w:r>
       <w:r>
@@ -1717,10 +2042,8 @@
           <w:ilvl w:val="0"/>
           <w:numId w:val="18"/>
         </w:numPr>
+        <w:spacing w:line="360" w:lineRule="auto"/>
         <w:ind w:firstLineChars="0"/>
-        <w:rPr>
-          <w:rFonts w:hint="eastAsia"/>
-        </w:rPr>
       </w:pPr>
       <w:r>
         <w:rPr>
@@ -1755,16 +2078,109 @@
     </w:p>
     <w:p>
       <w:pPr>
+        <w:spacing w:line="360" w:lineRule="auto"/>
+      </w:pPr>
+      <w:r>
+        <w:rPr>
+          <w:rFonts w:hint="eastAsia"/>
+        </w:rPr>
+        <w:t>获取</w:t>
+      </w:r>
+      <w:r>
+        <w:rPr>
+          <w:rFonts w:hint="eastAsia"/>
+        </w:rPr>
+        <w:t>PostgreSQL</w:t>
+      </w:r>
+      <w:r>
+        <w:rPr>
+          <w:rFonts w:hint="eastAsia"/>
+        </w:rPr>
+        <w:t>的</w:t>
+      </w:r>
+      <w:r>
+        <w:rPr>
+          <w:rFonts w:hint="eastAsia"/>
+        </w:rPr>
+        <w:t>libdir</w:t>
+      </w:r>
+      <w:r>
+        <w:rPr>
+          <w:rFonts w:hint="eastAsia"/>
+        </w:rPr>
+        <w:t>路径</w:t>
+      </w:r>
+    </w:p>
+    <w:p>
+      <w:pPr>
         <w:shd w:val="clear" w:color="auto" w:fill="BFBFBF" w:themeFill="background1" w:themeFillShade="BF"/>
-      </w:pPr>
-      <w:r>
-        <w:rPr>
-          <w:rFonts w:hint="eastAsia"/>
+        <w:spacing w:line="360" w:lineRule="auto"/>
+        <w:rPr>
+          <w:i/>
+        </w:rPr>
+      </w:pPr>
+      <w:r>
+        <w:rPr>
+          <w:i/>
+        </w:rPr>
+        <w:t>$&gt; PGLIBDIR=$(bin/pg_config --libdir)</w:t>
+      </w:r>
+    </w:p>
+    <w:p>
+      <w:pPr>
+        <w:spacing w:line="360" w:lineRule="auto"/>
+      </w:pPr>
+      <w:r>
+        <w:rPr>
+          <w:rFonts w:hint="eastAsia"/>
+        </w:rPr>
+        <w:t>如果显示的</w:t>
+      </w:r>
+      <w:r>
+        <w:rPr>
+          <w:rFonts w:hint="eastAsia"/>
+        </w:rPr>
+        <w:t>libdir</w:t>
+      </w:r>
+      <w:r>
+        <w:rPr>
+          <w:rFonts w:hint="eastAsia"/>
+        </w:rPr>
+        <w:t>目录不存在，则需要用户自己手工</w:t>
+      </w:r>
+      <w:r>
+        <w:rPr>
+          <w:rFonts w:hint="eastAsia"/>
+        </w:rPr>
+        <w:t>创建目录</w:t>
+      </w:r>
+    </w:p>
+    <w:p>
+      <w:pPr>
+        <w:shd w:val="clear" w:color="auto" w:fill="BFBFBF" w:themeFill="background1" w:themeFillShade="BF"/>
+        <w:spacing w:line="360" w:lineRule="auto"/>
+        <w:rPr>
+          <w:i/>
+        </w:rPr>
+      </w:pPr>
+      <w:r>
+        <w:rPr>
+          <w:rFonts w:hint="eastAsia"/>
+          <w:i/>
         </w:rPr>
         <w:t xml:space="preserve">$&gt; </w:t>
       </w:r>
       <w:r>
-        <w:t>mkdir -p lib</w:t>
+        <w:rPr>
+          <w:i/>
+        </w:rPr>
+        <w:t xml:space="preserve">mkdir -p </w:t>
+      </w:r>
+      <w:r>
+        <w:rPr>
+          <w:i/>
+        </w:rPr>
+        <w:t>${PGLIBDIR}</w:t>
       </w:r>
     </w:p>
     <w:p>
@@ -1774,10 +2190,8 @@
           <w:ilvl w:val="0"/>
           <w:numId w:val="18"/>
         </w:numPr>
+        <w:spacing w:line="360" w:lineRule="auto"/>
         <w:ind w:firstLineChars="0"/>
-        <w:rPr>
-          <w:rFonts w:hint="eastAsia"/>
-        </w:rPr>
       </w:pPr>
       <w:r>
         <w:rPr>
@@ -1812,19 +2226,121 @@
     </w:p>
     <w:p>
       <w:pPr>
+        <w:spacing w:line="360" w:lineRule="auto"/>
+      </w:pPr>
+      <w:r>
+        <w:rPr>
+          <w:rFonts w:hint="eastAsia"/>
+        </w:rPr>
+        <w:t>获取</w:t>
+      </w:r>
+      <w:r>
+        <w:rPr>
+          <w:rFonts w:hint="eastAsia"/>
+        </w:rPr>
+        <w:t>PostgreSQL</w:t>
+      </w:r>
+      <w:r>
+        <w:rPr>
+          <w:rFonts w:hint="eastAsia"/>
+        </w:rPr>
+        <w:t>的</w:t>
+      </w:r>
+      <w:r>
+        <w:rPr>
+          <w:rFonts w:hint="eastAsia"/>
+        </w:rPr>
+        <w:t>sharedir</w:t>
+      </w:r>
+      <w:r>
+        <w:rPr>
+          <w:rFonts w:hint="eastAsia"/>
+        </w:rPr>
+        <w:t>路径</w:t>
+      </w:r>
+    </w:p>
+    <w:p>
+      <w:pPr>
         <w:shd w:val="clear" w:color="auto" w:fill="BFBFBF" w:themeFill="background1" w:themeFillShade="BF"/>
-        <w:rPr>
-          <w:rFonts w:hint="eastAsia"/>
-        </w:rPr>
-      </w:pPr>
-      <w:r>
-        <w:rPr>
-          <w:rFonts w:hint="eastAsia"/>
+        <w:spacing w:line="360" w:lineRule="auto"/>
+        <w:rPr>
+          <w:i/>
+        </w:rPr>
+      </w:pPr>
+      <w:r>
+        <w:rPr>
+          <w:i/>
+        </w:rPr>
+        <w:t>$&gt; PGSHAREDIR=$(bin/pg_config --sharedir)</w:t>
+      </w:r>
+    </w:p>
+    <w:p>
+      <w:pPr>
+        <w:spacing w:line="360" w:lineRule="auto"/>
+      </w:pPr>
+      <w:r>
+        <w:rPr>
+          <w:rFonts w:hint="eastAsia"/>
+        </w:rPr>
+        <w:t>在</w:t>
+      </w:r>
+      <w:r>
+        <w:rPr>
+          <w:rFonts w:hint="eastAsia"/>
+        </w:rPr>
+        <w:t>shardir</w:t>
+      </w:r>
+      <w:r>
+        <w:rPr>
+          <w:rFonts w:hint="eastAsia"/>
+        </w:rPr>
+        <w:t>目录上再创建</w:t>
+      </w:r>
+      <w:r>
+        <w:rPr>
+          <w:rFonts w:hint="eastAsia"/>
+        </w:rPr>
+        <w:t>extemsion</w:t>
+      </w:r>
+      <w:r>
+        <w:rPr>
+          <w:rFonts w:hint="eastAsia"/>
+        </w:rPr>
+        <w:t>目录</w:t>
+      </w:r>
+    </w:p>
+    <w:p>
+      <w:pPr>
+        <w:shd w:val="clear" w:color="auto" w:fill="BFBFBF" w:themeFill="background1" w:themeFillShade="BF"/>
+        <w:spacing w:line="360" w:lineRule="auto"/>
+        <w:rPr>
+          <w:i/>
+        </w:rPr>
+      </w:pPr>
+      <w:r>
+        <w:rPr>
+          <w:rFonts w:hint="eastAsia"/>
+          <w:i/>
         </w:rPr>
         <w:t xml:space="preserve">$&gt; </w:t>
       </w:r>
       <w:r>
-        <w:t>mkdir -p share/extension</w:t>
+        <w:rPr>
+          <w:i/>
+        </w:rPr>
+        <w:t xml:space="preserve">mkdir -p </w:t>
+      </w:r>
+      <w:r>
+        <w:rPr>
+          <w:i/>
+        </w:rPr>
+        <w:t>${PGSHAREDIR}</w:t>
+      </w:r>
+      <w:r>
+        <w:rPr>
+          <w:i/>
+        </w:rPr>
+        <w:t>/extension</w:t>
       </w:r>
     </w:p>
     <w:p>
@@ -1834,10 +2350,8 @@
           <w:ilvl w:val="0"/>
           <w:numId w:val="18"/>
         </w:numPr>
+        <w:spacing w:line="360" w:lineRule="auto"/>
         <w:ind w:firstLineChars="0"/>
-        <w:rPr>
-          <w:rFonts w:hint="eastAsia"/>
-        </w:rPr>
       </w:pPr>
       <w:r>
         <w:rPr>
@@ -1872,13 +2386,112 @@
     </w:p>
     <w:p>
       <w:pPr>
+        <w:spacing w:line="360" w:lineRule="auto"/>
+      </w:pPr>
+      <w:r>
+        <w:rPr>
+          <w:rFonts w:hint="eastAsia"/>
+        </w:rPr>
+        <w:t>从</w:t>
+      </w:r>
+      <w:r>
+        <w:rPr>
+          <w:rFonts w:hint="eastAsia"/>
+        </w:rPr>
+        <w:t>SequoiaDB</w:t>
+      </w:r>
+      <w:r>
+        <w:rPr>
+          <w:rFonts w:hint="eastAsia"/>
+        </w:rPr>
+        <w:t>安装后的</w:t>
+      </w:r>
+      <w:r>
+        <w:rPr>
+          <w:rFonts w:hint="eastAsia"/>
+        </w:rPr>
+        <w:t xml:space="preserve">postgresql </w:t>
+      </w:r>
+      <w:r>
+        <w:rPr>
+          <w:rFonts w:hint="eastAsia"/>
+        </w:rPr>
+        <w:t>目录中拷贝</w:t>
+      </w:r>
+      <w:r>
+        <w:rPr>
+          <w:rFonts w:hint="eastAsia"/>
+        </w:rPr>
+        <w:t xml:space="preserve"> sdb_fdw.so </w:t>
+      </w:r>
+      <w:r>
+        <w:rPr>
+          <w:rFonts w:hint="eastAsia"/>
+        </w:rPr>
+        <w:t>文件到</w:t>
+      </w:r>
+      <w:r>
+        <w:rPr>
+          <w:rFonts w:hint="eastAsia"/>
+        </w:rPr>
+        <w:t xml:space="preserve"> PostgreSQL </w:t>
+      </w:r>
+      <w:r>
+        <w:rPr>
+          <w:rFonts w:hint="eastAsia"/>
+        </w:rPr>
+        <w:t>的</w:t>
+      </w:r>
+      <w:r>
+        <w:rPr>
+          <w:rFonts w:hint="eastAsia"/>
+        </w:rPr>
+        <w:t xml:space="preserve">lib </w:t>
+      </w:r>
+      <w:r>
+        <w:rPr>
+          <w:rFonts w:hint="eastAsia"/>
+        </w:rPr>
+        <w:t>目录，</w:t>
+      </w:r>
+      <w:r>
+        <w:rPr>
+          <w:rFonts w:hint="eastAsia"/>
+        </w:rPr>
+        <w:t xml:space="preserve">SequoiaDB </w:t>
+      </w:r>
+      <w:r>
+        <w:rPr>
+          <w:rFonts w:hint="eastAsia"/>
+        </w:rPr>
+        <w:t>默认安装目录为</w:t>
+      </w:r>
+      <w:r>
+        <w:rPr>
+          <w:rFonts w:hint="eastAsia"/>
+        </w:rPr>
+        <w:t xml:space="preserve"> /opt/sequoiadb</w:t>
+      </w:r>
+    </w:p>
+    <w:p>
+      <w:pPr>
         <w:shd w:val="clear" w:color="auto" w:fill="BFBFBF" w:themeFill="background1" w:themeFillShade="BF"/>
-        <w:rPr>
-          <w:rFonts w:hint="eastAsia"/>
-        </w:rPr>
-      </w:pPr>
-      <w:r>
-        <w:t>$&gt; cp -f ${SDBADMIN_HOME}/postgresql/sdb_fdw.so lib/</w:t>
+        <w:spacing w:line="360" w:lineRule="auto"/>
+        <w:rPr>
+          <w:i/>
+        </w:rPr>
+      </w:pPr>
+      <w:r>
+        <w:rPr>
+          <w:i/>
+        </w:rPr>
+        <w:t>$&gt; cp -f ${SDBADMIN_</w:t>
+      </w:r>
+      <w:r>
+        <w:rPr>
+          <w:i/>
+        </w:rPr>
+        <w:t>HOME}/postgresql/sdb_fdw.so ${PGLIBDIR}</w:t>
       </w:r>
     </w:p>
     <w:p>
@@ -1888,313 +2501,469 @@
           <w:ilvl w:val="0"/>
           <w:numId w:val="18"/>
         </w:numPr>
+        <w:spacing w:line="360" w:lineRule="auto"/>
         <w:ind w:firstLineChars="0"/>
-        <w:rPr>
-          <w:rFonts w:hint="eastAsia"/>
-        </w:rPr>
-      </w:pPr>
-      <w:r>
-        <w:rPr>
-          <w:rFonts w:hint="eastAsia"/>
-        </w:rPr>
-        <w:t>用户编辑</w:t>
-      </w:r>
-      <w:r>
-        <w:rPr>
-          <w:rFonts w:hint="eastAsia"/>
-        </w:rPr>
-        <w:t>SequoiaDB-PostgreSQL</w:t>
-      </w:r>
-      <w:r>
-        <w:rPr>
-          <w:rFonts w:hint="eastAsia"/>
-        </w:rPr>
-        <w:t>的扩展脚本</w:t>
-      </w:r>
-    </w:p>
-    <w:p>
-      <w:pPr>
-        <w:rPr>
-          <w:rFonts w:hint="eastAsia"/>
-          <w:color w:val="FF0000"/>
-        </w:rPr>
-      </w:pPr>
-      <w:r>
-        <w:rPr>
-          <w:color w:val="FF0000"/>
+      </w:pPr>
+      <w:r>
+        <w:rPr>
+          <w:rFonts w:hint="eastAsia"/>
+        </w:rPr>
+        <w:t>将</w:t>
+      </w:r>
+      <w:r>
+        <w:rPr>
+          <w:rFonts w:hint="eastAsia"/>
+        </w:rPr>
+        <w:t xml:space="preserve">sdb_fdw.control </w:t>
+      </w:r>
+      <w:r>
+        <w:rPr>
+          <w:rFonts w:hint="eastAsia"/>
+        </w:rPr>
+        <w:t>和</w:t>
+      </w:r>
+      <w:r>
+        <w:rPr>
+          <w:rFonts w:hint="eastAsia"/>
+        </w:rPr>
+        <w:t xml:space="preserve"> sdb_fdw--1.0.sql </w:t>
+      </w:r>
+      <w:r>
+        <w:rPr>
+          <w:rFonts w:hint="eastAsia"/>
+        </w:rPr>
+        <w:t>脚本拷贝到</w:t>
+      </w:r>
+      <w:r>
+        <w:rPr>
+          <w:rFonts w:hint="eastAsia"/>
+        </w:rPr>
+        <w:t xml:space="preserve">extension </w:t>
+      </w:r>
+      <w:r>
+        <w:rPr>
+          <w:rFonts w:hint="eastAsia"/>
+        </w:rPr>
+        <w:t>目录中，两个脚本需要用户手工编辑</w:t>
+      </w:r>
+    </w:p>
+    <w:p>
+      <w:pPr>
+        <w:shd w:val="clear" w:color="auto" w:fill="BFBFBF" w:themeFill="background1" w:themeFillShade="BF"/>
+        <w:spacing w:line="360" w:lineRule="auto"/>
+      </w:pPr>
+      <w:r>
+        <w:rPr>
+          <w:rFonts w:hint="eastAsia"/>
+          <w:i/>
+        </w:rPr>
+        <w:t>$&gt;cp -f sdb_fdw.control ${PGSHAREDIR}/extersion ;</w:t>
+      </w:r>
+    </w:p>
+    <w:p>
+      <w:pPr>
+        <w:shd w:val="clear" w:color="auto" w:fill="BFBFBF" w:themeFill="background1" w:themeFillShade="BF"/>
+        <w:spacing w:line="360" w:lineRule="auto"/>
+      </w:pPr>
+      <w:r>
+        <w:rPr>
+          <w:rFonts w:hint="eastAsia"/>
+        </w:rPr>
+        <w:t>$&gt;cp -f sdb_fdw--1.0.sql ${PGSHAREDIR}/extersion ;</w:t>
+      </w:r>
+    </w:p>
+    <w:p>
+      <w:pPr>
+        <w:spacing w:line="360" w:lineRule="auto"/>
+        <w:rPr>
+          <w:b/>
+          <w:color w:val="000000" w:themeColor="text1"/>
+        </w:rPr>
+      </w:pPr>
+      <w:r>
+        <w:rPr>
+          <w:b/>
+          <w:color w:val="000000" w:themeColor="text1"/>
         </w:rPr>
         <w:t>sdb_fdw.control</w:t>
       </w:r>
+      <w:r>
+        <w:rPr>
+          <w:rFonts w:hint="eastAsia"/>
+          <w:b/>
+          <w:color w:val="000000" w:themeColor="text1"/>
+        </w:rPr>
+        <w:t xml:space="preserve"> </w:t>
+      </w:r>
+      <w:r>
+        <w:rPr>
+          <w:rFonts w:hint="eastAsia"/>
+          <w:b/>
+          <w:color w:val="000000" w:themeColor="text1"/>
+        </w:rPr>
+        <w:t>脚本内容</w:t>
+      </w:r>
     </w:p>
     <w:p>
       <w:pPr>
         <w:shd w:val="clear" w:color="auto" w:fill="C4BC96" w:themeFill="background2" w:themeFillShade="BF"/>
-      </w:pPr>
-      <w:r>
+        <w:spacing w:line="360" w:lineRule="auto"/>
+        <w:rPr>
+          <w:i/>
+        </w:rPr>
+      </w:pPr>
+      <w:r>
+        <w:rPr>
+          <w:i/>
+        </w:rPr>
         <w:t># sdb_fdw extension</w:t>
       </w:r>
     </w:p>
     <w:p>
       <w:pPr>
         <w:shd w:val="clear" w:color="auto" w:fill="C4BC96" w:themeFill="background2" w:themeFillShade="BF"/>
-      </w:pPr>
-      <w:r>
+        <w:spacing w:line="360" w:lineRule="auto"/>
+        <w:rPr>
+          <w:i/>
+        </w:rPr>
+      </w:pPr>
+      <w:r>
+        <w:rPr>
+          <w:i/>
+        </w:rPr>
         <w:t>comment = 'foreign data wrapper for SequoiaDB access'</w:t>
       </w:r>
     </w:p>
     <w:p>
       <w:pPr>
         <w:shd w:val="clear" w:color="auto" w:fill="C4BC96" w:themeFill="background2" w:themeFillShade="BF"/>
-      </w:pPr>
-      <w:r>
+        <w:spacing w:line="360" w:lineRule="auto"/>
+        <w:rPr>
+          <w:i/>
+        </w:rPr>
+      </w:pPr>
+      <w:r>
+        <w:rPr>
+          <w:i/>
+        </w:rPr>
         <w:t>default_version = '1.0'</w:t>
       </w:r>
     </w:p>
     <w:p>
       <w:pPr>
         <w:shd w:val="clear" w:color="auto" w:fill="C4BC96" w:themeFill="background2" w:themeFillShade="BF"/>
-      </w:pPr>
-      <w:r>
+        <w:spacing w:line="360" w:lineRule="auto"/>
+        <w:rPr>
+          <w:i/>
+        </w:rPr>
+      </w:pPr>
+      <w:r>
+        <w:rPr>
+          <w:i/>
+        </w:rPr>
         <w:t>module_pathname = '$libdir/sdb_fdw'</w:t>
       </w:r>
     </w:p>
     <w:p>
       <w:pPr>
         <w:shd w:val="clear" w:color="auto" w:fill="C4BC96" w:themeFill="background2" w:themeFillShade="BF"/>
-        <w:rPr>
-          <w:rFonts w:hint="eastAsia"/>
-        </w:rPr>
-      </w:pPr>
-      <w:r>
+        <w:spacing w:line="360" w:lineRule="auto"/>
+        <w:rPr>
+          <w:i/>
+        </w:rPr>
+      </w:pPr>
+      <w:r>
+        <w:rPr>
+          <w:i/>
+        </w:rPr>
         <w:t>relocatable = true</w:t>
       </w:r>
     </w:p>
     <w:p>
       <w:pPr>
-        <w:rPr>
-          <w:rFonts w:hint="eastAsia"/>
-          <w:color w:val="FF0000"/>
-        </w:rPr>
-      </w:pPr>
-      <w:r>
-        <w:rPr>
-          <w:color w:val="FF0000"/>
+        <w:spacing w:line="360" w:lineRule="auto"/>
+        <w:rPr>
+          <w:b/>
+          <w:color w:val="000000" w:themeColor="text1"/>
+        </w:rPr>
+      </w:pPr>
+      <w:r>
+        <w:rPr>
+          <w:b/>
+          <w:color w:val="000000" w:themeColor="text1"/>
         </w:rPr>
         <w:t>sdb_fdw--1.0.sql</w:t>
       </w:r>
+      <w:r>
+        <w:rPr>
+          <w:rFonts w:hint="eastAsia"/>
+          <w:b/>
+          <w:color w:val="000000" w:themeColor="text1"/>
+        </w:rPr>
+        <w:t xml:space="preserve"> </w:t>
+      </w:r>
+      <w:r>
+        <w:rPr>
+          <w:rFonts w:hint="eastAsia"/>
+          <w:b/>
+          <w:color w:val="000000" w:themeColor="text1"/>
+        </w:rPr>
+        <w:t>脚本内容</w:t>
+      </w:r>
     </w:p>
     <w:p>
       <w:pPr>
         <w:shd w:val="clear" w:color="auto" w:fill="C4BC96" w:themeFill="background2" w:themeFillShade="BF"/>
-      </w:pPr>
-      <w:r>
+        <w:spacing w:line="360" w:lineRule="auto"/>
+        <w:rPr>
+          <w:i/>
+        </w:rPr>
+      </w:pPr>
+      <w:r>
+        <w:rPr>
+          <w:i/>
+        </w:rPr>
         <w:t>/* contrib/mongo_fdw/sdb_fdw--1.0.sql */</w:t>
       </w:r>
     </w:p>
     <w:p>
       <w:pPr>
         <w:shd w:val="clear" w:color="auto" w:fill="C4BC96" w:themeFill="background2" w:themeFillShade="BF"/>
+        <w:spacing w:line="360" w:lineRule="auto"/>
+        <w:rPr>
+          <w:i/>
+        </w:rPr>
       </w:pPr>
     </w:p>
     <w:p>
       <w:pPr>
         <w:shd w:val="clear" w:color="auto" w:fill="C4BC96" w:themeFill="background2" w:themeFillShade="BF"/>
-      </w:pPr>
-      <w:r>
+        <w:spacing w:line="360" w:lineRule="auto"/>
+        <w:rPr>
+          <w:i/>
+        </w:rPr>
+      </w:pPr>
+      <w:r>
+        <w:rPr>
+          <w:i/>
+        </w:rPr>
         <w:t>-- complain if script is sourced in psql, rather than via CREATE EXTENSION</w:t>
       </w:r>
     </w:p>
     <w:p>
       <w:pPr>
         <w:shd w:val="clear" w:color="auto" w:fill="C4BC96" w:themeFill="background2" w:themeFillShade="BF"/>
-      </w:pPr>
-      <w:r>
+        <w:spacing w:line="360" w:lineRule="auto"/>
+        <w:rPr>
+          <w:i/>
+        </w:rPr>
+      </w:pPr>
+      <w:r>
+        <w:rPr>
+          <w:i/>
+        </w:rPr>
+        <w:lastRenderedPageBreak/>
         <w:t>\echo Use "CREATE EXTENSION sdb_fdw" to load this file. \quit</w:t>
       </w:r>
     </w:p>
     <w:p>
       <w:pPr>
         <w:shd w:val="clear" w:color="auto" w:fill="C4BC96" w:themeFill="background2" w:themeFillShade="BF"/>
+        <w:spacing w:line="360" w:lineRule="auto"/>
+        <w:rPr>
+          <w:i/>
+        </w:rPr>
       </w:pPr>
     </w:p>
     <w:p>
       <w:pPr>
         <w:shd w:val="clear" w:color="auto" w:fill="C4BC96" w:themeFill="background2" w:themeFillShade="BF"/>
-      </w:pPr>
-      <w:r>
+        <w:spacing w:line="360" w:lineRule="auto"/>
+        <w:rPr>
+          <w:i/>
+        </w:rPr>
+      </w:pPr>
+      <w:r>
+        <w:rPr>
+          <w:i/>
+        </w:rPr>
         <w:t>CREATE FUNCTION sdb_fdw_handler()</w:t>
       </w:r>
     </w:p>
     <w:p>
       <w:pPr>
         <w:shd w:val="clear" w:color="auto" w:fill="C4BC96" w:themeFill="background2" w:themeFillShade="BF"/>
-      </w:pPr>
-      <w:r>
+        <w:spacing w:line="360" w:lineRule="auto"/>
+        <w:rPr>
+          <w:i/>
+        </w:rPr>
+      </w:pPr>
+      <w:r>
+        <w:rPr>
+          <w:i/>
+        </w:rPr>
         <w:t>RETURNS fdw_handler</w:t>
       </w:r>
     </w:p>
     <w:p>
       <w:pPr>
         <w:shd w:val="clear" w:color="auto" w:fill="C4BC96" w:themeFill="background2" w:themeFillShade="BF"/>
-      </w:pPr>
-      <w:r>
+        <w:spacing w:line="360" w:lineRule="auto"/>
+        <w:rPr>
+          <w:i/>
+        </w:rPr>
+      </w:pPr>
+      <w:r>
+        <w:rPr>
+          <w:i/>
+        </w:rPr>
         <w:t>AS 'MODULE_PATHNAME'</w:t>
       </w:r>
     </w:p>
     <w:p>
       <w:pPr>
         <w:shd w:val="clear" w:color="auto" w:fill="C4BC96" w:themeFill="background2" w:themeFillShade="BF"/>
-      </w:pPr>
-      <w:r>
+        <w:spacing w:line="360" w:lineRule="auto"/>
+        <w:rPr>
+          <w:i/>
+        </w:rPr>
+      </w:pPr>
+      <w:r>
+        <w:rPr>
+          <w:i/>
+        </w:rPr>
         <w:t>LANGUAGE C STRICT;</w:t>
       </w:r>
     </w:p>
     <w:p>
       <w:pPr>
         <w:shd w:val="clear" w:color="auto" w:fill="C4BC96" w:themeFill="background2" w:themeFillShade="BF"/>
+        <w:spacing w:line="360" w:lineRule="auto"/>
+        <w:rPr>
+          <w:i/>
+        </w:rPr>
       </w:pPr>
     </w:p>
     <w:p>
       <w:pPr>
         <w:shd w:val="clear" w:color="auto" w:fill="C4BC96" w:themeFill="background2" w:themeFillShade="BF"/>
-      </w:pPr>
-      <w:r>
+        <w:spacing w:line="360" w:lineRule="auto"/>
+        <w:rPr>
+          <w:i/>
+        </w:rPr>
+      </w:pPr>
+      <w:r>
+        <w:rPr>
+          <w:i/>
+        </w:rPr>
         <w:t>CREATE FUNCTION sdb_fdw_validator(text[], oid)</w:t>
       </w:r>
     </w:p>
     <w:p>
       <w:pPr>
         <w:shd w:val="clear" w:color="auto" w:fill="C4BC96" w:themeFill="background2" w:themeFillShade="BF"/>
-      </w:pPr>
-      <w:r>
+        <w:spacing w:line="360" w:lineRule="auto"/>
+        <w:rPr>
+          <w:i/>
+        </w:rPr>
+      </w:pPr>
+      <w:r>
+        <w:rPr>
+          <w:i/>
+        </w:rPr>
         <w:t>RETURNS void</w:t>
       </w:r>
     </w:p>
     <w:p>
       <w:pPr>
         <w:shd w:val="clear" w:color="auto" w:fill="C4BC96" w:themeFill="background2" w:themeFillShade="BF"/>
-      </w:pPr>
-      <w:r>
+        <w:spacing w:line="360" w:lineRule="auto"/>
+        <w:rPr>
+          <w:i/>
+        </w:rPr>
+      </w:pPr>
+      <w:r>
+        <w:rPr>
+          <w:i/>
+        </w:rPr>
         <w:t>AS 'MODULE_PATHNAME'</w:t>
       </w:r>
     </w:p>
     <w:p>
       <w:pPr>
         <w:shd w:val="clear" w:color="auto" w:fill="C4BC96" w:themeFill="background2" w:themeFillShade="BF"/>
-      </w:pPr>
-      <w:r>
+        <w:spacing w:line="360" w:lineRule="auto"/>
+        <w:rPr>
+          <w:i/>
+        </w:rPr>
+      </w:pPr>
+      <w:r>
+        <w:rPr>
+          <w:i/>
+        </w:rPr>
         <w:t>LANGUAGE C STRICT;</w:t>
       </w:r>
     </w:p>
     <w:p>
       <w:pPr>
         <w:shd w:val="clear" w:color="auto" w:fill="C4BC96" w:themeFill="background2" w:themeFillShade="BF"/>
+        <w:spacing w:line="360" w:lineRule="auto"/>
+        <w:rPr>
+          <w:i/>
+        </w:rPr>
       </w:pPr>
     </w:p>
     <w:p>
       <w:pPr>
         <w:shd w:val="clear" w:color="auto" w:fill="C4BC96" w:themeFill="background2" w:themeFillShade="BF"/>
-      </w:pPr>
-      <w:r>
+        <w:spacing w:line="360" w:lineRule="auto"/>
+        <w:rPr>
+          <w:i/>
+        </w:rPr>
+      </w:pPr>
+      <w:r>
+        <w:rPr>
+          <w:i/>
+        </w:rPr>
         <w:t>CREATE FOREIGN DATA WRAPPER sdb_fdw</w:t>
       </w:r>
     </w:p>
     <w:p>
       <w:pPr>
         <w:shd w:val="clear" w:color="auto" w:fill="C4BC96" w:themeFill="background2" w:themeFillShade="BF"/>
-      </w:pPr>
-      <w:r>
+        <w:spacing w:line="360" w:lineRule="auto"/>
+        <w:rPr>
+          <w:i/>
+        </w:rPr>
+      </w:pPr>
+      <w:r>
+        <w:rPr>
+          <w:i/>
+        </w:rPr>
         <w:t xml:space="preserve">  HANDLER sdb_fdw_handler</w:t>
       </w:r>
     </w:p>
     <w:p>
       <w:pPr>
         <w:shd w:val="clear" w:color="auto" w:fill="C4BC96" w:themeFill="background2" w:themeFillShade="BF"/>
-        <w:rPr>
-          <w:rFonts w:hint="eastAsia"/>
-        </w:rPr>
-      </w:pPr>
-      <w:r>
+        <w:spacing w:line="360" w:lineRule="auto"/>
+        <w:rPr>
+          <w:i/>
+        </w:rPr>
+      </w:pPr>
+      <w:r>
+        <w:rPr>
+          <w:i/>
+        </w:rPr>
         <w:t xml:space="preserve">  VALIDATOR sdb_fdw_validator;</w:t>
       </w:r>
     </w:p>
     <w:p>
       <w:pPr>
-        <w:pStyle w:val="ListParagraph"/>
-        <w:numPr>
-          <w:ilvl w:val="0"/>
-          <w:numId w:val="18"/>
-        </w:numPr>
-        <w:ind w:firstLineChars="0"/>
-        <w:rPr>
-          <w:rFonts w:hint="eastAsia"/>
-        </w:rPr>
-      </w:pPr>
-      <w:r>
-        <w:rPr>
-          <w:rFonts w:hint="eastAsia"/>
-        </w:rPr>
-        <w:t>将</w:t>
-      </w:r>
-      <w:r>
-        <w:rPr>
-          <w:rFonts w:hint="eastAsia"/>
-        </w:rPr>
-        <w:t>sdb_fdw.control</w:t>
-      </w:r>
-      <w:r>
-        <w:rPr>
-          <w:rFonts w:hint="eastAsia"/>
-        </w:rPr>
-        <w:t>和</w:t>
-      </w:r>
-      <w:r>
-        <w:rPr>
-          <w:rFonts w:hint="eastAsia"/>
-        </w:rPr>
-        <w:t>sdb_fdw--1.0.sql</w:t>
-      </w:r>
-      <w:r>
-        <w:rPr>
-          <w:rFonts w:hint="eastAsia"/>
-        </w:rPr>
-        <w:t>脚本拷贝到</w:t>
-      </w:r>
-      <w:r>
-        <w:rPr>
-          <w:rFonts w:hint="eastAsia"/>
-        </w:rPr>
-        <w:t>extension</w:t>
-      </w:r>
-      <w:r>
-        <w:rPr>
-          <w:rFonts w:hint="eastAsia"/>
-        </w:rPr>
-        <w:t>目录中</w:t>
-      </w:r>
-    </w:p>
-    <w:p>
-      <w:pPr>
-        <w:shd w:val="clear" w:color="auto" w:fill="BFBFBF" w:themeFill="background1" w:themeFillShade="BF"/>
-      </w:pPr>
-      <w:r>
-        <w:t>$&gt; cp -f sdb_fdw.control share/extension/ ;</w:t>
-      </w:r>
-    </w:p>
-    <w:p>
-      <w:pPr>
-        <w:shd w:val="clear" w:color="auto" w:fill="BFBFBF" w:themeFill="background1" w:themeFillShade="BF"/>
-      </w:pPr>
-      <w:r>
-        <w:t>$&gt; cp -f sdb_fdw--1.0.sql shar/extension/ ;</w:t>
-      </w:r>
-    </w:p>
-    <w:p>
-      <w:pPr>
         <w:pStyle w:val="Heading2"/>
       </w:pPr>
       <w:bookmarkStart w:id="5" w:name="_Toc390950722"/>
-      <w:bookmarkStart w:id="6" w:name="_Toc407266481"/>
+      <w:bookmarkStart w:id="6" w:name="_Toc418518405"/>
       <w:r>
         <w:rPr>
           <w:rFonts w:hint="eastAsia"/>
@@ -2229,6 +2998,7 @@
           <w:ilvl w:val="0"/>
           <w:numId w:val="4"/>
         </w:numPr>
+        <w:spacing w:line="360" w:lineRule="auto"/>
         <w:ind w:firstLineChars="0"/>
       </w:pPr>
       <w:r>
@@ -2240,6 +3010,7 @@
     </w:p>
     <w:p>
       <w:pPr>
+        <w:spacing w:line="360" w:lineRule="auto"/>
         <w:rPr>
           <w:color w:val="000000" w:themeColor="text1"/>
         </w:rPr>
@@ -2335,31 +3106,42 @@
     <w:p>
       <w:pPr>
         <w:shd w:val="clear" w:color="auto" w:fill="BFBFBF" w:themeFill="background1" w:themeFillShade="BF"/>
-        <w:rPr>
+        <w:spacing w:line="360" w:lineRule="auto"/>
+        <w:rPr>
+          <w:i/>
           <w:color w:val="000000" w:themeColor="text1"/>
         </w:rPr>
       </w:pPr>
       <w:r>
         <w:rPr>
           <w:rFonts w:hint="eastAsia"/>
+          <w:i/>
           <w:color w:val="000000" w:themeColor="text1"/>
         </w:rPr>
         <w:t>$&gt;</w:t>
       </w:r>
       <w:r>
+        <w:rPr>
+          <w:i/>
+        </w:rPr>
         <w:t xml:space="preserve"> </w:t>
       </w:r>
       <w:r>
         <w:rPr>
+          <w:i/>
           <w:color w:val="000000" w:themeColor="text1"/>
         </w:rPr>
         <w:t>netstat -</w:t>
       </w:r>
       <w:r>
+        <w:rPr>
+          <w:i/>
+        </w:rPr>
         <w:t>nap</w:t>
       </w:r>
       <w:r>
         <w:rPr>
+          <w:i/>
           <w:color w:val="000000" w:themeColor="text1"/>
         </w:rPr>
         <w:t xml:space="preserve"> | grep 5432</w:t>
@@ -2367,6 +3149,7 @@
     </w:p>
     <w:p>
       <w:pPr>
+        <w:spacing w:line="360" w:lineRule="auto"/>
         <w:rPr>
           <w:color w:val="FF0000"/>
         </w:rPr>
@@ -2431,22 +3214,29 @@
     <w:p>
       <w:pPr>
         <w:shd w:val="clear" w:color="auto" w:fill="FFC000"/>
-        <w:rPr>
+        <w:spacing w:line="360" w:lineRule="auto"/>
+        <w:rPr>
+          <w:i/>
           <w:color w:val="000000" w:themeColor="text1"/>
         </w:rPr>
       </w:pPr>
       <w:r>
         <w:rPr>
           <w:rFonts w:hint="eastAsia"/>
+          <w:i/>
           <w:color w:val="000000" w:themeColor="text1"/>
         </w:rPr>
         <w:t>$&gt;</w:t>
       </w:r>
       <w:r>
+        <w:rPr>
+          <w:i/>
+        </w:rPr>
         <w:t xml:space="preserve"> </w:t>
       </w:r>
       <w:r>
         <w:rPr>
+          <w:i/>
           <w:color w:val="000000" w:themeColor="text1"/>
         </w:rPr>
         <w:t>sed -i "s/#port = 5432/port = 11780/g" pg_data/postgresql.conf</w:t>
@@ -2459,6 +3249,7 @@
           <w:ilvl w:val="0"/>
           <w:numId w:val="4"/>
         </w:numPr>
+        <w:spacing w:line="360" w:lineRule="auto"/>
         <w:ind w:firstLineChars="0"/>
       </w:pPr>
       <w:r>
@@ -2489,14 +3280,22 @@
     <w:p>
       <w:pPr>
         <w:shd w:val="clear" w:color="auto" w:fill="BFBFBF" w:themeFill="background1" w:themeFillShade="BF"/>
-      </w:pPr>
-      <w:r>
-        <w:rPr>
-          <w:rFonts w:hint="eastAsia"/>
+        <w:spacing w:line="360" w:lineRule="auto"/>
+        <w:rPr>
+          <w:i/>
+        </w:rPr>
+      </w:pPr>
+      <w:r>
+        <w:rPr>
+          <w:rFonts w:hint="eastAsia"/>
+          <w:i/>
         </w:rPr>
         <w:t>$&gt;</w:t>
       </w:r>
       <w:r>
+        <w:rPr>
+          <w:i/>
+        </w:rPr>
         <w:t xml:space="preserve"> bin/postgres -D pg_data/ &gt;&gt; logfile 2&gt;&amp;1 &amp;</w:t>
       </w:r>
     </w:p>
@@ -2507,6 +3306,7 @@
           <w:ilvl w:val="0"/>
           <w:numId w:val="4"/>
         </w:numPr>
+        <w:spacing w:line="360" w:lineRule="auto"/>
         <w:ind w:firstLineChars="0"/>
       </w:pPr>
       <w:r>
@@ -2531,27 +3331,42 @@
     <w:p>
       <w:pPr>
         <w:shd w:val="clear" w:color="auto" w:fill="BFBFBF" w:themeFill="background1" w:themeFillShade="BF"/>
-      </w:pPr>
-      <w:r>
-        <w:rPr>
-          <w:rFonts w:hint="eastAsia"/>
+        <w:spacing w:line="360" w:lineRule="auto"/>
+        <w:rPr>
+          <w:i/>
+        </w:rPr>
+      </w:pPr>
+      <w:r>
+        <w:rPr>
+          <w:rFonts w:hint="eastAsia"/>
+          <w:i/>
         </w:rPr>
         <w:t>$&gt;</w:t>
       </w:r>
       <w:r>
+        <w:rPr>
+          <w:i/>
+        </w:rPr>
         <w:t xml:space="preserve"> netstat -nap | </w:t>
       </w:r>
       <w:r>
+        <w:rPr>
+          <w:i/>
+        </w:rPr>
         <w:t xml:space="preserve">grep </w:t>
       </w:r>
       <w:r>
         <w:rPr>
           <w:rFonts w:hint="eastAsia"/>
+          <w:i/>
         </w:rPr>
         <w:t>5432</w:t>
       </w:r>
     </w:p>
     <w:p>
+      <w:pPr>
+        <w:spacing w:line="360" w:lineRule="auto"/>
+      </w:pPr>
       <w:r>
         <w:t>tcp</w:t>
       </w:r>
@@ -2569,11 +3384,18 @@
       </w:r>
     </w:p>
     <w:p>
+      <w:pPr>
+        <w:spacing w:line="360" w:lineRule="auto"/>
+      </w:pPr>
       <w:r>
         <w:t>unix  2      [ ACC ]     STREAM     LISTENING     40776754 20502/p</w:t>
       </w:r>
       <w:r>
-        <w:t>ostgres      /tmp/.s.PGSQL.</w:t>
+        <w:t xml:space="preserve">ostgres      </w:t>
+      </w:r>
+      <w:r>
+        <w:lastRenderedPageBreak/>
+        <w:t>/tmp/.s.PGSQL.</w:t>
       </w:r>
       <w:r>
         <w:rPr>
@@ -2589,6 +3411,7 @@
           <w:ilvl w:val="0"/>
           <w:numId w:val="4"/>
         </w:numPr>
+        <w:spacing w:line="360" w:lineRule="auto"/>
         <w:ind w:firstLineChars="0"/>
       </w:pPr>
       <w:r>
@@ -2619,29 +3442,42 @@
     <w:p>
       <w:pPr>
         <w:shd w:val="clear" w:color="auto" w:fill="BFBFBF" w:themeFill="background1" w:themeFillShade="BF"/>
-      </w:pPr>
-      <w:r>
-        <w:rPr>
-          <w:rFonts w:hint="eastAsia"/>
+        <w:spacing w:line="360" w:lineRule="auto"/>
+        <w:rPr>
+          <w:i/>
+        </w:rPr>
+      </w:pPr>
+      <w:r>
+        <w:rPr>
+          <w:rFonts w:hint="eastAsia"/>
+          <w:i/>
         </w:rPr>
         <w:t>$&gt;</w:t>
       </w:r>
       <w:r>
+        <w:rPr>
+          <w:i/>
+        </w:rPr>
         <w:t xml:space="preserve"> bin/createdb </w:t>
       </w:r>
       <w:r>
         <w:rPr>
           <w:rFonts w:hint="eastAsia"/>
+          <w:i/>
         </w:rPr>
         <w:t>-p 5432</w:t>
       </w:r>
       <w:r>
         <w:rPr>
           <w:rFonts w:hint="eastAsia"/>
+          <w:i/>
         </w:rPr>
         <w:t xml:space="preserve"> </w:t>
       </w:r>
       <w:r>
+        <w:rPr>
+          <w:i/>
+        </w:rPr>
         <w:t>foo</w:t>
       </w:r>
     </w:p>
@@ -2652,6 +3488,7 @@
           <w:ilvl w:val="0"/>
           <w:numId w:val="4"/>
         </w:numPr>
+        <w:spacing w:line="360" w:lineRule="auto"/>
         <w:ind w:firstLineChars="0"/>
       </w:pPr>
       <w:r>
@@ -2676,23 +3513,35 @@
     <w:p>
       <w:pPr>
         <w:shd w:val="clear" w:color="auto" w:fill="BFBFBF" w:themeFill="background1" w:themeFillShade="BF"/>
-      </w:pPr>
-      <w:r>
-        <w:rPr>
-          <w:rFonts w:hint="eastAsia"/>
+        <w:spacing w:line="360" w:lineRule="auto"/>
+        <w:rPr>
+          <w:i/>
+        </w:rPr>
+      </w:pPr>
+      <w:r>
+        <w:rPr>
+          <w:rFonts w:hint="eastAsia"/>
+          <w:i/>
         </w:rPr>
         <w:t>$&gt;</w:t>
       </w:r>
       <w:r>
+        <w:rPr>
+          <w:i/>
+        </w:rPr>
         <w:t xml:space="preserve"> bin/psql  -p </w:t>
       </w:r>
       <w:r>
         <w:rPr>
           <w:rFonts w:hint="eastAsia"/>
+          <w:i/>
         </w:rPr>
         <w:t>5432</w:t>
       </w:r>
       <w:r>
+        <w:rPr>
+          <w:i/>
+        </w:rPr>
         <w:t xml:space="preserve"> foo</w:t>
       </w:r>
     </w:p>
@@ -2705,7 +3554,7 @@
         </w:numPr>
       </w:pPr>
       <w:bookmarkStart w:id="7" w:name="_Toc390950723"/>
-      <w:bookmarkStart w:id="8" w:name="_Toc407266482"/>
+      <w:bookmarkStart w:id="8" w:name="_Toc418518406"/>
       <w:r>
         <w:rPr>
           <w:rFonts w:hint="eastAsia"/>
@@ -2728,6 +3577,9 @@
       <w:bookmarkEnd w:id="8"/>
     </w:p>
     <w:p>
+      <w:pPr>
+        <w:spacing w:line="360" w:lineRule="auto"/>
+      </w:pPr>
       <w:r>
         <w:rPr>
           <w:rFonts w:hint="eastAsia"/>
@@ -2752,12 +3604,11 @@
         <w:pStyle w:val="Heading2"/>
       </w:pPr>
       <w:bookmarkStart w:id="9" w:name="_Toc390950724"/>
-      <w:bookmarkStart w:id="10" w:name="_Toc407266483"/>
-      <w:r>
-        <w:rPr>
-          <w:rFonts w:hint="eastAsia"/>
-        </w:rPr>
-        <w:lastRenderedPageBreak/>
+      <w:bookmarkStart w:id="10" w:name="_Toc418518407"/>
+      <w:r>
+        <w:rPr>
+          <w:rFonts w:hint="eastAsia"/>
+        </w:rPr>
         <w:t>2.1</w:t>
       </w:r>
       <w:r>
@@ -2800,6 +3651,7 @@
           <w:ilvl w:val="0"/>
           <w:numId w:val="7"/>
         </w:numPr>
+        <w:spacing w:line="360" w:lineRule="auto"/>
         <w:ind w:firstLineChars="0"/>
       </w:pPr>
       <w:r>
@@ -2824,20 +3676,29 @@
     <w:p>
       <w:pPr>
         <w:shd w:val="clear" w:color="auto" w:fill="BFBFBF" w:themeFill="background1" w:themeFillShade="BF"/>
-      </w:pPr>
-      <w:r>
-        <w:rPr>
-          <w:rFonts w:hint="eastAsia"/>
+        <w:spacing w:line="360" w:lineRule="auto"/>
+        <w:rPr>
+          <w:i/>
+        </w:rPr>
+      </w:pPr>
+      <w:r>
+        <w:rPr>
+          <w:rFonts w:hint="eastAsia"/>
+          <w:i/>
         </w:rPr>
         <w:t>foo=#</w:t>
       </w:r>
       <w:r>
         <w:rPr>
           <w:rFonts w:hint="eastAsia"/>
+          <w:i/>
         </w:rPr>
         <w:t xml:space="preserve"> </w:t>
       </w:r>
       <w:r>
+        <w:rPr>
+          <w:i/>
+        </w:rPr>
         <w:t>create extension sdb_fdw;</w:t>
       </w:r>
     </w:p>
@@ -2848,6 +3709,7 @@
           <w:ilvl w:val="0"/>
           <w:numId w:val="7"/>
         </w:numPr>
+        <w:spacing w:line="360" w:lineRule="auto"/>
         <w:ind w:firstLineChars="0"/>
       </w:pPr>
       <w:r>
@@ -2872,42 +3734,552 @@
     <w:p>
       <w:pPr>
         <w:shd w:val="clear" w:color="auto" w:fill="BFBFBF" w:themeFill="background1" w:themeFillShade="BF"/>
-      </w:pPr>
-      <w:r>
-        <w:rPr>
-          <w:rFonts w:hint="eastAsia"/>
+        <w:spacing w:line="360" w:lineRule="auto"/>
+        <w:rPr>
+          <w:i/>
+        </w:rPr>
+      </w:pPr>
+      <w:r>
+        <w:rPr>
+          <w:rFonts w:hint="eastAsia"/>
+          <w:i/>
         </w:rPr>
         <w:t>foo=#</w:t>
       </w:r>
       <w:r>
         <w:rPr>
           <w:rFonts w:hint="eastAsia"/>
+          <w:i/>
         </w:rPr>
         <w:t xml:space="preserve"> </w:t>
       </w:r>
       <w:r>
+        <w:rPr>
+          <w:i/>
+        </w:rPr>
         <w:t>create server sdb_server foreign data wrapper sdb_fdw options(address '192.168.30.1</w:t>
       </w:r>
       <w:r>
+        <w:rPr>
+          <w:i/>
+        </w:rPr>
         <w:t>82', service '11810', user '</w:t>
       </w:r>
       <w:r>
         <w:rPr>
           <w:rFonts w:hint="eastAsia"/>
+          <w:i/>
         </w:rPr>
         <w:t>sdbadmin</w:t>
       </w:r>
       <w:r>
+        <w:rPr>
+          <w:i/>
+        </w:rPr>
         <w:t>', password '</w:t>
       </w:r>
       <w:r>
         <w:rPr>
           <w:rFonts w:hint="eastAsia"/>
+          <w:i/>
         </w:rPr>
         <w:t>cmbc123</w:t>
       </w:r>
       <w:r>
+        <w:rPr>
+          <w:i/>
+        </w:rPr>
+        <w:t>’</w:t>
+      </w:r>
+      <w:r>
+        <w:rPr>
+          <w:rFonts w:hint="eastAsia"/>
+          <w:i/>
+        </w:rPr>
+        <w:t>, preferedinstance</w:t>
+      </w:r>
+      <w:r>
+        <w:rPr>
+          <w:rFonts w:hint="eastAsia"/>
+          <w:i/>
+        </w:rPr>
+        <w:t xml:space="preserve"> </w:t>
+      </w:r>
+      <w:r>
+        <w:rPr>
+          <w:i/>
+        </w:rPr>
+        <w:t>‘</w:t>
+      </w:r>
+      <w:r>
+        <w:rPr>
+          <w:rFonts w:hint="eastAsia"/>
+          <w:i/>
+        </w:rPr>
+        <w:t>s</w:t>
+      </w:r>
+      <w:r>
+        <w:rPr>
+          <w:i/>
+        </w:rPr>
+        <w:t>’</w:t>
+      </w:r>
+      <w:r>
+        <w:rPr>
+          <w:i/>
+        </w:rPr>
+        <w:t>);</w:t>
+      </w:r>
+    </w:p>
+    <w:p>
+      <w:pPr>
+        <w:pStyle w:val="ListParagraph"/>
+        <w:spacing w:line="360" w:lineRule="auto"/>
+        <w:ind w:left="420" w:firstLineChars="0" w:firstLine="0"/>
+        <w:rPr>
+          <w:rFonts w:hint="eastAsia"/>
+        </w:rPr>
+      </w:pPr>
+      <w:r>
+        <w:rPr>
+          <w:rFonts w:hint="eastAsia"/>
+        </w:rPr>
+        <w:t>注：</w:t>
+      </w:r>
+    </w:p>
+    <w:p>
+      <w:pPr>
+        <w:pStyle w:val="ListParagraph"/>
+        <w:numPr>
+          <w:ilvl w:val="0"/>
+          <w:numId w:val="20"/>
+        </w:numPr>
+        <w:spacing w:line="360" w:lineRule="auto"/>
+        <w:ind w:firstLineChars="0"/>
+        <w:rPr>
+          <w:rFonts w:hint="eastAsia"/>
+        </w:rPr>
+      </w:pPr>
+      <w:r>
+        <w:rPr>
+          <w:rFonts w:hint="eastAsia"/>
+        </w:rPr>
+        <w:t>如果用户指定多个协调节点，避免一个协调节点出现异常后，</w:t>
+      </w:r>
+      <w:r>
+        <w:rPr>
+          <w:rFonts w:hint="eastAsia"/>
+        </w:rPr>
+        <w:t>PostgreSQL</w:t>
+      </w:r>
+      <w:r>
+        <w:rPr>
+          <w:rFonts w:hint="eastAsia"/>
+        </w:rPr>
+        <w:t>无法使用，创建</w:t>
+      </w:r>
+      <w:r>
+        <w:rPr>
+          <w:rFonts w:hint="eastAsia"/>
+        </w:rPr>
+        <w:t>server</w:t>
+      </w:r>
+      <w:r>
+        <w:rPr>
+          <w:rFonts w:hint="eastAsia"/>
+        </w:rPr>
+        <w:t>时，应该写成</w:t>
+      </w:r>
+    </w:p>
+    <w:p>
+      <w:pPr>
+        <w:shd w:val="clear" w:color="auto" w:fill="BFBFBF" w:themeFill="background1" w:themeFillShade="BF"/>
+        <w:spacing w:line="360" w:lineRule="auto"/>
+        <w:rPr>
+          <w:i/>
+        </w:rPr>
+      </w:pPr>
+      <w:r>
+        <w:rPr>
+          <w:rFonts w:hint="eastAsia"/>
+          <w:i/>
+        </w:rPr>
+        <w:t>foo=#</w:t>
+      </w:r>
+      <w:r>
+        <w:rPr>
+          <w:rFonts w:hint="eastAsia"/>
+          <w:i/>
+        </w:rPr>
+        <w:t xml:space="preserve"> </w:t>
+      </w:r>
+      <w:r>
+        <w:rPr>
+          <w:i/>
+        </w:rPr>
+        <w:t>create server sdb_server foreign data wrapper sdb_fdw options(address '192.168.30.182</w:t>
+      </w:r>
+      <w:r>
+        <w:rPr>
+          <w:rFonts w:hint="eastAsia"/>
+          <w:i/>
+        </w:rPr>
+        <w:t>:11810,192.168.30.183:11810,192.168.30.184:11810</w:t>
+      </w:r>
+      <w:r>
+        <w:rPr>
+          <w:i/>
+        </w:rPr>
+        <w:t>', service '', user '</w:t>
+      </w:r>
+      <w:r>
+        <w:rPr>
+          <w:rFonts w:hint="eastAsia"/>
+          <w:i/>
+        </w:rPr>
+        <w:t>sdbadmin</w:t>
+      </w:r>
+      <w:r>
+        <w:rPr>
+          <w:i/>
+        </w:rPr>
+        <w:t>', password '</w:t>
+      </w:r>
+      <w:r>
+        <w:rPr>
+          <w:rFonts w:hint="eastAsia"/>
+          <w:i/>
+        </w:rPr>
+        <w:t>cmbc123</w:t>
+      </w:r>
+      <w:r>
+        <w:rPr>
+          <w:i/>
+        </w:rPr>
         <w:t>');</w:t>
+      </w:r>
+    </w:p>
+    <w:p>
+      <w:pPr>
+        <w:spacing w:line="360" w:lineRule="auto"/>
+        <w:rPr>
+          <w:rFonts w:hint="eastAsia"/>
+        </w:rPr>
+      </w:pPr>
+      <w:r>
+        <w:rPr>
+          <w:rFonts w:hint="eastAsia"/>
+        </w:rPr>
+        <w:tab/>
+        <w:t xml:space="preserve">address </w:t>
+      </w:r>
+      <w:r>
+        <w:rPr>
+          <w:rFonts w:hint="eastAsia"/>
+        </w:rPr>
+        <w:t>参数变成</w:t>
+      </w:r>
+      <w:r>
+        <w:rPr>
+          <w:rFonts w:hint="eastAsia"/>
+        </w:rPr>
+        <w:t xml:space="preserve"> </w:t>
+      </w:r>
+      <w:r>
+        <w:t>’</w:t>
+      </w:r>
+      <w:r>
+        <w:rPr>
+          <w:rFonts w:hint="eastAsia"/>
+        </w:rPr>
+        <w:t>hostname1:service1,hostname2:service2</w:t>
+      </w:r>
+      <w:r>
+        <w:t>’</w:t>
+      </w:r>
+      <w:r>
+        <w:rPr>
+          <w:rFonts w:hint="eastAsia"/>
+        </w:rPr>
+        <w:t>；</w:t>
+      </w:r>
+    </w:p>
+    <w:p>
+      <w:pPr>
+        <w:spacing w:line="360" w:lineRule="auto"/>
+        <w:ind w:firstLine="420"/>
+        <w:rPr>
+          <w:rFonts w:hint="eastAsia"/>
+        </w:rPr>
+      </w:pPr>
+      <w:r>
+        <w:rPr>
+          <w:rFonts w:hint="eastAsia"/>
+        </w:rPr>
+        <w:t>用户需要指定</w:t>
+      </w:r>
+      <w:r>
+        <w:rPr>
+          <w:rFonts w:hint="eastAsia"/>
+        </w:rPr>
+        <w:t xml:space="preserve">service </w:t>
+      </w:r>
+      <w:r>
+        <w:rPr>
+          <w:rFonts w:hint="eastAsia"/>
+        </w:rPr>
+        <w:t>为空字符串</w:t>
+      </w:r>
+      <w:r>
+        <w:rPr>
+          <w:rFonts w:hint="eastAsia"/>
+        </w:rPr>
+        <w:t>；</w:t>
+      </w:r>
+    </w:p>
+    <w:p>
+      <w:pPr>
+        <w:spacing w:line="360" w:lineRule="auto"/>
+        <w:ind w:firstLine="420"/>
+        <w:rPr>
+          <w:rFonts w:hint="eastAsia"/>
+        </w:rPr>
+      </w:pPr>
+      <w:r>
+        <w:rPr>
+          <w:rFonts w:hint="eastAsia"/>
+        </w:rPr>
+        <w:t>如果</w:t>
+      </w:r>
+      <w:r>
+        <w:rPr>
+          <w:rFonts w:hint="eastAsia"/>
+        </w:rPr>
+        <w:t xml:space="preserve">SequoiaDB </w:t>
+      </w:r>
+      <w:r>
+        <w:rPr>
+          <w:rFonts w:hint="eastAsia"/>
+        </w:rPr>
+        <w:t>没有建立用户密码登陆，可以忽略</w:t>
+      </w:r>
+      <w:r>
+        <w:rPr>
+          <w:rFonts w:hint="eastAsia"/>
+        </w:rPr>
+        <w:t xml:space="preserve">user </w:t>
+      </w:r>
+      <w:r>
+        <w:rPr>
+          <w:rFonts w:hint="eastAsia"/>
+        </w:rPr>
+        <w:t>和</w:t>
+      </w:r>
+      <w:r>
+        <w:rPr>
+          <w:rFonts w:hint="eastAsia"/>
+        </w:rPr>
+        <w:t xml:space="preserve"> password </w:t>
+      </w:r>
+      <w:r>
+        <w:rPr>
+          <w:rFonts w:hint="eastAsia"/>
+        </w:rPr>
+        <w:t>参数</w:t>
+      </w:r>
+      <w:r>
+        <w:rPr>
+          <w:rFonts w:hint="eastAsia"/>
+        </w:rPr>
+        <w:t>。</w:t>
+      </w:r>
+    </w:p>
+    <w:p>
+      <w:pPr>
+        <w:pStyle w:val="ListParagraph"/>
+        <w:numPr>
+          <w:ilvl w:val="0"/>
+          <w:numId w:val="20"/>
+        </w:numPr>
+        <w:spacing w:line="360" w:lineRule="auto"/>
+        <w:ind w:firstLineChars="0"/>
+        <w:rPr>
+          <w:rFonts w:hint="eastAsia"/>
+        </w:rPr>
+      </w:pPr>
+      <w:r>
+        <w:rPr>
+          <w:rFonts w:hint="eastAsia"/>
+        </w:rPr>
+        <w:t xml:space="preserve">preferedinstance </w:t>
+      </w:r>
+      <w:r>
+        <w:rPr>
+          <w:rFonts w:hint="eastAsia"/>
+        </w:rPr>
+        <w:t>参数，指定</w:t>
+      </w:r>
+      <w:r>
+        <w:rPr>
+          <w:rFonts w:hint="eastAsia"/>
+        </w:rPr>
+        <w:t xml:space="preserve">PostgreSQL </w:t>
+      </w:r>
+      <w:r>
+        <w:rPr>
+          <w:rFonts w:hint="eastAsia"/>
+        </w:rPr>
+        <w:t>访问</w:t>
+      </w:r>
+      <w:r>
+        <w:rPr>
+          <w:rFonts w:hint="eastAsia"/>
+        </w:rPr>
+        <w:t xml:space="preserve">SequoiaDB </w:t>
+      </w:r>
+      <w:r>
+        <w:rPr>
+          <w:rFonts w:hint="eastAsia"/>
+        </w:rPr>
+        <w:t>数据节点时，优先连接哪种角色的数据节点，默认为</w:t>
+      </w:r>
+      <w:r>
+        <w:t>’</w:t>
+      </w:r>
+      <w:r>
+        <w:rPr>
+          <w:rFonts w:hint="eastAsia"/>
+        </w:rPr>
+        <w:t>s</w:t>
+      </w:r>
+      <w:r>
+        <w:t>’</w:t>
+      </w:r>
+      <w:r>
+        <w:rPr>
+          <w:rFonts w:hint="eastAsia"/>
+        </w:rPr>
+        <w:t>，可输入参数</w:t>
+      </w:r>
+      <w:r>
+        <w:t>’</w:t>
+      </w:r>
+      <w:r>
+        <w:rPr>
+          <w:rFonts w:hint="eastAsia"/>
+        </w:rPr>
+        <w:t>m</w:t>
+      </w:r>
+      <w:r>
+        <w:t>’</w:t>
+      </w:r>
+      <w:r>
+        <w:rPr>
+          <w:rFonts w:hint="eastAsia"/>
+        </w:rPr>
+        <w:t>/</w:t>
+      </w:r>
+      <w:r>
+        <w:t>’</w:t>
+      </w:r>
+      <w:r>
+        <w:rPr>
+          <w:rFonts w:hint="eastAsia"/>
+        </w:rPr>
+        <w:t>M</w:t>
+      </w:r>
+      <w:r>
+        <w:t>’</w:t>
+      </w:r>
+      <w:r>
+        <w:rPr>
+          <w:rFonts w:hint="eastAsia"/>
+        </w:rPr>
+        <w:t>/</w:t>
+      </w:r>
+      <w:r>
+        <w:t>’</w:t>
+      </w:r>
+      <w:r>
+        <w:rPr>
+          <w:rFonts w:hint="eastAsia"/>
+        </w:rPr>
+        <w:t>s</w:t>
+      </w:r>
+      <w:r>
+        <w:t>’</w:t>
+      </w:r>
+      <w:r>
+        <w:rPr>
+          <w:rFonts w:hint="eastAsia"/>
+        </w:rPr>
+        <w:t>/</w:t>
+      </w:r>
+      <w:r>
+        <w:t>’</w:t>
+      </w:r>
+      <w:r>
+        <w:rPr>
+          <w:rFonts w:hint="eastAsia"/>
+        </w:rPr>
+        <w:t>S</w:t>
+      </w:r>
+      <w:r>
+        <w:t>’</w:t>
+      </w:r>
+      <w:r>
+        <w:rPr>
+          <w:rFonts w:hint="eastAsia"/>
+        </w:rPr>
+        <w:t>/</w:t>
+      </w:r>
+      <w:r>
+        <w:t>’</w:t>
+      </w:r>
+      <w:r>
+        <w:rPr>
+          <w:rFonts w:hint="eastAsia"/>
+        </w:rPr>
+        <w:t>a</w:t>
+      </w:r>
+      <w:r>
+        <w:t>’</w:t>
+      </w:r>
+      <w:r>
+        <w:rPr>
+          <w:rFonts w:hint="eastAsia"/>
+        </w:rPr>
+        <w:t>/</w:t>
+      </w:r>
+      <w:r>
+        <w:t>’</w:t>
+      </w:r>
+      <w:r>
+        <w:rPr>
+          <w:rFonts w:hint="eastAsia"/>
+        </w:rPr>
+        <w:t>A</w:t>
+      </w:r>
+      <w:r>
+        <w:t>’</w:t>
+      </w:r>
+      <w:r>
+        <w:rPr>
+          <w:rFonts w:hint="eastAsia"/>
+        </w:rPr>
+        <w:t>/1-7</w:t>
+      </w:r>
+      <w:r>
+        <w:rPr>
+          <w:rFonts w:hint="eastAsia"/>
+        </w:rPr>
+        <w:t>，分别表示</w:t>
+      </w:r>
+      <w:r>
+        <w:rPr>
+          <w:rFonts w:hint="eastAsia"/>
+        </w:rPr>
+        <w:t>master/slave/anyone/node1-node7</w:t>
       </w:r>
     </w:p>
     <w:p>
@@ -2917,6 +4289,7 @@
           <w:ilvl w:val="0"/>
           <w:numId w:val="7"/>
         </w:numPr>
+        <w:spacing w:line="360" w:lineRule="auto"/>
         <w:ind w:firstLineChars="0"/>
       </w:pPr>
       <w:r>
@@ -2941,6 +4314,7 @@
     <w:p>
       <w:pPr>
         <w:pStyle w:val="ListParagraph"/>
+        <w:spacing w:line="360" w:lineRule="auto"/>
         <w:ind w:left="420" w:firstLineChars="0" w:firstLine="0"/>
         <w:rPr>
           <w:color w:val="FF0000"/>
@@ -2950,6 +4324,7 @@
         <w:rPr>
           <w:rFonts w:hint="eastAsia"/>
         </w:rPr>
+        <w:lastRenderedPageBreak/>
         <w:t>注：</w:t>
       </w:r>
       <w:r>
@@ -2984,6 +4359,7 @@
     <w:p>
       <w:pPr>
         <w:pStyle w:val="ListParagraph"/>
+        <w:spacing w:line="360" w:lineRule="auto"/>
         <w:ind w:left="420" w:firstLineChars="0"/>
         <w:rPr>
           <w:color w:val="FF0000"/>
@@ -3066,6 +4442,7 @@
     <w:p>
       <w:pPr>
         <w:pStyle w:val="ListParagraph"/>
+        <w:spacing w:line="360" w:lineRule="auto"/>
         <w:ind w:left="420" w:firstLineChars="0"/>
         <w:rPr>
           <w:color w:val="FF0000"/>
@@ -3113,29 +4490,47 @@
     <w:p>
       <w:pPr>
         <w:shd w:val="clear" w:color="auto" w:fill="BFBFBF" w:themeFill="background1" w:themeFillShade="BF"/>
-      </w:pPr>
-      <w:r>
+        <w:spacing w:line="360" w:lineRule="auto"/>
+        <w:rPr>
+          <w:i/>
+        </w:rPr>
+      </w:pPr>
+      <w:r>
+        <w:rPr>
+          <w:i/>
+        </w:rPr>
         <w:t>foo=#</w:t>
       </w:r>
       <w:r>
         <w:rPr>
           <w:rFonts w:hint="eastAsia"/>
+          <w:i/>
         </w:rPr>
         <w:t xml:space="preserve"> </w:t>
       </w:r>
       <w:r>
+        <w:rPr>
+          <w:i/>
+        </w:rPr>
         <w:t>create foreign table test (name text, id</w:t>
       </w:r>
       <w:r>
         <w:rPr>
           <w:rFonts w:hint="eastAsia"/>
+          <w:i/>
         </w:rPr>
         <w:t xml:space="preserve"> </w:t>
       </w:r>
       <w:r>
+        <w:rPr>
+          <w:i/>
+        </w:rPr>
         <w:t>numeric</w:t>
       </w:r>
       <w:r>
+        <w:rPr>
+          <w:i/>
+        </w:rPr>
         <w:t>) server sdb_server options ( collectionspace 'chen', collection 'test' ) ;</w:t>
       </w:r>
     </w:p>
@@ -3146,6 +4541,7 @@
           <w:ilvl w:val="0"/>
           <w:numId w:val="7"/>
         </w:numPr>
+        <w:spacing w:line="360" w:lineRule="auto"/>
         <w:ind w:firstLineChars="0"/>
       </w:pPr>
       <w:r>
@@ -3158,8 +4554,15 @@
     <w:p>
       <w:pPr>
         <w:shd w:val="clear" w:color="auto" w:fill="BFBFBF" w:themeFill="background1" w:themeFillShade="BF"/>
-      </w:pPr>
-      <w:r>
+        <w:spacing w:line="360" w:lineRule="auto"/>
+        <w:rPr>
+          <w:i/>
+        </w:rPr>
+      </w:pPr>
+      <w:r>
+        <w:rPr>
+          <w:i/>
+        </w:rPr>
         <w:t>foo=# select * from test;</w:t>
       </w:r>
     </w:p>
@@ -3170,6 +4573,7 @@
           <w:ilvl w:val="0"/>
           <w:numId w:val="7"/>
         </w:numPr>
+        <w:spacing w:line="360" w:lineRule="auto"/>
         <w:ind w:firstLineChars="0"/>
       </w:pPr>
       <w:r>
@@ -3182,8 +4586,15 @@
     <w:p>
       <w:pPr>
         <w:shd w:val="clear" w:color="auto" w:fill="BFBFBF" w:themeFill="background1" w:themeFillShade="BF"/>
-      </w:pPr>
-      <w:r>
+        <w:spacing w:line="360" w:lineRule="auto"/>
+        <w:rPr>
+          <w:i/>
+        </w:rPr>
+      </w:pPr>
+      <w:r>
+        <w:rPr>
+          <w:i/>
+        </w:rPr>
         <w:t>foo=# insert into test values('one',3);</w:t>
       </w:r>
     </w:p>
@@ -3194,6 +4605,7 @@
           <w:ilvl w:val="0"/>
           <w:numId w:val="7"/>
         </w:numPr>
+        <w:spacing w:line="360" w:lineRule="auto"/>
         <w:ind w:firstLineChars="0"/>
       </w:pPr>
       <w:r>
@@ -3206,8 +4618,15 @@
     <w:p>
       <w:pPr>
         <w:shd w:val="clear" w:color="auto" w:fill="BFBFBF" w:themeFill="background1" w:themeFillShade="BF"/>
-      </w:pPr>
-      <w:r>
+        <w:spacing w:line="360" w:lineRule="auto"/>
+        <w:rPr>
+          <w:i/>
+        </w:rPr>
+      </w:pPr>
+      <w:r>
+        <w:rPr>
+          <w:i/>
+        </w:rPr>
         <w:t>foo=# update test set id=9 where name='one';</w:t>
       </w:r>
     </w:p>
@@ -3218,6 +4637,7 @@
           <w:ilvl w:val="0"/>
           <w:numId w:val="7"/>
         </w:numPr>
+        <w:spacing w:line="360" w:lineRule="auto"/>
         <w:ind w:firstLineChars="0"/>
       </w:pPr>
       <w:r>
@@ -3236,13 +4656,21 @@
     <w:p>
       <w:pPr>
         <w:shd w:val="clear" w:color="auto" w:fill="BFBFBF" w:themeFill="background1" w:themeFillShade="BF"/>
-      </w:pPr>
-      <w:r>
+        <w:spacing w:line="360" w:lineRule="auto"/>
+        <w:rPr>
+          <w:i/>
+        </w:rPr>
+      </w:pPr>
+      <w:r>
+        <w:rPr>
+          <w:i/>
+        </w:rPr>
         <w:t xml:space="preserve">foo=# </w:t>
       </w:r>
       <w:r>
         <w:rPr>
           <w:rFonts w:hint="eastAsia"/>
+          <w:i/>
         </w:rPr>
         <w:t>\d</w:t>
       </w:r>
@@ -3254,6 +4682,7 @@
           <w:ilvl w:val="0"/>
           <w:numId w:val="7"/>
         </w:numPr>
+        <w:spacing w:line="360" w:lineRule="auto"/>
         <w:ind w:firstLineChars="0"/>
       </w:pPr>
       <w:r>
@@ -3266,13 +4695,21 @@
     <w:p>
       <w:pPr>
         <w:shd w:val="clear" w:color="auto" w:fill="BFBFBF" w:themeFill="background1" w:themeFillShade="BF"/>
-      </w:pPr>
-      <w:r>
+        <w:spacing w:line="360" w:lineRule="auto"/>
+        <w:rPr>
+          <w:i/>
+        </w:rPr>
+      </w:pPr>
+      <w:r>
+        <w:rPr>
+          <w:i/>
+        </w:rPr>
         <w:t xml:space="preserve">foo=# </w:t>
       </w:r>
       <w:r>
         <w:rPr>
           <w:rFonts w:hint="eastAsia"/>
+          <w:i/>
         </w:rPr>
         <w:t>\d test</w:t>
       </w:r>
@@ -3284,6 +4721,7 @@
           <w:ilvl w:val="0"/>
           <w:numId w:val="7"/>
         </w:numPr>
+        <w:spacing w:line="360" w:lineRule="auto"/>
         <w:ind w:firstLineChars="0"/>
       </w:pPr>
       <w:r>
@@ -3296,8 +4734,15 @@
     <w:p>
       <w:pPr>
         <w:shd w:val="clear" w:color="auto" w:fill="BFBFBF" w:themeFill="background1" w:themeFillShade="BF"/>
-      </w:pPr>
-      <w:r>
+        <w:spacing w:line="360" w:lineRule="auto"/>
+        <w:rPr>
+          <w:i/>
+        </w:rPr>
+      </w:pPr>
+      <w:r>
+        <w:rPr>
+          <w:i/>
+        </w:rPr>
         <w:t>foo=# drop foreign table test;</w:t>
       </w:r>
     </w:p>
@@ -3308,6 +4753,7 @@
           <w:ilvl w:val="0"/>
           <w:numId w:val="7"/>
         </w:numPr>
+        <w:spacing w:line="360" w:lineRule="auto"/>
         <w:ind w:firstLineChars="0"/>
       </w:pPr>
       <w:r>
@@ -3332,13 +4778,21 @@
     <w:p>
       <w:pPr>
         <w:shd w:val="clear" w:color="auto" w:fill="BFBFBF" w:themeFill="background1" w:themeFillShade="BF"/>
-      </w:pPr>
-      <w:r>
+        <w:spacing w:line="360" w:lineRule="auto"/>
+        <w:rPr>
+          <w:i/>
+        </w:rPr>
+      </w:pPr>
+      <w:r>
+        <w:rPr>
+          <w:i/>
+        </w:rPr>
         <w:t xml:space="preserve">foo=# </w:t>
       </w:r>
       <w:r>
         <w:rPr>
           <w:rFonts w:hint="eastAsia"/>
+          <w:i/>
         </w:rPr>
         <w:t>\q</w:t>
       </w:r>
@@ -3348,7 +4802,7 @@
         <w:pStyle w:val="Heading2"/>
       </w:pPr>
       <w:bookmarkStart w:id="11" w:name="_Toc390950725"/>
-      <w:bookmarkStart w:id="12" w:name="_Toc407266484"/>
+      <w:bookmarkStart w:id="12" w:name="_Toc418518408"/>
       <w:r>
         <w:rPr>
           <w:rFonts w:hint="eastAsia"/>
@@ -3375,7 +4829,7 @@
         <w:pStyle w:val="Heading3"/>
       </w:pPr>
       <w:bookmarkStart w:id="13" w:name="_Toc390950726"/>
-      <w:bookmarkStart w:id="14" w:name="_Toc407266485"/>
+      <w:bookmarkStart w:id="14" w:name="_Toc418518409"/>
       <w:r>
         <w:rPr>
           <w:rFonts w:hint="eastAsia"/>
@@ -3489,17 +4943,16 @@
             <w:tcW w:w="4261" w:type="dxa"/>
           </w:tcPr>
           <w:p>
-            <w:r>
+            <w:pPr>
               <w:rPr>
                 <w:rFonts w:hint="eastAsia"/>
               </w:rPr>
-              <w:t>int/double</w:t>
-            </w:r>
+            </w:pPr>
             <w:r>
               <w:rPr>
                 <w:rFonts w:hint="eastAsia"/>
               </w:rPr>
-              <w:t>/long</w:t>
+              <w:t>String</w:t>
             </w:r>
           </w:p>
         </w:tc>
@@ -3508,11 +4961,22 @@
             <w:tcW w:w="4261" w:type="dxa"/>
           </w:tcPr>
           <w:p>
-            <w:r>
+            <w:pPr>
               <w:rPr>
                 <w:rFonts w:hint="eastAsia"/>
               </w:rPr>
-              <w:t>numeric</w:t>
+            </w:pPr>
+            <w:r>
+              <w:rPr>
+                <w:rFonts w:hint="eastAsia"/>
+              </w:rPr>
+              <w:t>char</w:t>
+            </w:r>
+            <w:r>
+              <w:rPr>
+                <w:rFonts w:hint="eastAsia"/>
+              </w:rPr>
+              <w:t>/char(N)</w:t>
             </w:r>
           </w:p>
         </w:tc>
@@ -3523,11 +4987,16 @@
             <w:tcW w:w="4261" w:type="dxa"/>
           </w:tcPr>
           <w:p>
-            <w:r>
+            <w:pPr>
               <w:rPr>
                 <w:rFonts w:hint="eastAsia"/>
               </w:rPr>
-              <w:t>date</w:t>
+            </w:pPr>
+            <w:r>
+              <w:rPr>
+                <w:rFonts w:hint="eastAsia"/>
+              </w:rPr>
+              <w:t>String</w:t>
             </w:r>
           </w:p>
         </w:tc>
@@ -3536,11 +5005,22 @@
             <w:tcW w:w="4261" w:type="dxa"/>
           </w:tcPr>
           <w:p>
-            <w:r>
+            <w:pPr>
               <w:rPr>
                 <w:rFonts w:hint="eastAsia"/>
               </w:rPr>
-              <w:t>date</w:t>
+            </w:pPr>
+            <w:r>
+              <w:rPr>
+                <w:rFonts w:hint="eastAsia"/>
+              </w:rPr>
+              <w:t>varchar</w:t>
+            </w:r>
+            <w:r>
+              <w:rPr>
+                <w:rFonts w:hint="eastAsia"/>
+              </w:rPr>
+              <w:t>/varchar(N)</w:t>
             </w:r>
           </w:p>
         </w:tc>
@@ -3555,7 +5035,13 @@
               <w:rPr>
                 <w:rFonts w:hint="eastAsia"/>
               </w:rPr>
-              <w:t>timestamp</w:t>
+              <w:t>int/double</w:t>
+            </w:r>
+            <w:r>
+              <w:rPr>
+                <w:rFonts w:hint="eastAsia"/>
+              </w:rPr>
+              <w:t>/long</w:t>
             </w:r>
           </w:p>
         </w:tc>
@@ -3568,7 +5054,7 @@
               <w:rPr>
                 <w:rFonts w:hint="eastAsia"/>
               </w:rPr>
-              <w:t>timestamp</w:t>
+              <w:t>numeric</w:t>
             </w:r>
           </w:p>
         </w:tc>
@@ -3579,11 +5065,16 @@
             <w:tcW w:w="4261" w:type="dxa"/>
           </w:tcPr>
           <w:p>
-            <w:r>
+            <w:pPr>
               <w:rPr>
                 <w:rFonts w:hint="eastAsia"/>
               </w:rPr>
-              <w:t>array</w:t>
+            </w:pPr>
+            <w:r>
+              <w:rPr>
+                <w:rFonts w:hint="eastAsia"/>
+              </w:rPr>
+              <w:t>int</w:t>
             </w:r>
           </w:p>
         </w:tc>
@@ -3592,25 +5083,16 @@
             <w:tcW w:w="4261" w:type="dxa"/>
           </w:tcPr>
           <w:p>
-            <w:r>
+            <w:pPr>
               <w:rPr>
                 <w:rFonts w:hint="eastAsia"/>
-                <w:color w:val="FF0000"/>
-              </w:rPr>
-              <w:t>TYPE</w:t>
-            </w:r>
+              </w:rPr>
+            </w:pPr>
             <w:r>
               <w:rPr>
                 <w:rFonts w:hint="eastAsia"/>
               </w:rPr>
-              <w:t>[]   sample:</w:t>
-            </w:r>
-            <w:r>
-              <w:rPr>
-                <w:rFonts w:hint="eastAsia"/>
-                <w:color w:val="FF0000"/>
-              </w:rPr>
-              <w:t>text[]</w:t>
+              <w:t>int</w:t>
             </w:r>
           </w:p>
         </w:tc>
@@ -3621,11 +5103,22 @@
             <w:tcW w:w="4261" w:type="dxa"/>
           </w:tcPr>
           <w:p>
-            <w:r>
+            <w:pPr>
               <w:rPr>
                 <w:rFonts w:hint="eastAsia"/>
               </w:rPr>
-              <w:t>boolean</w:t>
+            </w:pPr>
+            <w:r>
+              <w:rPr>
+                <w:rFonts w:hint="eastAsia"/>
+              </w:rPr>
+              <w:t>int/</w:t>
+            </w:r>
+            <w:r>
+              <w:rPr>
+                <w:rFonts w:hint="eastAsia"/>
+              </w:rPr>
+              <w:t>double</w:t>
             </w:r>
           </w:p>
         </w:tc>
@@ -3636,15 +5129,14 @@
           <w:p>
             <w:pPr>
               <w:rPr>
-                <w:color w:val="000000" w:themeColor="text1"/>
+                <w:rFonts w:hint="eastAsia"/>
               </w:rPr>
             </w:pPr>
             <w:r>
               <w:rPr>
                 <w:rFonts w:hint="eastAsia"/>
-                <w:color w:val="000000" w:themeColor="text1"/>
-              </w:rPr>
-              <w:t>boolean</w:t>
+              </w:rPr>
+              <w:t>float</w:t>
             </w:r>
           </w:p>
         </w:tc>
@@ -3659,7 +5151,41 @@
               <w:rPr>
                 <w:rFonts w:hint="eastAsia"/>
               </w:rPr>
-              <w:t>null</w:t>
+              <w:lastRenderedPageBreak/>
+              <w:t>date</w:t>
+            </w:r>
+          </w:p>
+        </w:tc>
+        <w:tc>
+          <w:tcPr>
+            <w:tcW w:w="4261" w:type="dxa"/>
+          </w:tcPr>
+          <w:p>
+            <w:r>
+              <w:rPr>
+                <w:rFonts w:hint="eastAsia"/>
+              </w:rPr>
+              <w:t>date</w:t>
+            </w:r>
+          </w:p>
+        </w:tc>
+      </w:tr>
+      <w:tr>
+        <w:tc>
+          <w:tcPr>
+            <w:tcW w:w="4261" w:type="dxa"/>
+          </w:tcPr>
+          <w:p>
+            <w:pPr>
+              <w:rPr>
+                <w:rFonts w:hint="eastAsia"/>
+              </w:rPr>
+            </w:pPr>
+            <w:r>
+              <w:rPr>
+                <w:rFonts w:hint="eastAsia"/>
+              </w:rPr>
+              <w:t>binary</w:t>
             </w:r>
           </w:p>
         </w:tc>
@@ -3670,6 +5196,143 @@
           <w:p>
             <w:pPr>
               <w:rPr>
+                <w:rFonts w:hint="eastAsia"/>
+              </w:rPr>
+            </w:pPr>
+            <w:r>
+              <w:rPr>
+                <w:rFonts w:hint="eastAsia"/>
+              </w:rPr>
+              <w:t>bytea</w:t>
+            </w:r>
+          </w:p>
+        </w:tc>
+      </w:tr>
+      <w:tr>
+        <w:tc>
+          <w:tcPr>
+            <w:tcW w:w="4261" w:type="dxa"/>
+          </w:tcPr>
+          <w:p>
+            <w:r>
+              <w:rPr>
+                <w:rFonts w:hint="eastAsia"/>
+              </w:rPr>
+              <w:t>timestamp</w:t>
+            </w:r>
+          </w:p>
+        </w:tc>
+        <w:tc>
+          <w:tcPr>
+            <w:tcW w:w="4261" w:type="dxa"/>
+          </w:tcPr>
+          <w:p>
+            <w:r>
+              <w:rPr>
+                <w:rFonts w:hint="eastAsia"/>
+              </w:rPr>
+              <w:t>timestamp</w:t>
+            </w:r>
+          </w:p>
+        </w:tc>
+      </w:tr>
+      <w:tr>
+        <w:tc>
+          <w:tcPr>
+            <w:tcW w:w="4261" w:type="dxa"/>
+          </w:tcPr>
+          <w:p>
+            <w:r>
+              <w:rPr>
+                <w:rFonts w:hint="eastAsia"/>
+              </w:rPr>
+              <w:t>array</w:t>
+            </w:r>
+          </w:p>
+        </w:tc>
+        <w:tc>
+          <w:tcPr>
+            <w:tcW w:w="4261" w:type="dxa"/>
+          </w:tcPr>
+          <w:p>
+            <w:r>
+              <w:rPr>
+                <w:rFonts w:hint="eastAsia"/>
+                <w:color w:val="FF0000"/>
+              </w:rPr>
+              <w:t>TYPE</w:t>
+            </w:r>
+            <w:r>
+              <w:rPr>
+                <w:rFonts w:hint="eastAsia"/>
+              </w:rPr>
+              <w:t>[]   sample:</w:t>
+            </w:r>
+            <w:r>
+              <w:rPr>
+                <w:rFonts w:hint="eastAsia"/>
+                <w:color w:val="FF0000"/>
+              </w:rPr>
+              <w:t>text[]</w:t>
+            </w:r>
+          </w:p>
+        </w:tc>
+      </w:tr>
+      <w:tr>
+        <w:tc>
+          <w:tcPr>
+            <w:tcW w:w="4261" w:type="dxa"/>
+          </w:tcPr>
+          <w:p>
+            <w:r>
+              <w:rPr>
+                <w:rFonts w:hint="eastAsia"/>
+              </w:rPr>
+              <w:t>boolean</w:t>
+            </w:r>
+          </w:p>
+        </w:tc>
+        <w:tc>
+          <w:tcPr>
+            <w:tcW w:w="4261" w:type="dxa"/>
+          </w:tcPr>
+          <w:p>
+            <w:pPr>
+              <w:rPr>
+                <w:color w:val="000000" w:themeColor="text1"/>
+              </w:rPr>
+            </w:pPr>
+            <w:r>
+              <w:rPr>
+                <w:rFonts w:hint="eastAsia"/>
+                <w:color w:val="000000" w:themeColor="text1"/>
+              </w:rPr>
+              <w:t>boolean</w:t>
+            </w:r>
+          </w:p>
+        </w:tc>
+      </w:tr>
+      <w:tr>
+        <w:tc>
+          <w:tcPr>
+            <w:tcW w:w="4261" w:type="dxa"/>
+          </w:tcPr>
+          <w:p>
+            <w:r>
+              <w:rPr>
+                <w:rFonts w:hint="eastAsia"/>
+              </w:rPr>
+              <w:t>null</w:t>
+            </w:r>
+          </w:p>
+        </w:tc>
+        <w:tc>
+          <w:tcPr>
+            <w:tcW w:w="4261" w:type="dxa"/>
+          </w:tcPr>
+          <w:p>
+            <w:pPr>
+              <w:rPr>
                 <w:color w:val="000000" w:themeColor="text1"/>
               </w:rPr>
             </w:pPr>
@@ -3698,11 +5361,10 @@
         <w:rPr>
           <w:rFonts w:hint="eastAsia"/>
         </w:rPr>
-        <w:lastRenderedPageBreak/>
         <w:t xml:space="preserve"> </w:t>
       </w:r>
       <w:bookmarkStart w:id="16" w:name="_Toc390950727"/>
-      <w:bookmarkStart w:id="17" w:name="_Toc407266486"/>
+      <w:bookmarkStart w:id="17" w:name="_Toc418518410"/>
       <w:r>
         <w:rPr>
           <w:rFonts w:hint="eastAsia"/>
@@ -3719,6 +5381,7 @@
           <w:ilvl w:val="0"/>
           <w:numId w:val="13"/>
         </w:numPr>
+        <w:spacing w:line="360" w:lineRule="auto"/>
         <w:ind w:firstLineChars="0"/>
       </w:pPr>
       <w:r>
@@ -3729,6 +5392,9 @@
       </w:r>
     </w:p>
     <w:p>
+      <w:pPr>
+        <w:spacing w:line="360" w:lineRule="auto"/>
+      </w:pPr>
       <w:r>
         <w:rPr>
           <w:rFonts w:hint="eastAsia"/>
@@ -3749,6 +5415,7 @@
           <w:ilvl w:val="0"/>
           <w:numId w:val="14"/>
         </w:numPr>
+        <w:spacing w:line="360" w:lineRule="auto"/>
         <w:ind w:firstLineChars="0"/>
       </w:pPr>
       <w:r>
@@ -3759,6 +5426,9 @@
       </w:r>
     </w:p>
     <w:p>
+      <w:pPr>
+        <w:spacing w:line="360" w:lineRule="auto"/>
+      </w:pPr>
       <w:r>
         <w:rPr>
           <w:rFonts w:hint="eastAsia"/>
@@ -3819,26 +5489,41 @@
     <w:p>
       <w:pPr>
         <w:shd w:val="clear" w:color="auto" w:fill="BFBFBF" w:themeFill="background1" w:themeFillShade="BF"/>
-      </w:pPr>
-      <w:r>
+        <w:spacing w:line="360" w:lineRule="auto"/>
+        <w:rPr>
+          <w:i/>
+        </w:rPr>
+      </w:pPr>
+      <w:r>
+        <w:rPr>
+          <w:i/>
+        </w:rPr>
         <w:t xml:space="preserve">foo=# create foreign table </w:t>
       </w:r>
       <w:r>
         <w:rPr>
           <w:rFonts w:hint="eastAsia"/>
+          <w:i/>
         </w:rPr>
         <w:t>sdb_upcase_cs_cl</w:t>
       </w:r>
       <w:r>
+        <w:rPr>
+          <w:i/>
+        </w:rPr>
         <w:t xml:space="preserve"> (</w:t>
       </w:r>
       <w:r>
         <w:rPr>
           <w:rFonts w:hint="eastAsia"/>
+          <w:i/>
         </w:rPr>
         <w:t>name</w:t>
       </w:r>
       <w:r>
+        <w:rPr>
+          <w:i/>
+        </w:rPr>
         <w:t xml:space="preserve"> text) server sdb_server options ( collectionspace 'TEST', collection 'CHEN' ) ;</w:t>
       </w:r>
     </w:p>
@@ -3849,6 +5534,7 @@
           <w:ilvl w:val="0"/>
           <w:numId w:val="14"/>
         </w:numPr>
+        <w:spacing w:line="360" w:lineRule="auto"/>
         <w:ind w:firstLineChars="0"/>
       </w:pPr>
       <w:r>
@@ -3859,6 +5545,9 @@
       </w:r>
     </w:p>
     <w:p>
+      <w:pPr>
+        <w:spacing w:line="360" w:lineRule="auto"/>
+      </w:pPr>
       <w:r>
         <w:rPr>
           <w:rFonts w:hint="eastAsia"/>
@@ -3907,61 +5596,110 @@
     <w:p>
       <w:pPr>
         <w:shd w:val="clear" w:color="auto" w:fill="C4BC96" w:themeFill="background2" w:themeFillShade="BF"/>
-      </w:pPr>
-      <w:r>
+        <w:spacing w:line="360" w:lineRule="auto"/>
+        <w:rPr>
+          <w:i/>
+        </w:rPr>
+      </w:pPr>
+      <w:r>
+        <w:rPr>
+          <w:i/>
+        </w:rPr>
         <w:t>{</w:t>
       </w:r>
     </w:p>
     <w:p>
       <w:pPr>
         <w:shd w:val="clear" w:color="auto" w:fill="C4BC96" w:themeFill="background2" w:themeFillShade="BF"/>
-      </w:pPr>
-      <w:r>
+        <w:spacing w:line="360" w:lineRule="auto"/>
+        <w:rPr>
+          <w:i/>
+        </w:rPr>
+      </w:pPr>
+      <w:r>
+        <w:rPr>
+          <w:i/>
+        </w:rPr>
         <w:t xml:space="preserve">  "_id": {</w:t>
       </w:r>
     </w:p>
     <w:p>
       <w:pPr>
         <w:shd w:val="clear" w:color="auto" w:fill="C4BC96" w:themeFill="background2" w:themeFillShade="BF"/>
-      </w:pPr>
-      <w:r>
+        <w:spacing w:line="360" w:lineRule="auto"/>
+        <w:rPr>
+          <w:i/>
+        </w:rPr>
+      </w:pPr>
+      <w:r>
+        <w:rPr>
+          <w:i/>
+        </w:rPr>
         <w:t xml:space="preserve">    "$oid": "53a2a0e100e75e2c53000006"</w:t>
       </w:r>
     </w:p>
     <w:p>
       <w:pPr>
         <w:shd w:val="clear" w:color="auto" w:fill="C4BC96" w:themeFill="background2" w:themeFillShade="BF"/>
-      </w:pPr>
-      <w:r>
+        <w:spacing w:line="360" w:lineRule="auto"/>
+        <w:rPr>
+          <w:i/>
+        </w:rPr>
+      </w:pPr>
+      <w:r>
+        <w:rPr>
+          <w:i/>
+        </w:rPr>
         <w:t xml:space="preserve">  },</w:t>
       </w:r>
     </w:p>
     <w:p>
       <w:pPr>
         <w:shd w:val="clear" w:color="auto" w:fill="C4BC96" w:themeFill="background2" w:themeFillShade="BF"/>
-      </w:pPr>
-      <w:r>
+        <w:spacing w:line="360" w:lineRule="auto"/>
+        <w:rPr>
+          <w:i/>
+        </w:rPr>
+      </w:pPr>
+      <w:r>
+        <w:rPr>
+          <w:i/>
+        </w:rPr>
         <w:t xml:space="preserve">  "NAME": "</w:t>
       </w:r>
       <w:r>
         <w:rPr>
           <w:rFonts w:hint="eastAsia"/>
+          <w:i/>
         </w:rPr>
         <w:t>test</w:t>
       </w:r>
       <w:r>
+        <w:rPr>
+          <w:i/>
+        </w:rPr>
         <w:t>"</w:t>
       </w:r>
     </w:p>
     <w:p>
       <w:pPr>
         <w:shd w:val="clear" w:color="auto" w:fill="C4BC96" w:themeFill="background2" w:themeFillShade="BF"/>
-      </w:pPr>
-      <w:r>
+        <w:spacing w:line="360" w:lineRule="auto"/>
+        <w:rPr>
+          <w:i/>
+        </w:rPr>
+      </w:pPr>
+      <w:r>
+        <w:rPr>
+          <w:i/>
+        </w:rPr>
         <w:t>}</w:t>
       </w:r>
     </w:p>
     <w:p>
+      <w:pPr>
+        <w:spacing w:line="360" w:lineRule="auto"/>
+      </w:pPr>
       <w:r>
         <w:rPr>
           <w:rFonts w:hint="eastAsia"/>
@@ -3984,60 +5722,87 @@
     <w:p>
       <w:pPr>
         <w:shd w:val="clear" w:color="auto" w:fill="BFBFBF" w:themeFill="background1" w:themeFillShade="BF"/>
-      </w:pPr>
-      <w:r>
+        <w:spacing w:line="360" w:lineRule="auto"/>
+        <w:rPr>
+          <w:i/>
+        </w:rPr>
+      </w:pPr>
+      <w:r>
+        <w:rPr>
+          <w:i/>
+        </w:rPr>
         <w:t xml:space="preserve">foo=# create foreign table </w:t>
       </w:r>
       <w:r>
         <w:rPr>
           <w:rFonts w:hint="eastAsia"/>
+          <w:i/>
         </w:rPr>
         <w:t>sdb_upcase_field</w:t>
       </w:r>
       <w:r>
+        <w:rPr>
+          <w:i/>
+        </w:rPr>
         <w:t xml:space="preserve"> (“</w:t>
       </w:r>
       <w:r>
         <w:rPr>
           <w:rFonts w:hint="eastAsia"/>
+          <w:i/>
         </w:rPr>
         <w:t>NAME</w:t>
       </w:r>
       <w:r>
+        <w:rPr>
+          <w:i/>
+        </w:rPr>
         <w:t>”</w:t>
       </w:r>
       <w:r>
         <w:rPr>
           <w:rFonts w:hint="eastAsia"/>
+          <w:i/>
         </w:rPr>
         <w:t xml:space="preserve"> </w:t>
       </w:r>
       <w:r>
-        <w:t>text) server sdb_server</w:t>
-      </w:r>
-      <w:r>
-        <w:t xml:space="preserve"> options ( collectionspace '</w:t>
-      </w:r>
-      <w:r>
-        <w:rPr>
-          <w:rFonts w:hint="eastAsia"/>
+        <w:rPr>
+          <w:i/>
+        </w:rPr>
+        <w:t>text) server sdb_server options ( collectionspace '</w:t>
+      </w:r>
+      <w:r>
+        <w:rPr>
+          <w:rFonts w:hint="eastAsia"/>
+          <w:i/>
         </w:rPr>
         <w:t>foo</w:t>
       </w:r>
       <w:r>
+        <w:rPr>
+          <w:i/>
+        </w:rPr>
         <w:t>', collection '</w:t>
       </w:r>
       <w:r>
         <w:rPr>
           <w:rFonts w:hint="eastAsia"/>
+          <w:i/>
         </w:rPr>
         <w:t>bar</w:t>
       </w:r>
       <w:r>
+        <w:rPr>
+          <w:i/>
+        </w:rPr>
         <w:t>' ) ;</w:t>
       </w:r>
     </w:p>
     <w:p>
+      <w:pPr>
+        <w:spacing w:line="360" w:lineRule="auto"/>
+      </w:pPr>
       <w:r>
         <w:rPr>
           <w:rFonts w:hint="eastAsia"/>
@@ -4048,37 +5813,66 @@
     <w:p>
       <w:pPr>
         <w:shd w:val="clear" w:color="auto" w:fill="BFBFBF" w:themeFill="background1" w:themeFillShade="BF"/>
-      </w:pPr>
-      <w:r>
+        <w:spacing w:line="360" w:lineRule="auto"/>
+        <w:rPr>
+          <w:i/>
+        </w:rPr>
+      </w:pPr>
+      <w:r>
+        <w:rPr>
+          <w:i/>
+        </w:rPr>
         <w:t>foo=# select * from sdb_upcase_field;</w:t>
       </w:r>
     </w:p>
     <w:p>
       <w:pPr>
         <w:shd w:val="clear" w:color="auto" w:fill="C4BC96" w:themeFill="background2" w:themeFillShade="BF"/>
-      </w:pPr>
-      <w:r>
+        <w:spacing w:line="360" w:lineRule="auto"/>
+        <w:rPr>
+          <w:i/>
+        </w:rPr>
+      </w:pPr>
+      <w:r>
+        <w:rPr>
+          <w:i/>
+        </w:rPr>
         <w:t>NAME</w:t>
       </w:r>
     </w:p>
     <w:p>
       <w:pPr>
         <w:shd w:val="clear" w:color="auto" w:fill="C4BC96" w:themeFill="background2" w:themeFillShade="BF"/>
-      </w:pPr>
-      <w:r>
+        <w:spacing w:line="360" w:lineRule="auto"/>
+        <w:rPr>
+          <w:i/>
+        </w:rPr>
+      </w:pPr>
+      <w:r>
+        <w:rPr>
+          <w:i/>
+        </w:rPr>
         <w:t>------</w:t>
       </w:r>
     </w:p>
     <w:p>
       <w:pPr>
         <w:shd w:val="clear" w:color="auto" w:fill="C4BC96" w:themeFill="background2" w:themeFillShade="BF"/>
-      </w:pPr>
-      <w:r>
+        <w:spacing w:line="360" w:lineRule="auto"/>
+        <w:rPr>
+          <w:i/>
+        </w:rPr>
+      </w:pPr>
+      <w:r>
+        <w:rPr>
+          <w:i/>
+        </w:rPr>
         <w:t xml:space="preserve"> </w:t>
       </w:r>
       <w:r>
         <w:rPr>
           <w:rFonts w:hint="eastAsia"/>
+          <w:i/>
         </w:rPr>
         <w:t>test</w:t>
       </w:r>
@@ -4086,17 +5880,29 @@
     <w:p>
       <w:pPr>
         <w:shd w:val="clear" w:color="auto" w:fill="C4BC96" w:themeFill="background2" w:themeFillShade="BF"/>
-      </w:pPr>
-      <w:r>
+        <w:spacing w:line="360" w:lineRule="auto"/>
+        <w:rPr>
+          <w:i/>
+        </w:rPr>
+      </w:pPr>
+      <w:r>
+        <w:rPr>
+          <w:i/>
+        </w:rPr>
+        <w:lastRenderedPageBreak/>
         <w:t>(</w:t>
       </w:r>
       <w:r>
         <w:rPr>
           <w:rFonts w:hint="eastAsia"/>
+          <w:i/>
         </w:rPr>
         <w:t>1</w:t>
       </w:r>
       <w:r>
+        <w:rPr>
+          <w:i/>
+        </w:rPr>
         <w:t xml:space="preserve"> rows)</w:t>
       </w:r>
     </w:p>
@@ -4107,6 +5913,7 @@
           <w:ilvl w:val="0"/>
           <w:numId w:val="13"/>
         </w:numPr>
+        <w:spacing w:line="360" w:lineRule="auto"/>
         <w:ind w:firstLineChars="0"/>
       </w:pPr>
       <w:r>
@@ -4129,6 +5936,9 @@
       </w:r>
     </w:p>
     <w:p>
+      <w:pPr>
+        <w:spacing w:line="360" w:lineRule="auto"/>
+      </w:pPr>
       <w:r>
         <w:rPr>
           <w:rFonts w:hint="eastAsia"/>
@@ -4183,92 +5993,172 @@
     <w:p>
       <w:pPr>
         <w:shd w:val="clear" w:color="auto" w:fill="C4BC96" w:themeFill="background2" w:themeFillShade="BF"/>
-      </w:pPr>
-      <w:r>
+        <w:spacing w:line="360" w:lineRule="auto"/>
+        <w:rPr>
+          <w:i/>
+        </w:rPr>
+      </w:pPr>
+      <w:r>
+        <w:rPr>
+          <w:i/>
+        </w:rPr>
         <w:t>{</w:t>
       </w:r>
     </w:p>
     <w:p>
       <w:pPr>
         <w:shd w:val="clear" w:color="auto" w:fill="C4BC96" w:themeFill="background2" w:themeFillShade="BF"/>
-      </w:pPr>
-      <w:r>
+        <w:spacing w:line="360" w:lineRule="auto"/>
+        <w:rPr>
+          <w:i/>
+        </w:rPr>
+      </w:pPr>
+      <w:r>
+        <w:rPr>
+          <w:i/>
+        </w:rPr>
         <w:t xml:space="preserve">  "_id": {</w:t>
       </w:r>
     </w:p>
     <w:p>
       <w:pPr>
         <w:shd w:val="clear" w:color="auto" w:fill="C4BC96" w:themeFill="background2" w:themeFillShade="BF"/>
-      </w:pPr>
-      <w:r>
+        <w:spacing w:line="360" w:lineRule="auto"/>
+        <w:rPr>
+          <w:i/>
+        </w:rPr>
+      </w:pPr>
+      <w:r>
+        <w:rPr>
+          <w:i/>
+        </w:rPr>
         <w:t xml:space="preserve">    "$oid": "53a2de926b4715450a000001"</w:t>
       </w:r>
     </w:p>
     <w:p>
       <w:pPr>
         <w:shd w:val="clear" w:color="auto" w:fill="C4BC96" w:themeFill="background2" w:themeFillShade="BF"/>
-      </w:pPr>
-      <w:r>
+        <w:spacing w:line="360" w:lineRule="auto"/>
+        <w:rPr>
+          <w:i/>
+        </w:rPr>
+      </w:pPr>
+      <w:r>
+        <w:rPr>
+          <w:i/>
+        </w:rPr>
         <w:t xml:space="preserve">  },</w:t>
       </w:r>
     </w:p>
     <w:p>
       <w:pPr>
         <w:shd w:val="clear" w:color="auto" w:fill="C4BC96" w:themeFill="background2" w:themeFillShade="BF"/>
-      </w:pPr>
-      <w:r>
+        <w:spacing w:line="360" w:lineRule="auto"/>
+        <w:rPr>
+          <w:i/>
+        </w:rPr>
+      </w:pPr>
+      <w:r>
+        <w:rPr>
+          <w:i/>
+        </w:rPr>
         <w:t xml:space="preserve">  "name": [</w:t>
       </w:r>
     </w:p>
     <w:p>
       <w:pPr>
         <w:shd w:val="clear" w:color="auto" w:fill="C4BC96" w:themeFill="background2" w:themeFillShade="BF"/>
-      </w:pPr>
-      <w:r>
+        <w:spacing w:line="360" w:lineRule="auto"/>
+        <w:rPr>
+          <w:i/>
+        </w:rPr>
+      </w:pPr>
+      <w:r>
+        <w:rPr>
+          <w:i/>
+        </w:rPr>
         <w:t xml:space="preserve">    1,</w:t>
       </w:r>
     </w:p>
     <w:p>
       <w:pPr>
         <w:shd w:val="clear" w:color="auto" w:fill="C4BC96" w:themeFill="background2" w:themeFillShade="BF"/>
-      </w:pPr>
-      <w:r>
+        <w:spacing w:line="360" w:lineRule="auto"/>
+        <w:rPr>
+          <w:i/>
+        </w:rPr>
+      </w:pPr>
+      <w:r>
+        <w:rPr>
+          <w:i/>
+        </w:rPr>
         <w:t xml:space="preserve">    2,</w:t>
       </w:r>
     </w:p>
     <w:p>
       <w:pPr>
         <w:shd w:val="clear" w:color="auto" w:fill="C4BC96" w:themeFill="background2" w:themeFillShade="BF"/>
-      </w:pPr>
-      <w:r>
+        <w:spacing w:line="360" w:lineRule="auto"/>
+        <w:rPr>
+          <w:i/>
+        </w:rPr>
+      </w:pPr>
+      <w:r>
+        <w:rPr>
+          <w:i/>
+        </w:rPr>
         <w:t xml:space="preserve">    3</w:t>
       </w:r>
     </w:p>
     <w:p>
       <w:pPr>
         <w:shd w:val="clear" w:color="auto" w:fill="C4BC96" w:themeFill="background2" w:themeFillShade="BF"/>
-      </w:pPr>
-      <w:r>
+        <w:spacing w:line="360" w:lineRule="auto"/>
+        <w:rPr>
+          <w:i/>
+        </w:rPr>
+      </w:pPr>
+      <w:r>
+        <w:rPr>
+          <w:i/>
+        </w:rPr>
         <w:t xml:space="preserve">  ],</w:t>
       </w:r>
     </w:p>
     <w:p>
       <w:pPr>
         <w:shd w:val="clear" w:color="auto" w:fill="C4BC96" w:themeFill="background2" w:themeFillShade="BF"/>
-      </w:pPr>
-      <w:r>
+        <w:spacing w:line="360" w:lineRule="auto"/>
+        <w:rPr>
+          <w:i/>
+        </w:rPr>
+      </w:pPr>
+      <w:r>
+        <w:rPr>
+          <w:i/>
+        </w:rPr>
         <w:t xml:space="preserve">  "id": 123</w:t>
       </w:r>
     </w:p>
     <w:p>
       <w:pPr>
         <w:shd w:val="clear" w:color="auto" w:fill="C4BC96" w:themeFill="background2" w:themeFillShade="BF"/>
-      </w:pPr>
-      <w:r>
+        <w:spacing w:line="360" w:lineRule="auto"/>
+        <w:rPr>
+          <w:i/>
+        </w:rPr>
+      </w:pPr>
+      <w:r>
+        <w:rPr>
+          <w:i/>
+        </w:rPr>
         <w:t>}</w:t>
       </w:r>
     </w:p>
     <w:p>
+      <w:pPr>
+        <w:spacing w:line="360" w:lineRule="auto"/>
+      </w:pPr>
       <w:r>
         <w:rPr>
           <w:rFonts w:hint="eastAsia"/>
@@ -4291,24 +6181,35 @@
     <w:p>
       <w:pPr>
         <w:shd w:val="clear" w:color="auto" w:fill="BFBFBF" w:themeFill="background1" w:themeFillShade="BF"/>
-      </w:pPr>
-      <w:r>
-        <w:t>foo</w:t>
-      </w:r>
-      <w:r>
-        <w:t>=# create foreign table bartes</w:t>
-      </w:r>
-      <w:r>
-        <w:rPr>
-          <w:rFonts w:hint="eastAsia"/>
+        <w:spacing w:line="360" w:lineRule="auto"/>
+        <w:rPr>
+          <w:i/>
+        </w:rPr>
+      </w:pPr>
+      <w:r>
+        <w:rPr>
+          <w:i/>
+        </w:rPr>
+        <w:t>foo=# create foreign table bartes</w:t>
+      </w:r>
+      <w:r>
+        <w:rPr>
+          <w:rFonts w:hint="eastAsia"/>
+          <w:i/>
         </w:rPr>
         <w:t>t</w:t>
       </w:r>
       <w:r>
+        <w:rPr>
+          <w:i/>
+        </w:rPr>
         <w:t xml:space="preserve"> (name numeric[], id numeric) server sdb_server options ( collectionspace 'foo', collection 'bar' ) ;</w:t>
       </w:r>
     </w:p>
     <w:p>
+      <w:pPr>
+        <w:spacing w:line="360" w:lineRule="auto"/>
+      </w:pPr>
       <w:r>
         <w:rPr>
           <w:rFonts w:hint="eastAsia"/>
@@ -4319,33 +6220,60 @@
     <w:p>
       <w:pPr>
         <w:shd w:val="clear" w:color="auto" w:fill="BFBFBF" w:themeFill="background1" w:themeFillShade="BF"/>
-      </w:pPr>
-      <w:r>
-        <w:lastRenderedPageBreak/>
+        <w:spacing w:line="360" w:lineRule="auto"/>
+        <w:rPr>
+          <w:i/>
+        </w:rPr>
+      </w:pPr>
+      <w:r>
+        <w:rPr>
+          <w:i/>
+        </w:rPr>
         <w:t>foo=# select * from bartest;</w:t>
       </w:r>
     </w:p>
     <w:p>
       <w:pPr>
         <w:shd w:val="clear" w:color="auto" w:fill="C4BC96" w:themeFill="background2" w:themeFillShade="BF"/>
-      </w:pPr>
-      <w:r>
+        <w:spacing w:line="360" w:lineRule="auto"/>
+        <w:rPr>
+          <w:i/>
+        </w:rPr>
+      </w:pPr>
+      <w:r>
+        <w:rPr>
+          <w:i/>
+        </w:rPr>
         <w:t xml:space="preserve">  name   | id</w:t>
       </w:r>
     </w:p>
     <w:p>
       <w:pPr>
         <w:shd w:val="clear" w:color="auto" w:fill="C4BC96" w:themeFill="background2" w:themeFillShade="BF"/>
-      </w:pPr>
-      <w:r>
+        <w:spacing w:line="360" w:lineRule="auto"/>
+        <w:rPr>
+          <w:i/>
+        </w:rPr>
+      </w:pPr>
+      <w:r>
+        <w:rPr>
+          <w:i/>
+        </w:rPr>
         <w:t>---------+-----</w:t>
       </w:r>
     </w:p>
     <w:p>
       <w:pPr>
         <w:shd w:val="clear" w:color="auto" w:fill="C4BC96" w:themeFill="background2" w:themeFillShade="BF"/>
-      </w:pPr>
-      <w:r>
+        <w:spacing w:line="360" w:lineRule="auto"/>
+        <w:rPr>
+          <w:i/>
+        </w:rPr>
+      </w:pPr>
+      <w:r>
+        <w:rPr>
+          <w:i/>
+        </w:rPr>
         <w:t>{1,2,3} | 123</w:t>
       </w:r>
     </w:p>
@@ -4356,6 +6284,7 @@
           <w:ilvl w:val="0"/>
           <w:numId w:val="13"/>
         </w:numPr>
+        <w:spacing w:line="360" w:lineRule="auto"/>
         <w:ind w:firstLineChars="0"/>
       </w:pPr>
       <w:r>
@@ -4378,6 +6307,9 @@
       </w:r>
     </w:p>
     <w:p>
+      <w:pPr>
+        <w:spacing w:line="360" w:lineRule="auto"/>
+      </w:pPr>
       <w:r>
         <w:rPr>
           <w:rFonts w:hint="eastAsia"/>
@@ -4412,20 +6344,37 @@
     <w:p>
       <w:pPr>
         <w:shd w:val="clear" w:color="auto" w:fill="C4BC96" w:themeFill="background2" w:themeFillShade="BF"/>
-      </w:pPr>
-      <w:r>
+        <w:spacing w:line="360" w:lineRule="auto"/>
+        <w:rPr>
+          <w:i/>
+        </w:rPr>
+      </w:pPr>
+      <w:r>
+        <w:rPr>
+          <w:i/>
+        </w:rPr>
         <w:t>ERROR:  Unable to get collection "chen.test", rc = -15</w:t>
       </w:r>
     </w:p>
     <w:p>
       <w:pPr>
         <w:shd w:val="clear" w:color="auto" w:fill="C4BC96" w:themeFill="background2" w:themeFillShade="BF"/>
-      </w:pPr>
-      <w:r>
+        <w:spacing w:line="360" w:lineRule="auto"/>
+        <w:rPr>
+          <w:i/>
+        </w:rPr>
+      </w:pPr>
+      <w:r>
+        <w:rPr>
+          <w:i/>
+        </w:rPr>
         <w:t>HINT:  Make sure the collectionspace and collection exist on the remote database</w:t>
       </w:r>
     </w:p>
     <w:p>
+      <w:pPr>
+        <w:spacing w:line="360" w:lineRule="auto"/>
+      </w:pPr>
       <w:r>
         <w:rPr>
           <w:rFonts w:hint="eastAsia"/>
@@ -4434,6 +6383,9 @@
       </w:r>
     </w:p>
     <w:p>
+      <w:pPr>
+        <w:spacing w:line="360" w:lineRule="auto"/>
+      </w:pPr>
       <w:r>
         <w:rPr>
           <w:rFonts w:hint="eastAsia"/>
@@ -4450,18 +6402,29 @@
     <w:p>
       <w:pPr>
         <w:shd w:val="clear" w:color="auto" w:fill="BFBFBF" w:themeFill="background1" w:themeFillShade="BF"/>
-      </w:pPr>
-      <w:r>
+        <w:spacing w:line="360" w:lineRule="auto"/>
+        <w:rPr>
+          <w:i/>
+        </w:rPr>
+      </w:pPr>
+      <w:r>
+        <w:rPr>
+          <w:i/>
+        </w:rPr>
         <w:t xml:space="preserve">foo=# </w:t>
       </w:r>
       <w:r>
         <w:rPr>
           <w:rFonts w:hint="eastAsia"/>
+          <w:i/>
         </w:rPr>
         <w:t>\q</w:t>
       </w:r>
     </w:p>
     <w:p>
+      <w:pPr>
+        <w:spacing w:line="360" w:lineRule="auto"/>
+      </w:pPr>
       <w:r>
         <w:rPr>
           <w:rFonts w:hint="eastAsia"/>
@@ -4478,23 +6441,36 @@
     <w:p>
       <w:pPr>
         <w:shd w:val="clear" w:color="auto" w:fill="BFBFBF" w:themeFill="background1" w:themeFillShade="BF"/>
-      </w:pPr>
-      <w:r>
-        <w:rPr>
-          <w:rFonts w:hint="eastAsia"/>
-        </w:rPr>
+        <w:spacing w:line="360" w:lineRule="auto"/>
+        <w:rPr>
+          <w:i/>
+        </w:rPr>
+      </w:pPr>
+      <w:r>
+        <w:rPr>
+          <w:rFonts w:hint="eastAsia"/>
+          <w:i/>
+        </w:rPr>
+        <w:lastRenderedPageBreak/>
         <w:t>$&gt;</w:t>
       </w:r>
       <w:r>
+        <w:rPr>
+          <w:i/>
+        </w:rPr>
         <w:t xml:space="preserve"> bin/psql  -p </w:t>
       </w:r>
       <w:r>
         <w:rPr>
           <w:rFonts w:hint="eastAsia"/>
+          <w:i/>
         </w:rPr>
         <w:t>5432</w:t>
       </w:r>
       <w:r>
+        <w:rPr>
+          <w:i/>
+        </w:rPr>
         <w:t xml:space="preserve"> foo</w:t>
       </w:r>
     </w:p>
@@ -4506,7 +6482,7 @@
           <w:numId w:val="8"/>
         </w:numPr>
       </w:pPr>
-      <w:bookmarkStart w:id="18" w:name="_Toc407266487"/>
+      <w:bookmarkStart w:id="18" w:name="_Toc418518411"/>
       <w:r>
         <w:rPr>
           <w:rFonts w:hint="eastAsia"/>
@@ -4534,6 +6510,7 @@
           <w:ilvl w:val="0"/>
           <w:numId w:val="17"/>
         </w:numPr>
+        <w:spacing w:line="360" w:lineRule="auto"/>
         <w:ind w:firstLineChars="0"/>
       </w:pPr>
       <w:r>
@@ -4558,10 +6535,15 @@
     <w:p>
       <w:pPr>
         <w:shd w:val="clear" w:color="auto" w:fill="BFBFBF" w:themeFill="background1" w:themeFillShade="BF"/>
-      </w:pPr>
-      <w:r>
-        <w:rPr>
-          <w:rFonts w:hint="eastAsia"/>
+        <w:spacing w:line="360" w:lineRule="auto"/>
+        <w:rPr>
+          <w:i/>
+        </w:rPr>
+      </w:pPr>
+      <w:r>
+        <w:rPr>
+          <w:rFonts w:hint="eastAsia"/>
+          <w:i/>
         </w:rPr>
         <w:t>foo=#\set</w:t>
       </w:r>
@@ -4569,80 +6551,150 @@
     <w:p>
       <w:pPr>
         <w:shd w:val="clear" w:color="auto" w:fill="C4BC96" w:themeFill="background2" w:themeFillShade="BF"/>
-      </w:pPr>
-      <w:r>
+        <w:spacing w:line="360" w:lineRule="auto"/>
+        <w:rPr>
+          <w:i/>
+        </w:rPr>
+      </w:pPr>
+      <w:r>
+        <w:rPr>
+          <w:i/>
+        </w:rPr>
         <w:t>AUTOCOMMIT = 'on'</w:t>
       </w:r>
     </w:p>
     <w:p>
       <w:pPr>
         <w:shd w:val="clear" w:color="auto" w:fill="C4BC96" w:themeFill="background2" w:themeFillShade="BF"/>
-      </w:pPr>
-      <w:r>
+        <w:spacing w:line="360" w:lineRule="auto"/>
+        <w:rPr>
+          <w:i/>
+        </w:rPr>
+      </w:pPr>
+      <w:r>
+        <w:rPr>
+          <w:i/>
+        </w:rPr>
         <w:t>PROMPT1 = '%/%R%# '</w:t>
       </w:r>
     </w:p>
     <w:p>
       <w:pPr>
         <w:shd w:val="clear" w:color="auto" w:fill="C4BC96" w:themeFill="background2" w:themeFillShade="BF"/>
-      </w:pPr>
-      <w:r>
+        <w:spacing w:line="360" w:lineRule="auto"/>
+        <w:rPr>
+          <w:i/>
+        </w:rPr>
+      </w:pPr>
+      <w:r>
+        <w:rPr>
+          <w:i/>
+        </w:rPr>
         <w:t>PROMPT2 = '%/%R%# '</w:t>
       </w:r>
     </w:p>
     <w:p>
       <w:pPr>
         <w:shd w:val="clear" w:color="auto" w:fill="C4BC96" w:themeFill="background2" w:themeFillShade="BF"/>
-      </w:pPr>
-      <w:r>
+        <w:spacing w:line="360" w:lineRule="auto"/>
+        <w:rPr>
+          <w:i/>
+        </w:rPr>
+      </w:pPr>
+      <w:r>
+        <w:rPr>
+          <w:i/>
+        </w:rPr>
         <w:t>PROMPT3 = '&gt;&gt; '</w:t>
       </w:r>
     </w:p>
     <w:p>
       <w:pPr>
         <w:shd w:val="clear" w:color="auto" w:fill="C4BC96" w:themeFill="background2" w:themeFillShade="BF"/>
-      </w:pPr>
-      <w:r>
+        <w:spacing w:line="360" w:lineRule="auto"/>
+        <w:rPr>
+          <w:i/>
+        </w:rPr>
+      </w:pPr>
+      <w:r>
+        <w:rPr>
+          <w:i/>
+        </w:rPr>
         <w:t>VERBOSITY = 'default'</w:t>
       </w:r>
     </w:p>
     <w:p>
       <w:pPr>
         <w:shd w:val="clear" w:color="auto" w:fill="C4BC96" w:themeFill="background2" w:themeFillShade="BF"/>
-      </w:pPr>
-      <w:r>
+        <w:spacing w:line="360" w:lineRule="auto"/>
+        <w:rPr>
+          <w:i/>
+        </w:rPr>
+      </w:pPr>
+      <w:r>
+        <w:rPr>
+          <w:i/>
+        </w:rPr>
         <w:t>VERSION = 'PostgreSQL 9.3.4 on x86_64-unknown-linux-gnu, compiled by gcc (SUSE Linux) 4.3.4 [gcc-4_3-branch revision 152973], 64-bit'</w:t>
       </w:r>
     </w:p>
     <w:p>
       <w:pPr>
         <w:shd w:val="clear" w:color="auto" w:fill="C4BC96" w:themeFill="background2" w:themeFillShade="BF"/>
-      </w:pPr>
-      <w:r>
+        <w:spacing w:line="360" w:lineRule="auto"/>
+        <w:rPr>
+          <w:i/>
+        </w:rPr>
+      </w:pPr>
+      <w:r>
+        <w:rPr>
+          <w:i/>
+        </w:rPr>
         <w:t>DBNAME = 'foo'</w:t>
       </w:r>
     </w:p>
     <w:p>
       <w:pPr>
         <w:shd w:val="clear" w:color="auto" w:fill="C4BC96" w:themeFill="background2" w:themeFillShade="BF"/>
-      </w:pPr>
-      <w:r>
+        <w:spacing w:line="360" w:lineRule="auto"/>
+        <w:rPr>
+          <w:i/>
+        </w:rPr>
+      </w:pPr>
+      <w:r>
+        <w:rPr>
+          <w:i/>
+        </w:rPr>
         <w:t>USER = 'sdbadmin'</w:t>
       </w:r>
     </w:p>
     <w:p>
       <w:pPr>
         <w:shd w:val="clear" w:color="auto" w:fill="C4BC96" w:themeFill="background2" w:themeFillShade="BF"/>
-      </w:pPr>
-      <w:r>
+        <w:spacing w:line="360" w:lineRule="auto"/>
+        <w:rPr>
+          <w:i/>
+        </w:rPr>
+      </w:pPr>
+      <w:r>
+        <w:rPr>
+          <w:i/>
+        </w:rPr>
         <w:t>PORT = '5432'</w:t>
       </w:r>
     </w:p>
     <w:p>
       <w:pPr>
         <w:shd w:val="clear" w:color="auto" w:fill="C4BC96" w:themeFill="background2" w:themeFillShade="BF"/>
-      </w:pPr>
-      <w:r>
+        <w:spacing w:line="360" w:lineRule="auto"/>
+        <w:rPr>
+          <w:i/>
+        </w:rPr>
+      </w:pPr>
+      <w:r>
+        <w:rPr>
+          <w:i/>
+        </w:rPr>
         <w:t>ENCODING = 'UTF8'</w:t>
       </w:r>
     </w:p>
@@ -4653,6 +6705,7 @@
           <w:ilvl w:val="0"/>
           <w:numId w:val="17"/>
         </w:numPr>
+        <w:spacing w:line="360" w:lineRule="auto"/>
         <w:ind w:firstLineChars="0"/>
       </w:pPr>
       <w:r>
@@ -4677,8 +6730,10 @@
     <w:p>
       <w:pPr>
         <w:shd w:val="clear" w:color="auto" w:fill="BFBFBF" w:themeFill="background1" w:themeFillShade="BF"/>
+        <w:spacing w:line="360" w:lineRule="auto"/>
         <w:rPr>
           <w:rFonts w:ascii="宋体" w:eastAsia="宋体" w:cs="宋体"/>
+          <w:i/>
           <w:kern w:val="0"/>
           <w:sz w:val="18"/>
           <w:szCs w:val="18"/>
@@ -4687,15 +6742,20 @@
       <w:r>
         <w:rPr>
           <w:rFonts w:hint="eastAsia"/>
+          <w:i/>
         </w:rPr>
         <w:t xml:space="preserve">foo=#\set </w:t>
       </w:r>
       <w:r>
+        <w:rPr>
+          <w:i/>
+        </w:rPr>
         <w:t>FETCH</w:t>
       </w:r>
       <w:r>
         <w:rPr>
           <w:rFonts w:ascii="宋体" w:eastAsia="宋体" w:cs="宋体"/>
+          <w:i/>
           <w:kern w:val="0"/>
           <w:sz w:val="18"/>
           <w:szCs w:val="18"/>
@@ -4705,6 +6765,7 @@
     </w:p>
     <w:p>
       <w:pPr>
+        <w:spacing w:line="360" w:lineRule="auto"/>
         <w:rPr>
           <w:rFonts w:ascii="宋体" w:eastAsia="宋体" w:cs="宋体"/>
           <w:kern w:val="0"/>
@@ -4782,6 +6843,7 @@
     </w:p>
     <w:p>
       <w:pPr>
+        <w:spacing w:line="360" w:lineRule="auto"/>
         <w:rPr>
           <w:rFonts w:ascii="宋体" w:eastAsia="宋体" w:cs="宋体"/>
           <w:kern w:val="0"/>
@@ -4912,6 +6974,7 @@
           <w:ilvl w:val="0"/>
           <w:numId w:val="17"/>
         </w:numPr>
+        <w:spacing w:line="360" w:lineRule="auto"/>
         <w:ind w:firstLineChars="0"/>
       </w:pPr>
       <w:r>
@@ -4940,8 +7003,10 @@
     <w:p>
       <w:pPr>
         <w:shd w:val="clear" w:color="auto" w:fill="BFBFBF" w:themeFill="background1" w:themeFillShade="BF"/>
+        <w:spacing w:line="360" w:lineRule="auto"/>
         <w:rPr>
           <w:rFonts w:ascii="宋体" w:eastAsia="宋体" w:cs="宋体"/>
+          <w:i/>
           <w:kern w:val="0"/>
           <w:sz w:val="18"/>
           <w:szCs w:val="18"/>
@@ -4950,6 +7015,7 @@
       <w:r>
         <w:rPr>
           <w:rFonts w:ascii="宋体" w:eastAsia="宋体" w:cs="宋体" w:hint="eastAsia"/>
+          <w:i/>
           <w:kern w:val="0"/>
           <w:sz w:val="18"/>
           <w:szCs w:val="18"/>
@@ -4959,6 +7025,7 @@
       <w:r>
         <w:rPr>
           <w:rFonts w:ascii="宋体" w:eastAsia="宋体" w:cs="宋体"/>
+          <w:i/>
           <w:kern w:val="0"/>
           <w:sz w:val="18"/>
           <w:szCs w:val="18"/>
@@ -4968,6 +7035,7 @@
       <w:r>
         <w:rPr>
           <w:rFonts w:ascii="宋体" w:eastAsia="宋体" w:cs="宋体"/>
+          <w:i/>
           <w:kern w:val="0"/>
           <w:sz w:val="18"/>
           <w:szCs w:val="18"/>
@@ -4977,6 +7045,7 @@
       <w:r>
         <w:rPr>
           <w:rFonts w:ascii="宋体" w:eastAsia="宋体" w:cs="宋体"/>
+          <w:i/>
           <w:kern w:val="0"/>
           <w:sz w:val="18"/>
           <w:szCs w:val="18"/>
@@ -4987,8 +7056,10 @@
     <w:p>
       <w:pPr>
         <w:shd w:val="clear" w:color="auto" w:fill="C4BC96" w:themeFill="background2" w:themeFillShade="BF"/>
+        <w:spacing w:line="360" w:lineRule="auto"/>
         <w:rPr>
           <w:rFonts w:ascii="宋体" w:eastAsia="宋体" w:cs="宋体"/>
+          <w:i/>
           <w:kern w:val="0"/>
           <w:sz w:val="18"/>
           <w:szCs w:val="18"/>
@@ -4997,6 +7068,7 @@
       <w:r>
         <w:rPr>
           <w:rFonts w:ascii="宋体" w:eastAsia="宋体" w:cs="宋体"/>
+          <w:i/>
           <w:kern w:val="0"/>
           <w:sz w:val="18"/>
           <w:szCs w:val="18"/>
@@ -5004,135 +7076,146 @@
         <w:t>/opt/</w:t>
       </w:r>
       <w:r>
-        <w:t>sequoiadb</w:t>
-      </w:r>
-      <w:r>
-        <w:rPr>
-          <w:rFonts w:ascii="宋体" w:eastAsia="宋体" w:cs="宋体"/>
+        <w:rPr>
+          <w:rFonts w:ascii="宋体" w:eastAsia="宋体" w:cs="宋体" w:hint="eastAsia"/>
+          <w:i/>
           <w:kern w:val="0"/>
           <w:sz w:val="18"/>
           <w:szCs w:val="18"/>
         </w:rPr>
-        <w:t>/pgsql/etc</w:t>
-      </w:r>
-    </w:p>
-    <w:p>
-      <w:pPr>
+        <w:t>sequoiadb</w:t>
+      </w:r>
+      <w:r>
         <w:rPr>
           <w:rFonts w:ascii="宋体" w:eastAsia="宋体" w:cs="宋体"/>
+          <w:i/>
           <w:kern w:val="0"/>
           <w:sz w:val="18"/>
           <w:szCs w:val="18"/>
         </w:rPr>
-      </w:pPr>
-      <w:r>
-        <w:rPr>
-          <w:rFonts w:ascii="宋体" w:eastAsia="宋体" w:cs="宋体" w:hint="eastAsia"/>
+        <w:t>/pgsql/etc</w:t>
+      </w:r>
+    </w:p>
+    <w:p>
+      <w:pPr>
+        <w:spacing w:line="360" w:lineRule="auto"/>
+        <w:rPr>
+          <w:rFonts w:ascii="宋体" w:eastAsia="宋体" w:cs="宋体"/>
           <w:kern w:val="0"/>
           <w:sz w:val="18"/>
           <w:szCs w:val="18"/>
         </w:rPr>
-        <w:t>如果显示目录不存在，自己手动创建即可</w:t>
-      </w:r>
-    </w:p>
-    <w:p>
-      <w:pPr>
-        <w:rPr>
-          <w:rFonts w:ascii="宋体" w:eastAsia="宋体" w:cs="宋体"/>
+      </w:pPr>
+      <w:r>
+        <w:rPr>
+          <w:rFonts w:ascii="宋体" w:eastAsia="宋体" w:cs="宋体" w:hint="eastAsia"/>
           <w:kern w:val="0"/>
           <w:sz w:val="18"/>
           <w:szCs w:val="18"/>
         </w:rPr>
-      </w:pPr>
-      <w:r>
-        <w:rPr>
-          <w:rFonts w:ascii="宋体" w:eastAsia="宋体" w:cs="宋体" w:hint="eastAsia"/>
+        <w:t>如果显示目录不存在，自己手动创建即可</w:t>
+      </w:r>
+    </w:p>
+    <w:p>
+      <w:pPr>
+        <w:shd w:val="clear" w:color="auto" w:fill="BFBFBF" w:themeFill="background1" w:themeFillShade="BF"/>
+        <w:spacing w:line="360" w:lineRule="auto"/>
+        <w:rPr>
+          <w:rFonts w:ascii="宋体" w:eastAsia="宋体" w:cs="宋体"/>
+          <w:i/>
           <w:kern w:val="0"/>
           <w:sz w:val="18"/>
           <w:szCs w:val="18"/>
         </w:rPr>
-        <w:t xml:space="preserve">$&gt;mkdir </w:t>
-      </w:r>
-      <w:r>
-        <w:rPr>
-          <w:rFonts w:ascii="宋体" w:eastAsia="宋体" w:cs="宋体"/>
+      </w:pPr>
+      <w:r>
+        <w:rPr>
+          <w:rFonts w:ascii="宋体" w:eastAsia="宋体" w:cs="宋体" w:hint="eastAsia"/>
+          <w:i/>
           <w:kern w:val="0"/>
           <w:sz w:val="18"/>
           <w:szCs w:val="18"/>
         </w:rPr>
-        <w:t>–</w:t>
+        <w:t>$&gt;</w:t>
       </w:r>
       <w:r>
         <w:rPr>
           <w:rFonts w:ascii="宋体" w:eastAsia="宋体" w:cs="宋体" w:hint="eastAsia"/>
+          <w:i/>
           <w:kern w:val="0"/>
           <w:sz w:val="18"/>
           <w:szCs w:val="18"/>
         </w:rPr>
-        <w:t xml:space="preserve">p </w:t>
-      </w:r>
-      <w:r>
-        <w:rPr>
-          <w:rFonts w:ascii="宋体" w:eastAsia="宋体" w:cs="宋体"/>
+        <w:t xml:space="preserve"> </w:t>
+      </w:r>
+      <w:r>
+        <w:rPr>
+          <w:rFonts w:ascii="宋体" w:eastAsia="宋体" w:cs="宋体" w:hint="eastAsia"/>
+          <w:i/>
           <w:kern w:val="0"/>
           <w:sz w:val="18"/>
           <w:szCs w:val="18"/>
         </w:rPr>
-        <w:t>/opt/sequoiadb/pgsql/etc</w:t>
-      </w:r>
-    </w:p>
-    <w:p>
-      <w:pPr>
+        <w:t xml:space="preserve">mkdir </w:t>
+      </w:r>
+      <w:r>
         <w:rPr>
           <w:rFonts w:ascii="宋体" w:eastAsia="宋体" w:cs="宋体"/>
+          <w:i/>
           <w:kern w:val="0"/>
           <w:sz w:val="18"/>
           <w:szCs w:val="18"/>
         </w:rPr>
-      </w:pPr>
+        <w:t>–</w:t>
+      </w:r>
       <w:r>
         <w:rPr>
           <w:rFonts w:ascii="宋体" w:eastAsia="宋体" w:cs="宋体" w:hint="eastAsia"/>
+          <w:i/>
           <w:kern w:val="0"/>
           <w:sz w:val="18"/>
           <w:szCs w:val="18"/>
         </w:rPr>
-        <w:t>将需要修改的参数写入配置文件中</w:t>
-      </w:r>
-    </w:p>
-    <w:p>
-      <w:pPr>
-        <w:shd w:val="clear" w:color="auto" w:fill="BFBFBF" w:themeFill="background1" w:themeFillShade="BF"/>
+        <w:t xml:space="preserve">p </w:t>
+      </w:r>
+      <w:r>
         <w:rPr>
           <w:rFonts w:ascii="宋体" w:eastAsia="宋体" w:cs="宋体"/>
+          <w:i/>
           <w:kern w:val="0"/>
           <w:sz w:val="18"/>
           <w:szCs w:val="18"/>
         </w:rPr>
-      </w:pPr>
-      <w:r>
-        <w:rPr>
-          <w:rFonts w:ascii="宋体" w:eastAsia="宋体" w:cs="宋体" w:hint="eastAsia"/>
+        <w:t>/opt/sequoiadb/pgsql/etc</w:t>
+      </w:r>
+    </w:p>
+    <w:p>
+      <w:pPr>
+        <w:spacing w:line="360" w:lineRule="auto"/>
+        <w:rPr>
+          <w:rFonts w:ascii="宋体" w:eastAsia="宋体" w:cs="宋体"/>
           <w:kern w:val="0"/>
           <w:sz w:val="18"/>
           <w:szCs w:val="18"/>
         </w:rPr>
-        <w:t>$&gt;</w:t>
-      </w:r>
-      <w:r>
-        <w:rPr>
-          <w:rFonts w:ascii="宋体" w:eastAsia="宋体" w:cs="宋体"/>
+      </w:pPr>
+      <w:r>
+        <w:rPr>
+          <w:rFonts w:ascii="宋体" w:eastAsia="宋体" w:cs="宋体" w:hint="eastAsia"/>
           <w:kern w:val="0"/>
           <w:sz w:val="18"/>
           <w:szCs w:val="18"/>
         </w:rPr>
-        <w:t>echo "\\set FETCH_COUNT 100" &gt;&gt; /opt/sequoiadb/pgsql/etc/psqlrc</w:t>
-      </w:r>
-    </w:p>
-    <w:p>
-      <w:pPr>
+        <w:t>将需要修改的参数写入配置文件中</w:t>
+      </w:r>
+    </w:p>
+    <w:p>
+      <w:pPr>
+        <w:shd w:val="clear" w:color="auto" w:fill="BFBFBF" w:themeFill="background1" w:themeFillShade="BF"/>
+        <w:spacing w:line="360" w:lineRule="auto"/>
         <w:rPr>
           <w:rFonts w:ascii="宋体" w:eastAsia="宋体" w:cs="宋体"/>
+          <w:i/>
           <w:kern w:val="0"/>
           <w:sz w:val="18"/>
           <w:szCs w:val="18"/>
@@ -5141,19 +7224,50 @@
       <w:r>
         <w:rPr>
           <w:rFonts w:ascii="宋体" w:eastAsia="宋体" w:cs="宋体" w:hint="eastAsia"/>
+          <w:i/>
           <w:kern w:val="0"/>
           <w:sz w:val="18"/>
           <w:szCs w:val="18"/>
         </w:rPr>
-        <w:t>4</w:t>
-      </w:r>
-      <w:r>
-        <w:rPr>
-          <w:rFonts w:ascii="宋体" w:eastAsia="宋体" w:cs="宋体" w:hint="eastAsia"/>
+        <w:t>$&gt;</w:t>
+      </w:r>
+      <w:r>
+        <w:rPr>
+          <w:rFonts w:ascii="宋体" w:eastAsia="宋体" w:cs="宋体"/>
+          <w:i/>
           <w:kern w:val="0"/>
           <w:sz w:val="18"/>
           <w:szCs w:val="18"/>
         </w:rPr>
+        <w:t>echo "\\set FETCH_COUNT 100" &gt;&gt; /opt/sequoiadb/pgsql/etc/psqlrc</w:t>
+      </w:r>
+    </w:p>
+    <w:p>
+      <w:pPr>
+        <w:spacing w:line="360" w:lineRule="auto"/>
+        <w:rPr>
+          <w:rFonts w:ascii="宋体" w:eastAsia="宋体" w:cs="宋体"/>
+          <w:kern w:val="0"/>
+          <w:sz w:val="18"/>
+          <w:szCs w:val="18"/>
+        </w:rPr>
+      </w:pPr>
+      <w:r>
+        <w:rPr>
+          <w:rFonts w:ascii="宋体" w:eastAsia="宋体" w:cs="宋体" w:hint="eastAsia"/>
+          <w:kern w:val="0"/>
+          <w:sz w:val="18"/>
+          <w:szCs w:val="18"/>
+        </w:rPr>
+        <w:t>4</w:t>
+      </w:r>
+      <w:r>
+        <w:rPr>
+          <w:rFonts w:ascii="宋体" w:eastAsia="宋体" w:cs="宋体" w:hint="eastAsia"/>
+          <w:kern w:val="0"/>
+          <w:sz w:val="18"/>
+          <w:szCs w:val="18"/>
+        </w:rPr>
         <w:tab/>
         <w:t>调整pg</w:t>
       </w:r>
@@ -5179,8 +7293,10 @@
     <w:p>
       <w:pPr>
         <w:shd w:val="clear" w:color="auto" w:fill="BFBFBF" w:themeFill="background1" w:themeFillShade="BF"/>
+        <w:spacing w:line="360" w:lineRule="auto"/>
         <w:rPr>
           <w:rFonts w:ascii="宋体" w:eastAsia="宋体" w:cs="宋体"/>
+          <w:i/>
           <w:kern w:val="0"/>
           <w:sz w:val="18"/>
           <w:szCs w:val="18"/>
@@ -5189,6 +7305,7 @@
       <w:r>
         <w:rPr>
           <w:rFonts w:ascii="宋体" w:eastAsia="宋体" w:cs="宋体" w:hint="eastAsia"/>
+          <w:i/>
           <w:kern w:val="0"/>
           <w:sz w:val="18"/>
           <w:szCs w:val="18"/>
@@ -5198,23 +7315,29 @@
       <w:r>
         <w:rPr>
           <w:rFonts w:ascii="宋体" w:eastAsia="宋体" w:cs="宋体"/>
+          <w:i/>
           <w:kern w:val="0"/>
           <w:sz w:val="18"/>
           <w:szCs w:val="18"/>
         </w:rPr>
-        <w:t>sed -i 's/#client_min_messages = notice/client_min_messages = debug1/g' pg_data/postgresql.conf</w:t>
-      </w:r>
-    </w:p>
-    <w:p>
-      <w:r>
-        <w:rPr>
-          <w:rFonts w:ascii="宋体" w:eastAsia="宋体" w:cs="宋体" w:hint="eastAsia"/>
+        <w:t xml:space="preserve">sed -i 's/#client_min_messages = notice/client_min_messages = debug1/g' </w:t>
+      </w:r>
+      <w:r>
+        <w:rPr>
+          <w:rFonts w:ascii="宋体" w:eastAsia="宋体" w:cs="宋体"/>
+          <w:i/>
           <w:kern w:val="0"/>
           <w:sz w:val="18"/>
           <w:szCs w:val="18"/>
         </w:rPr>
-        <w:t>5</w:t>
-      </w:r>
+        <w:lastRenderedPageBreak/>
+        <w:t>pg_data/postgresql.conf</w:t>
+      </w:r>
+    </w:p>
+    <w:p>
+      <w:pPr>
+        <w:spacing w:line="360" w:lineRule="auto"/>
+      </w:pPr>
       <w:r>
         <w:rPr>
           <w:rFonts w:ascii="宋体" w:eastAsia="宋体" w:cs="宋体" w:hint="eastAsia"/>
@@ -5222,31 +7345,8 @@
           <w:sz w:val="18"/>
           <w:szCs w:val="18"/>
         </w:rPr>
-        <w:tab/>
-      </w:r>
-      <w:r>
-        <w:rPr>
-          <w:rFonts w:hint="eastAsia"/>
-        </w:rPr>
-        <w:t>调整</w:t>
-      </w:r>
-      <w:r>
-        <w:rPr>
-          <w:rFonts w:hint="eastAsia"/>
-        </w:rPr>
-        <w:t>pg</w:t>
-      </w:r>
-      <w:r>
-        <w:rPr>
-          <w:rFonts w:hint="eastAsia"/>
-        </w:rPr>
-        <w:t>引擎的日志级别</w:t>
-      </w:r>
-    </w:p>
-    <w:p>
-      <w:pPr>
-        <w:shd w:val="clear" w:color="auto" w:fill="BFBFBF" w:themeFill="background1" w:themeFillShade="BF"/>
-      </w:pPr>
+        <w:t>5</w:t>
+      </w:r>
       <w:r>
         <w:rPr>
           <w:rFonts w:ascii="宋体" w:eastAsia="宋体" w:cs="宋体" w:hint="eastAsia"/>
@@ -5254,16 +7354,53 @@
           <w:sz w:val="18"/>
           <w:szCs w:val="18"/>
         </w:rPr>
-        <w:lastRenderedPageBreak/>
-        <w:t>$&gt;</w:t>
-      </w:r>
-      <w:r>
-        <w:rPr>
-          <w:rFonts w:ascii="宋体" w:eastAsia="宋体" w:cs="宋体"/>
+        <w:tab/>
+      </w:r>
+      <w:r>
+        <w:rPr>
+          <w:rFonts w:hint="eastAsia"/>
+        </w:rPr>
+        <w:t>调整</w:t>
+      </w:r>
+      <w:r>
+        <w:rPr>
+          <w:rFonts w:hint="eastAsia"/>
+        </w:rPr>
+        <w:t>pg</w:t>
+      </w:r>
+      <w:r>
+        <w:rPr>
+          <w:rFonts w:hint="eastAsia"/>
+        </w:rPr>
+        <w:t>引擎的日志级别</w:t>
+      </w:r>
+    </w:p>
+    <w:p>
+      <w:pPr>
+        <w:shd w:val="clear" w:color="auto" w:fill="BFBFBF" w:themeFill="background1" w:themeFillShade="BF"/>
+        <w:spacing w:line="360" w:lineRule="auto"/>
+        <w:rPr>
+          <w:i/>
+        </w:rPr>
+      </w:pPr>
+      <w:r>
+        <w:rPr>
+          <w:rFonts w:ascii="宋体" w:eastAsia="宋体" w:cs="宋体" w:hint="eastAsia"/>
+          <w:i/>
           <w:kern w:val="0"/>
           <w:sz w:val="18"/>
           <w:szCs w:val="18"/>
         </w:rPr>
+        <w:t>$&gt;</w:t>
+      </w:r>
+      <w:r>
+        <w:rPr>
+          <w:rFonts w:ascii="宋体" w:eastAsia="宋体" w:cs="宋体"/>
+          <w:i/>
+          <w:kern w:val="0"/>
+          <w:sz w:val="18"/>
+          <w:szCs w:val="18"/>
+        </w:rPr>
         <w:t>sed -i 's/#log_min_messages = warning/log_min_messages = debug1/g' pg_data/postgresql.conf</w:t>
       </w:r>
     </w:p>
@@ -5272,7 +7409,7 @@
         <w:pStyle w:val="Heading1"/>
       </w:pPr>
       <w:bookmarkStart w:id="19" w:name="_Toc390950728"/>
-      <w:bookmarkStart w:id="20" w:name="_Toc407266488"/>
+      <w:bookmarkStart w:id="20" w:name="_Toc418518412"/>
       <w:r>
         <w:rPr>
           <w:rFonts w:hint="eastAsia"/>
@@ -5317,7 +7454,7 @@
         <w:pStyle w:val="Heading2"/>
       </w:pPr>
       <w:bookmarkStart w:id="21" w:name="_Toc390950729"/>
-      <w:bookmarkStart w:id="22" w:name="_Toc407266489"/>
+      <w:bookmarkStart w:id="22" w:name="_Toc418518413"/>
       <w:r>
         <w:rPr>
           <w:rFonts w:hint="eastAsia"/>
@@ -5364,6 +7501,7 @@
           <w:ilvl w:val="0"/>
           <w:numId w:val="16"/>
         </w:numPr>
+        <w:spacing w:line="360" w:lineRule="auto"/>
         <w:ind w:firstLineChars="0"/>
       </w:pPr>
       <w:r>
@@ -5388,14 +7526,22 @@
     <w:p>
       <w:pPr>
         <w:shd w:val="clear" w:color="auto" w:fill="BFBFBF" w:themeFill="background1" w:themeFillShade="BF"/>
-      </w:pPr>
-      <w:r>
-        <w:rPr>
-          <w:rFonts w:hint="eastAsia"/>
+        <w:spacing w:line="360" w:lineRule="auto"/>
+        <w:rPr>
+          <w:i/>
+        </w:rPr>
+      </w:pPr>
+      <w:r>
+        <w:rPr>
+          <w:rFonts w:hint="eastAsia"/>
+          <w:i/>
         </w:rPr>
         <w:t>$&gt;</w:t>
       </w:r>
       <w:r>
+        <w:rPr>
+          <w:i/>
+        </w:rPr>
         <w:t>sed -i "s/#listen_addresses = 'localhost'/listen_addresses = '0.0.0.0'/g" pg_data/postgresql.conf</w:t>
       </w:r>
     </w:p>
@@ -5406,6 +7552,7 @@
           <w:ilvl w:val="0"/>
           <w:numId w:val="16"/>
         </w:numPr>
+        <w:spacing w:line="360" w:lineRule="auto"/>
         <w:ind w:firstLineChars="0"/>
       </w:pPr>
       <w:r>
@@ -5418,30 +7565,52 @@
     <w:p>
       <w:pPr>
         <w:shd w:val="clear" w:color="auto" w:fill="BFBFBF" w:themeFill="background1" w:themeFillShade="BF"/>
-      </w:pPr>
-      <w:r>
-        <w:rPr>
-          <w:rFonts w:hint="eastAsia"/>
+        <w:spacing w:line="360" w:lineRule="auto"/>
+        <w:rPr>
+          <w:i/>
+        </w:rPr>
+      </w:pPr>
+      <w:r>
+        <w:rPr>
+          <w:rFonts w:hint="eastAsia"/>
+          <w:i/>
         </w:rPr>
         <w:t>$&gt;</w:t>
       </w:r>
       <w:r>
+        <w:rPr>
+          <w:i/>
+        </w:rPr>
         <w:t>linenum=$(cat -n pg_data/pg_hba.conf | grep "# IPv4 local connections:"  | awk '{print $1}'); \</w:t>
       </w:r>
     </w:p>
     <w:p>
       <w:pPr>
         <w:shd w:val="clear" w:color="auto" w:fill="BFBFBF" w:themeFill="background1" w:themeFillShade="BF"/>
-      </w:pPr>
-      <w:r>
+        <w:spacing w:line="360" w:lineRule="auto"/>
+        <w:rPr>
+          <w:i/>
+        </w:rPr>
+      </w:pPr>
+      <w:r>
+        <w:rPr>
+          <w:i/>
+        </w:rPr>
         <w:t>let "linenum=linenum+1";varStr="host    all             all             0.0.0.0/0               trust"; \</w:t>
       </w:r>
     </w:p>
     <w:p>
       <w:pPr>
         <w:shd w:val="clear" w:color="auto" w:fill="BFBFBF" w:themeFill="background1" w:themeFillShade="BF"/>
-      </w:pPr>
-      <w:r>
+        <w:spacing w:line="360" w:lineRule="auto"/>
+        <w:rPr>
+          <w:i/>
+        </w:rPr>
+      </w:pPr>
+      <w:r>
+        <w:rPr>
+          <w:i/>
+        </w:rPr>
         <w:t>sed -i "${linenum} a${varStr}" pg_data/pg_hba.conf;</w:t>
       </w:r>
     </w:p>
@@ -5452,6 +7621,7 @@
           <w:ilvl w:val="0"/>
           <w:numId w:val="16"/>
         </w:numPr>
+        <w:spacing w:line="360" w:lineRule="auto"/>
         <w:ind w:firstLineChars="0"/>
       </w:pPr>
       <w:r>
@@ -5470,23 +7640,35 @@
     <w:p>
       <w:pPr>
         <w:shd w:val="clear" w:color="auto" w:fill="BFBFBF" w:themeFill="background1" w:themeFillShade="BF"/>
-      </w:pPr>
-      <w:r>
-        <w:rPr>
-          <w:rFonts w:hint="eastAsia"/>
+        <w:spacing w:line="360" w:lineRule="auto"/>
+        <w:rPr>
+          <w:i/>
+        </w:rPr>
+      </w:pPr>
+      <w:r>
+        <w:rPr>
+          <w:rFonts w:hint="eastAsia"/>
+          <w:i/>
         </w:rPr>
         <w:t>$&gt;</w:t>
       </w:r>
       <w:r>
+        <w:rPr>
+          <w:i/>
+        </w:rPr>
         <w:t>bin/pg_ctl stop -s -D pg_data/ -m fast</w:t>
       </w:r>
       <w:r>
         <w:rPr>
           <w:rFonts w:hint="eastAsia"/>
+          <w:i/>
         </w:rPr>
         <w:t xml:space="preserve"> ; </w:t>
       </w:r>
       <w:r>
+        <w:rPr>
+          <w:i/>
+        </w:rPr>
         <w:t>bin/postgres -D pg_data/ &gt;&gt; logfile 2&gt;&amp;1 &amp;</w:t>
       </w:r>
     </w:p>
@@ -5495,7 +7677,7 @@
         <w:pStyle w:val="Heading2"/>
       </w:pPr>
       <w:bookmarkStart w:id="23" w:name="_Toc390950730"/>
-      <w:bookmarkStart w:id="24" w:name="_Toc407266490"/>
+      <w:bookmarkStart w:id="24" w:name="_Toc418518414"/>
       <w:r>
         <w:rPr>
           <w:rFonts w:hint="eastAsia"/>
@@ -5529,9 +7711,11 @@
         <w:autoSpaceDE w:val="0"/>
         <w:autoSpaceDN w:val="0"/>
         <w:adjustRightInd w:val="0"/>
+        <w:spacing w:line="360" w:lineRule="auto"/>
         <w:jc w:val="left"/>
         <w:rPr>
           <w:rFonts w:ascii="Consolas" w:hAnsi="Consolas" w:cs="Consolas"/>
+          <w:i/>
           <w:kern w:val="0"/>
           <w:sz w:val="20"/>
           <w:szCs w:val="20"/>
@@ -5542,6 +7726,7 @@
           <w:rFonts w:ascii="Consolas" w:hAnsi="Consolas" w:cs="Consolas"/>
           <w:b/>
           <w:bCs/>
+          <w:i/>
           <w:color w:val="7F0055"/>
           <w:kern w:val="0"/>
           <w:sz w:val="20"/>
@@ -5552,6 +7737,7 @@
       <w:r>
         <w:rPr>
           <w:rFonts w:ascii="Consolas" w:hAnsi="Consolas" w:cs="Consolas"/>
+          <w:i/>
           <w:color w:val="000000"/>
           <w:kern w:val="0"/>
           <w:sz w:val="20"/>
@@ -5566,9 +7752,11 @@
         <w:autoSpaceDE w:val="0"/>
         <w:autoSpaceDN w:val="0"/>
         <w:adjustRightInd w:val="0"/>
+        <w:spacing w:line="360" w:lineRule="auto"/>
         <w:jc w:val="left"/>
         <w:rPr>
           <w:rFonts w:ascii="Consolas" w:hAnsi="Consolas" w:cs="Consolas"/>
+          <w:i/>
           <w:kern w:val="0"/>
           <w:sz w:val="20"/>
           <w:szCs w:val="20"/>
@@ -5581,9 +7769,11 @@
         <w:autoSpaceDE w:val="0"/>
         <w:autoSpaceDN w:val="0"/>
         <w:adjustRightInd w:val="0"/>
+        <w:spacing w:line="360" w:lineRule="auto"/>
         <w:jc w:val="left"/>
         <w:rPr>
           <w:rFonts w:ascii="Consolas" w:hAnsi="Consolas" w:cs="Consolas"/>
+          <w:i/>
           <w:kern w:val="0"/>
           <w:sz w:val="20"/>
           <w:szCs w:val="20"/>
@@ -5594,6 +7784,7 @@
           <w:rFonts w:ascii="Consolas" w:hAnsi="Consolas" w:cs="Consolas"/>
           <w:b/>
           <w:bCs/>
+          <w:i/>
           <w:color w:val="7F0055"/>
           <w:kern w:val="0"/>
           <w:sz w:val="20"/>
@@ -5604,6 +7795,7 @@
       <w:r>
         <w:rPr>
           <w:rFonts w:ascii="Consolas" w:hAnsi="Consolas" w:cs="Consolas"/>
+          <w:i/>
           <w:color w:val="000000"/>
           <w:kern w:val="0"/>
           <w:sz w:val="20"/>
@@ -5618,9 +7810,11 @@
         <w:autoSpaceDE w:val="0"/>
         <w:autoSpaceDN w:val="0"/>
         <w:adjustRightInd w:val="0"/>
+        <w:spacing w:line="360" w:lineRule="auto"/>
         <w:jc w:val="left"/>
         <w:rPr>
           <w:rFonts w:ascii="Consolas" w:hAnsi="Consolas" w:cs="Consolas"/>
+          <w:i/>
           <w:kern w:val="0"/>
           <w:sz w:val="20"/>
           <w:szCs w:val="20"/>
@@ -5633,9 +7827,11 @@
         <w:autoSpaceDE w:val="0"/>
         <w:autoSpaceDN w:val="0"/>
         <w:adjustRightInd w:val="0"/>
+        <w:spacing w:line="360" w:lineRule="auto"/>
         <w:jc w:val="left"/>
         <w:rPr>
           <w:rFonts w:ascii="Consolas" w:hAnsi="Consolas" w:cs="Consolas"/>
+          <w:i/>
           <w:kern w:val="0"/>
           <w:sz w:val="20"/>
           <w:szCs w:val="20"/>
@@ -5646,6 +7842,7 @@
           <w:rFonts w:ascii="Consolas" w:hAnsi="Consolas" w:cs="Consolas"/>
           <w:b/>
           <w:bCs/>
+          <w:i/>
           <w:color w:val="7F0055"/>
           <w:kern w:val="0"/>
           <w:sz w:val="20"/>
@@ -5656,6 +7853,7 @@
       <w:r>
         <w:rPr>
           <w:rFonts w:ascii="Consolas" w:hAnsi="Consolas" w:cs="Consolas"/>
+          <w:i/>
           <w:color w:val="000000"/>
           <w:kern w:val="0"/>
           <w:sz w:val="20"/>
@@ -5668,6 +7866,7 @@
           <w:rFonts w:ascii="Consolas" w:hAnsi="Consolas" w:cs="Consolas"/>
           <w:b/>
           <w:bCs/>
+          <w:i/>
           <w:color w:val="7F0055"/>
           <w:kern w:val="0"/>
           <w:sz w:val="20"/>
@@ -5678,6 +7877,7 @@
       <w:r>
         <w:rPr>
           <w:rFonts w:ascii="Consolas" w:hAnsi="Consolas" w:cs="Consolas"/>
+          <w:i/>
           <w:color w:val="000000"/>
           <w:kern w:val="0"/>
           <w:sz w:val="20"/>
@@ -5692,17 +7892,20 @@
         <w:autoSpaceDE w:val="0"/>
         <w:autoSpaceDN w:val="0"/>
         <w:adjustRightInd w:val="0"/>
+        <w:spacing w:line="360" w:lineRule="auto"/>
         <w:jc w:val="left"/>
         <w:rPr>
           <w:rFonts w:ascii="Consolas" w:hAnsi="Consolas" w:cs="Consolas"/>
-          <w:kern w:val="0"/>
-          <w:sz w:val="20"/>
-          <w:szCs w:val="20"/>
-        </w:rPr>
-      </w:pPr>
-      <w:r>
-        <w:rPr>
-          <w:rFonts w:ascii="Consolas" w:hAnsi="Consolas" w:cs="Consolas"/>
+          <w:i/>
+          <w:kern w:val="0"/>
+          <w:sz w:val="20"/>
+          <w:szCs w:val="20"/>
+        </w:rPr>
+      </w:pPr>
+      <w:r>
+        <w:rPr>
+          <w:rFonts w:ascii="Consolas" w:hAnsi="Consolas" w:cs="Consolas"/>
+          <w:i/>
           <w:color w:val="000000"/>
           <w:kern w:val="0"/>
           <w:sz w:val="20"/>
@@ -5715,6 +7918,7 @@
           <w:rFonts w:ascii="Consolas" w:hAnsi="Consolas" w:cs="Consolas"/>
           <w:b/>
           <w:bCs/>
+          <w:i/>
           <w:color w:val="7F0055"/>
           <w:kern w:val="0"/>
           <w:sz w:val="20"/>
@@ -5725,6 +7929,7 @@
       <w:r>
         <w:rPr>
           <w:rFonts w:ascii="Consolas" w:hAnsi="Consolas" w:cs="Consolas"/>
+          <w:i/>
           <w:color w:val="000000"/>
           <w:kern w:val="0"/>
           <w:sz w:val="20"/>
@@ -5739,17 +7944,20 @@
         <w:autoSpaceDE w:val="0"/>
         <w:autoSpaceDN w:val="0"/>
         <w:adjustRightInd w:val="0"/>
+        <w:spacing w:line="360" w:lineRule="auto"/>
         <w:jc w:val="left"/>
         <w:rPr>
           <w:rFonts w:ascii="Consolas" w:hAnsi="Consolas" w:cs="Consolas"/>
-          <w:kern w:val="0"/>
-          <w:sz w:val="20"/>
-          <w:szCs w:val="20"/>
-        </w:rPr>
-      </w:pPr>
-      <w:r>
-        <w:rPr>
-          <w:rFonts w:ascii="Consolas" w:hAnsi="Consolas" w:cs="Consolas"/>
+          <w:i/>
+          <w:kern w:val="0"/>
+          <w:sz w:val="20"/>
+          <w:szCs w:val="20"/>
+        </w:rPr>
+      </w:pPr>
+      <w:r>
+        <w:rPr>
+          <w:rFonts w:ascii="Consolas" w:hAnsi="Consolas" w:cs="Consolas"/>
+          <w:i/>
           <w:color w:val="000000"/>
           <w:kern w:val="0"/>
           <w:sz w:val="20"/>
@@ -5762,6 +7970,7 @@
           <w:rFonts w:ascii="Consolas" w:hAnsi="Consolas" w:cs="Consolas"/>
           <w:b/>
           <w:bCs/>
+          <w:i/>
           <w:color w:val="7F0055"/>
           <w:kern w:val="0"/>
           <w:sz w:val="20"/>
@@ -5772,6 +7981,7 @@
       <w:r>
         <w:rPr>
           <w:rFonts w:ascii="Consolas" w:hAnsi="Consolas" w:cs="Consolas"/>
+          <w:i/>
           <w:color w:val="000000"/>
           <w:kern w:val="0"/>
           <w:sz w:val="20"/>
@@ -5786,17 +7996,20 @@
         <w:autoSpaceDE w:val="0"/>
         <w:autoSpaceDN w:val="0"/>
         <w:adjustRightInd w:val="0"/>
+        <w:spacing w:line="360" w:lineRule="auto"/>
         <w:jc w:val="left"/>
         <w:rPr>
           <w:rFonts w:ascii="Consolas" w:hAnsi="Consolas" w:cs="Consolas"/>
-          <w:kern w:val="0"/>
-          <w:sz w:val="20"/>
-          <w:szCs w:val="20"/>
-        </w:rPr>
-      </w:pPr>
-      <w:r>
-        <w:rPr>
-          <w:rFonts w:ascii="Consolas" w:hAnsi="Consolas" w:cs="Consolas"/>
+          <w:i/>
+          <w:kern w:val="0"/>
+          <w:sz w:val="20"/>
+          <w:szCs w:val="20"/>
+        </w:rPr>
+      </w:pPr>
+      <w:r>
+        <w:rPr>
+          <w:rFonts w:ascii="Consolas" w:hAnsi="Consolas" w:cs="Consolas"/>
+          <w:i/>
           <w:color w:val="000000"/>
           <w:kern w:val="0"/>
           <w:sz w:val="20"/>
@@ -5819,6 +8032,7 @@
       <w:r>
         <w:rPr>
           <w:rFonts w:ascii="Consolas" w:hAnsi="Consolas" w:cs="Consolas"/>
+          <w:i/>
           <w:color w:val="000000"/>
           <w:kern w:val="0"/>
           <w:sz w:val="20"/>
@@ -5829,6 +8043,7 @@
       <w:r>
         <w:rPr>
           <w:rFonts w:ascii="Consolas" w:hAnsi="Consolas" w:cs="Consolas"/>
+          <w:i/>
           <w:color w:val="2A00FF"/>
           <w:kern w:val="0"/>
           <w:sz w:val="20"/>
@@ -5839,6 +8054,7 @@
       <w:r>
         <w:rPr>
           <w:rFonts w:ascii="Consolas" w:hAnsi="Consolas" w:cs="Consolas"/>
+          <w:i/>
           <w:color w:val="000000"/>
           <w:kern w:val="0"/>
           <w:sz w:val="20"/>
@@ -5853,17 +8069,20 @@
         <w:autoSpaceDE w:val="0"/>
         <w:autoSpaceDN w:val="0"/>
         <w:adjustRightInd w:val="0"/>
+        <w:spacing w:line="360" w:lineRule="auto"/>
         <w:jc w:val="left"/>
         <w:rPr>
           <w:rFonts w:ascii="Consolas" w:hAnsi="Consolas" w:cs="Consolas"/>
-          <w:kern w:val="0"/>
-          <w:sz w:val="20"/>
-          <w:szCs w:val="20"/>
-        </w:rPr>
-      </w:pPr>
-      <w:r>
-        <w:rPr>
-          <w:rFonts w:ascii="Consolas" w:hAnsi="Consolas" w:cs="Consolas"/>
+          <w:i/>
+          <w:kern w:val="0"/>
+          <w:sz w:val="20"/>
+          <w:szCs w:val="20"/>
+        </w:rPr>
+      </w:pPr>
+      <w:r>
+        <w:rPr>
+          <w:rFonts w:ascii="Consolas" w:hAnsi="Consolas" w:cs="Consolas"/>
+          <w:i/>
           <w:color w:val="000000"/>
           <w:kern w:val="0"/>
           <w:sz w:val="20"/>
@@ -5876,6 +8095,7 @@
           <w:rFonts w:ascii="Consolas" w:hAnsi="Consolas" w:cs="Consolas"/>
           <w:b/>
           <w:bCs/>
+          <w:i/>
           <w:color w:val="7F0055"/>
           <w:kern w:val="0"/>
           <w:sz w:val="20"/>
@@ -5886,6 +8106,7 @@
       <w:r>
         <w:rPr>
           <w:rFonts w:ascii="Consolas" w:hAnsi="Consolas" w:cs="Consolas"/>
+          <w:i/>
           <w:color w:val="000000"/>
           <w:kern w:val="0"/>
           <w:sz w:val="20"/>
@@ -5900,22 +8121,26 @@
         <w:autoSpaceDE w:val="0"/>
         <w:autoSpaceDN w:val="0"/>
         <w:adjustRightInd w:val="0"/>
+        <w:spacing w:line="360" w:lineRule="auto"/>
         <w:jc w:val="left"/>
         <w:rPr>
           <w:rFonts w:ascii="Consolas" w:hAnsi="Consolas" w:cs="Consolas"/>
-          <w:kern w:val="0"/>
-          <w:sz w:val="20"/>
-          <w:szCs w:val="20"/>
-        </w:rPr>
-      </w:pPr>
-      <w:r>
-        <w:rPr>
-          <w:rFonts w:ascii="Consolas" w:hAnsi="Consolas" w:cs="Consolas"/>
+          <w:i/>
+          <w:kern w:val="0"/>
+          <w:sz w:val="20"/>
+          <w:szCs w:val="20"/>
+        </w:rPr>
+      </w:pPr>
+      <w:r>
+        <w:rPr>
+          <w:rFonts w:ascii="Consolas" w:hAnsi="Consolas" w:cs="Consolas"/>
+          <w:i/>
           <w:color w:val="000000"/>
           <w:kern w:val="0"/>
           <w:sz w:val="20"/>
           <w:szCs w:val="20"/>
         </w:rPr>
+        <w:lastRenderedPageBreak/>
         <w:t xml:space="preserve">            e.printStackTrace();</w:t>
       </w:r>
     </w:p>
@@ -5925,17 +8150,20 @@
         <w:autoSpaceDE w:val="0"/>
         <w:autoSpaceDN w:val="0"/>
         <w:adjustRightInd w:val="0"/>
+        <w:spacing w:line="360" w:lineRule="auto"/>
         <w:jc w:val="left"/>
         <w:rPr>
           <w:rFonts w:ascii="Consolas" w:hAnsi="Consolas" w:cs="Consolas"/>
-          <w:kern w:val="0"/>
-          <w:sz w:val="20"/>
-          <w:szCs w:val="20"/>
-        </w:rPr>
-      </w:pPr>
-      <w:r>
-        <w:rPr>
-          <w:rFonts w:ascii="Consolas" w:hAnsi="Consolas" w:cs="Consolas"/>
+          <w:i/>
+          <w:kern w:val="0"/>
+          <w:sz w:val="20"/>
+          <w:szCs w:val="20"/>
+        </w:rPr>
+      </w:pPr>
+      <w:r>
+        <w:rPr>
+          <w:rFonts w:ascii="Consolas" w:hAnsi="Consolas" w:cs="Consolas"/>
+          <w:i/>
           <w:color w:val="000000"/>
           <w:kern w:val="0"/>
           <w:sz w:val="20"/>
@@ -5950,17 +8178,20 @@
         <w:autoSpaceDE w:val="0"/>
         <w:autoSpaceDN w:val="0"/>
         <w:adjustRightInd w:val="0"/>
+        <w:spacing w:line="360" w:lineRule="auto"/>
         <w:jc w:val="left"/>
         <w:rPr>
           <w:rFonts w:ascii="Consolas" w:hAnsi="Consolas" w:cs="Consolas"/>
-          <w:kern w:val="0"/>
-          <w:sz w:val="20"/>
-          <w:szCs w:val="20"/>
-        </w:rPr>
-      </w:pPr>
-      <w:r>
-        <w:rPr>
-          <w:rFonts w:ascii="Consolas" w:hAnsi="Consolas" w:cs="Consolas"/>
+          <w:i/>
+          <w:kern w:val="0"/>
+          <w:sz w:val="20"/>
+          <w:szCs w:val="20"/>
+        </w:rPr>
+      </w:pPr>
+      <w:r>
+        <w:rPr>
+          <w:rFonts w:ascii="Consolas" w:hAnsi="Consolas" w:cs="Consolas"/>
+          <w:i/>
           <w:color w:val="000000"/>
           <w:kern w:val="0"/>
           <w:sz w:val="20"/>
@@ -5975,17 +8206,20 @@
         <w:autoSpaceDE w:val="0"/>
         <w:autoSpaceDN w:val="0"/>
         <w:adjustRightInd w:val="0"/>
+        <w:spacing w:line="360" w:lineRule="auto"/>
         <w:jc w:val="left"/>
         <w:rPr>
           <w:rFonts w:ascii="Consolas" w:hAnsi="Consolas" w:cs="Consolas"/>
-          <w:kern w:val="0"/>
-          <w:sz w:val="20"/>
-          <w:szCs w:val="20"/>
-        </w:rPr>
-      </w:pPr>
-      <w:r>
-        <w:rPr>
-          <w:rFonts w:ascii="Consolas" w:hAnsi="Consolas" w:cs="Consolas"/>
+          <w:i/>
+          <w:kern w:val="0"/>
+          <w:sz w:val="20"/>
+          <w:szCs w:val="20"/>
+        </w:rPr>
+      </w:pPr>
+      <w:r>
+        <w:rPr>
+          <w:rFonts w:ascii="Consolas" w:hAnsi="Consolas" w:cs="Consolas"/>
+          <w:i/>
           <w:color w:val="000000"/>
           <w:kern w:val="0"/>
           <w:sz w:val="20"/>
@@ -5998,6 +8232,7 @@
           <w:rFonts w:ascii="Consolas" w:hAnsi="Consolas" w:cs="Consolas"/>
           <w:b/>
           <w:bCs/>
+          <w:i/>
           <w:color w:val="7F0055"/>
           <w:kern w:val="0"/>
           <w:sz w:val="20"/>
@@ -6008,6 +8243,7 @@
       <w:r>
         <w:rPr>
           <w:rFonts w:ascii="Consolas" w:hAnsi="Consolas" w:cs="Consolas"/>
+          <w:i/>
           <w:color w:val="000000"/>
           <w:kern w:val="0"/>
           <w:sz w:val="20"/>
@@ -6020,6 +8256,7 @@
           <w:rFonts w:ascii="Consolas" w:hAnsi="Consolas" w:cs="Consolas"/>
           <w:b/>
           <w:bCs/>
+          <w:i/>
           <w:color w:val="7F0055"/>
           <w:kern w:val="0"/>
           <w:sz w:val="20"/>
@@ -6030,6 +8267,7 @@
       <w:r>
         <w:rPr>
           <w:rFonts w:ascii="Consolas" w:hAnsi="Consolas" w:cs="Consolas"/>
+          <w:i/>
           <w:color w:val="000000"/>
           <w:kern w:val="0"/>
           <w:sz w:val="20"/>
@@ -6042,6 +8280,7 @@
           <w:rFonts w:ascii="Consolas" w:hAnsi="Consolas" w:cs="Consolas"/>
           <w:b/>
           <w:bCs/>
+          <w:i/>
           <w:color w:val="7F0055"/>
           <w:kern w:val="0"/>
           <w:sz w:val="20"/>
@@ -6052,6 +8291,7 @@
       <w:r>
         <w:rPr>
           <w:rFonts w:ascii="Consolas" w:hAnsi="Consolas" w:cs="Consolas"/>
+          <w:i/>
           <w:color w:val="000000"/>
           <w:kern w:val="0"/>
           <w:sz w:val="20"/>
@@ -6064,6 +8304,7 @@
           <w:rFonts w:ascii="Consolas" w:hAnsi="Consolas" w:cs="Consolas"/>
           <w:b/>
           <w:bCs/>
+          <w:i/>
           <w:color w:val="7F0055"/>
           <w:kern w:val="0"/>
           <w:sz w:val="20"/>
@@ -6074,6 +8315,7 @@
       <w:r>
         <w:rPr>
           <w:rFonts w:ascii="Consolas" w:hAnsi="Consolas" w:cs="Consolas"/>
+          <w:i/>
           <w:color w:val="000000"/>
           <w:kern w:val="0"/>
           <w:sz w:val="20"/>
@@ -6088,17 +8330,20 @@
         <w:autoSpaceDE w:val="0"/>
         <w:autoSpaceDN w:val="0"/>
         <w:adjustRightInd w:val="0"/>
+        <w:spacing w:line="360" w:lineRule="auto"/>
         <w:jc w:val="left"/>
         <w:rPr>
           <w:rFonts w:ascii="Consolas" w:hAnsi="Consolas" w:cs="Consolas"/>
-          <w:kern w:val="0"/>
-          <w:sz w:val="20"/>
-          <w:szCs w:val="20"/>
-        </w:rPr>
-      </w:pPr>
-      <w:r>
-        <w:rPr>
-          <w:rFonts w:ascii="Consolas" w:hAnsi="Consolas" w:cs="Consolas"/>
+          <w:i/>
+          <w:kern w:val="0"/>
+          <w:sz w:val="20"/>
+          <w:szCs w:val="20"/>
+        </w:rPr>
+      </w:pPr>
+      <w:r>
+        <w:rPr>
+          <w:rFonts w:ascii="Consolas" w:hAnsi="Consolas" w:cs="Consolas"/>
+          <w:i/>
           <w:color w:val="000000"/>
           <w:kern w:val="0"/>
           <w:sz w:val="20"/>
@@ -6109,6 +8354,7 @@
       <w:r>
         <w:rPr>
           <w:rFonts w:ascii="Consolas" w:hAnsi="Consolas" w:cs="Consolas"/>
+          <w:i/>
           <w:color w:val="000000"/>
           <w:kern w:val="0"/>
           <w:sz w:val="20"/>
@@ -6120,6 +8366,7 @@
       <w:r>
         <w:rPr>
           <w:rFonts w:ascii="Consolas" w:hAnsi="Consolas" w:cs="Consolas"/>
+          <w:i/>
           <w:color w:val="2A00FF"/>
           <w:kern w:val="0"/>
           <w:sz w:val="20"/>
@@ -6130,6 +8377,7 @@
       <w:r>
         <w:rPr>
           <w:rFonts w:ascii="Consolas" w:hAnsi="Consolas" w:cs="Consolas"/>
+          <w:i/>
           <w:color w:val="000000"/>
           <w:kern w:val="0"/>
           <w:sz w:val="20"/>
@@ -6144,17 +8392,20 @@
         <w:autoSpaceDE w:val="0"/>
         <w:autoSpaceDN w:val="0"/>
         <w:adjustRightInd w:val="0"/>
+        <w:spacing w:line="360" w:lineRule="auto"/>
         <w:jc w:val="left"/>
         <w:rPr>
           <w:rFonts w:ascii="Consolas" w:hAnsi="Consolas" w:cs="Consolas"/>
-          <w:kern w:val="0"/>
-          <w:sz w:val="20"/>
-          <w:szCs w:val="20"/>
-        </w:rPr>
-      </w:pPr>
-      <w:r>
-        <w:rPr>
-          <w:rFonts w:ascii="Consolas" w:hAnsi="Consolas" w:cs="Consolas"/>
+          <w:i/>
+          <w:kern w:val="0"/>
+          <w:sz w:val="20"/>
+          <w:szCs w:val="20"/>
+        </w:rPr>
+      </w:pPr>
+      <w:r>
+        <w:rPr>
+          <w:rFonts w:ascii="Consolas" w:hAnsi="Consolas" w:cs="Consolas"/>
+          <w:i/>
           <w:color w:val="000000"/>
           <w:kern w:val="0"/>
           <w:sz w:val="20"/>
@@ -6165,6 +8416,7 @@
       <w:r>
         <w:rPr>
           <w:rFonts w:ascii="Consolas" w:hAnsi="Consolas" w:cs="Consolas"/>
+          <w:i/>
           <w:color w:val="000000"/>
           <w:kern w:val="0"/>
           <w:sz w:val="20"/>
@@ -6176,6 +8428,7 @@
       <w:r>
         <w:rPr>
           <w:rFonts w:ascii="Consolas" w:hAnsi="Consolas" w:cs="Consolas"/>
+          <w:i/>
           <w:color w:val="2A00FF"/>
           <w:kern w:val="0"/>
           <w:sz w:val="20"/>
@@ -6186,6 +8439,7 @@
       <w:r>
         <w:rPr>
           <w:rFonts w:ascii="Consolas" w:hAnsi="Consolas" w:cs="Consolas" w:hint="eastAsia"/>
+          <w:i/>
           <w:color w:val="2A00FF"/>
           <w:kern w:val="0"/>
           <w:sz w:val="20"/>
@@ -6196,6 +8450,7 @@
       <w:r>
         <w:rPr>
           <w:rFonts w:ascii="Consolas" w:hAnsi="Consolas" w:cs="Consolas"/>
+          <w:i/>
           <w:color w:val="2A00FF"/>
           <w:kern w:val="0"/>
           <w:sz w:val="20"/>
@@ -6206,6 +8461,7 @@
       <w:r>
         <w:rPr>
           <w:rFonts w:ascii="Consolas" w:hAnsi="Consolas" w:cs="Consolas"/>
+          <w:i/>
           <w:color w:val="000000"/>
           <w:kern w:val="0"/>
           <w:sz w:val="20"/>
@@ -6220,17 +8476,20 @@
         <w:autoSpaceDE w:val="0"/>
         <w:autoSpaceDN w:val="0"/>
         <w:adjustRightInd w:val="0"/>
+        <w:spacing w:line="360" w:lineRule="auto"/>
         <w:jc w:val="left"/>
         <w:rPr>
           <w:rFonts w:ascii="Consolas" w:hAnsi="Consolas" w:cs="Consolas"/>
-          <w:kern w:val="0"/>
-          <w:sz w:val="20"/>
-          <w:szCs w:val="20"/>
-        </w:rPr>
-      </w:pPr>
-      <w:r>
-        <w:rPr>
-          <w:rFonts w:ascii="Consolas" w:hAnsi="Consolas" w:cs="Consolas"/>
+          <w:i/>
+          <w:kern w:val="0"/>
+          <w:sz w:val="20"/>
+          <w:szCs w:val="20"/>
+        </w:rPr>
+      </w:pPr>
+      <w:r>
+        <w:rPr>
+          <w:rFonts w:ascii="Consolas" w:hAnsi="Consolas" w:cs="Consolas"/>
+          <w:i/>
           <w:color w:val="000000"/>
           <w:kern w:val="0"/>
           <w:sz w:val="20"/>
@@ -6241,6 +8500,7 @@
       <w:r>
         <w:rPr>
           <w:rFonts w:ascii="Consolas" w:hAnsi="Consolas" w:cs="Consolas"/>
+          <w:i/>
           <w:color w:val="000000"/>
           <w:kern w:val="0"/>
           <w:sz w:val="20"/>
@@ -6252,6 +8512,7 @@
       <w:r>
         <w:rPr>
           <w:rFonts w:ascii="Consolas" w:hAnsi="Consolas" w:cs="Consolas"/>
+          <w:i/>
           <w:color w:val="2A00FF"/>
           <w:kern w:val="0"/>
           <w:sz w:val="20"/>
@@ -6262,6 +8523,7 @@
       <w:r>
         <w:rPr>
           <w:rFonts w:ascii="Consolas" w:hAnsi="Consolas" w:cs="Consolas"/>
+          <w:i/>
           <w:color w:val="000000"/>
           <w:kern w:val="0"/>
           <w:sz w:val="20"/>
@@ -6276,17 +8538,20 @@
         <w:autoSpaceDE w:val="0"/>
         <w:autoSpaceDN w:val="0"/>
         <w:adjustRightInd w:val="0"/>
+        <w:spacing w:line="360" w:lineRule="auto"/>
         <w:jc w:val="left"/>
         <w:rPr>
           <w:rFonts w:ascii="Consolas" w:hAnsi="Consolas" w:cs="Consolas"/>
-          <w:kern w:val="0"/>
-          <w:sz w:val="20"/>
-          <w:szCs w:val="20"/>
-        </w:rPr>
-      </w:pPr>
-      <w:r>
-        <w:rPr>
-          <w:rFonts w:ascii="Consolas" w:hAnsi="Consolas" w:cs="Consolas"/>
+          <w:i/>
+          <w:kern w:val="0"/>
+          <w:sz w:val="20"/>
+          <w:szCs w:val="20"/>
+        </w:rPr>
+      </w:pPr>
+      <w:r>
+        <w:rPr>
+          <w:rFonts w:ascii="Consolas" w:hAnsi="Consolas" w:cs="Consolas"/>
+          <w:i/>
           <w:color w:val="000000"/>
           <w:kern w:val="0"/>
           <w:sz w:val="20"/>
@@ -6297,6 +8562,7 @@
       <w:r>
         <w:rPr>
           <w:rFonts w:ascii="Consolas" w:hAnsi="Consolas" w:cs="Consolas"/>
+          <w:i/>
           <w:color w:val="000000"/>
           <w:kern w:val="0"/>
           <w:sz w:val="20"/>
@@ -6311,17 +8577,20 @@
         <w:autoSpaceDE w:val="0"/>
         <w:autoSpaceDN w:val="0"/>
         <w:adjustRightInd w:val="0"/>
+        <w:spacing w:line="360" w:lineRule="auto"/>
         <w:jc w:val="left"/>
         <w:rPr>
           <w:rFonts w:ascii="Consolas" w:hAnsi="Consolas" w:cs="Consolas"/>
-          <w:kern w:val="0"/>
-          <w:sz w:val="20"/>
-          <w:szCs w:val="20"/>
-        </w:rPr>
-      </w:pPr>
-      <w:r>
-        <w:rPr>
-          <w:rFonts w:ascii="Consolas" w:hAnsi="Consolas" w:cs="Consolas"/>
+          <w:i/>
+          <w:kern w:val="0"/>
+          <w:sz w:val="20"/>
+          <w:szCs w:val="20"/>
+        </w:rPr>
+      </w:pPr>
+      <w:r>
+        <w:rPr>
+          <w:rFonts w:ascii="Consolas" w:hAnsi="Consolas" w:cs="Consolas"/>
+          <w:i/>
           <w:color w:val="000000"/>
           <w:kern w:val="0"/>
           <w:sz w:val="20"/>
@@ -6332,6 +8601,7 @@
       <w:r>
         <w:rPr>
           <w:rFonts w:ascii="Consolas" w:hAnsi="Consolas" w:cs="Consolas"/>
+          <w:i/>
           <w:color w:val="000000"/>
           <w:kern w:val="0"/>
           <w:sz w:val="20"/>
@@ -6342,6 +8612,7 @@
       <w:r>
         <w:rPr>
           <w:rFonts w:ascii="Consolas" w:hAnsi="Consolas" w:cs="Consolas"/>
+          <w:i/>
           <w:color w:val="3F7F5F"/>
           <w:kern w:val="0"/>
           <w:sz w:val="20"/>
@@ -6352,6 +8623,7 @@
       <w:r>
         <w:rPr>
           <w:rFonts w:ascii="Consolas" w:hAnsi="Consolas" w:cs="Consolas"/>
+          <w:i/>
           <w:color w:val="3F7F5F"/>
           <w:kern w:val="0"/>
           <w:sz w:val="20"/>
@@ -6363,6 +8635,7 @@
       <w:r>
         <w:rPr>
           <w:rFonts w:ascii="Consolas" w:hAnsi="Consolas" w:cs="Consolas"/>
+          <w:i/>
           <w:color w:val="3F7F5F"/>
           <w:kern w:val="0"/>
           <w:sz w:val="20"/>
@@ -6377,17 +8650,20 @@
         <w:autoSpaceDE w:val="0"/>
         <w:autoSpaceDN w:val="0"/>
         <w:adjustRightInd w:val="0"/>
+        <w:spacing w:line="360" w:lineRule="auto"/>
         <w:jc w:val="left"/>
         <w:rPr>
           <w:rFonts w:ascii="Consolas" w:hAnsi="Consolas" w:cs="Consolas"/>
-          <w:kern w:val="0"/>
-          <w:sz w:val="20"/>
-          <w:szCs w:val="20"/>
-        </w:rPr>
-      </w:pPr>
-      <w:r>
-        <w:rPr>
-          <w:rFonts w:ascii="Consolas" w:hAnsi="Consolas" w:cs="Consolas"/>
+          <w:i/>
+          <w:kern w:val="0"/>
+          <w:sz w:val="20"/>
+          <w:szCs w:val="20"/>
+        </w:rPr>
+      </w:pPr>
+      <w:r>
+        <w:rPr>
+          <w:rFonts w:ascii="Consolas" w:hAnsi="Consolas" w:cs="Consolas"/>
+          <w:i/>
           <w:color w:val="000000"/>
           <w:kern w:val="0"/>
           <w:sz w:val="20"/>
@@ -6398,6 +8674,7 @@
       <w:r>
         <w:rPr>
           <w:rFonts w:ascii="Consolas" w:hAnsi="Consolas" w:cs="Consolas"/>
+          <w:i/>
           <w:color w:val="000000"/>
           <w:kern w:val="0"/>
           <w:sz w:val="20"/>
@@ -6409,6 +8686,7 @@
       <w:r>
         <w:rPr>
           <w:rFonts w:ascii="Consolas" w:hAnsi="Consolas" w:cs="Consolas"/>
+          <w:i/>
           <w:color w:val="000000"/>
           <w:kern w:val="0"/>
           <w:sz w:val="20"/>
@@ -6420,6 +8698,7 @@
       <w:r>
         <w:rPr>
           <w:rFonts w:ascii="Consolas" w:hAnsi="Consolas" w:cs="Consolas"/>
+          <w:i/>
           <w:color w:val="000000"/>
           <w:kern w:val="0"/>
           <w:sz w:val="20"/>
@@ -6430,6 +8709,7 @@
       <w:r>
         <w:rPr>
           <w:rFonts w:ascii="Consolas" w:hAnsi="Consolas" w:cs="Consolas"/>
+          <w:i/>
           <w:color w:val="2A00FF"/>
           <w:kern w:val="0"/>
           <w:sz w:val="20"/>
@@ -6440,6 +8720,7 @@
       <w:r>
         <w:rPr>
           <w:rFonts w:ascii="Consolas" w:hAnsi="Consolas" w:cs="Consolas"/>
+          <w:i/>
           <w:color w:val="000000"/>
           <w:kern w:val="0"/>
           <w:sz w:val="20"/>
@@ -6454,17 +8735,20 @@
         <w:autoSpaceDE w:val="0"/>
         <w:autoSpaceDN w:val="0"/>
         <w:adjustRightInd w:val="0"/>
+        <w:spacing w:line="360" w:lineRule="auto"/>
         <w:jc w:val="left"/>
         <w:rPr>
           <w:rFonts w:ascii="Consolas" w:hAnsi="Consolas" w:cs="Consolas"/>
-          <w:kern w:val="0"/>
-          <w:sz w:val="20"/>
-          <w:szCs w:val="20"/>
-        </w:rPr>
-      </w:pPr>
-      <w:r>
-        <w:rPr>
-          <w:rFonts w:ascii="Consolas" w:hAnsi="Consolas" w:cs="Consolas"/>
+          <w:i/>
+          <w:kern w:val="0"/>
+          <w:sz w:val="20"/>
+          <w:szCs w:val="20"/>
+        </w:rPr>
+      </w:pPr>
+      <w:r>
+        <w:rPr>
+          <w:rFonts w:ascii="Consolas" w:hAnsi="Consolas" w:cs="Consolas"/>
+          <w:i/>
           <w:color w:val="000000"/>
           <w:kern w:val="0"/>
           <w:sz w:val="20"/>
@@ -6475,6 +8759,7 @@
       <w:r>
         <w:rPr>
           <w:rFonts w:ascii="Consolas" w:hAnsi="Consolas" w:cs="Consolas"/>
+          <w:i/>
           <w:color w:val="000000"/>
           <w:kern w:val="0"/>
           <w:sz w:val="20"/>
@@ -6489,17 +8774,20 @@
         <w:autoSpaceDE w:val="0"/>
         <w:autoSpaceDN w:val="0"/>
         <w:adjustRightInd w:val="0"/>
+        <w:spacing w:line="360" w:lineRule="auto"/>
         <w:jc w:val="left"/>
         <w:rPr>
           <w:rFonts w:ascii="Consolas" w:hAnsi="Consolas" w:cs="Consolas"/>
-          <w:kern w:val="0"/>
-          <w:sz w:val="20"/>
-          <w:szCs w:val="20"/>
-        </w:rPr>
-      </w:pPr>
-      <w:r>
-        <w:rPr>
-          <w:rFonts w:ascii="Consolas" w:hAnsi="Consolas" w:cs="Consolas"/>
+          <w:i/>
+          <w:kern w:val="0"/>
+          <w:sz w:val="20"/>
+          <w:szCs w:val="20"/>
+        </w:rPr>
+      </w:pPr>
+      <w:r>
+        <w:rPr>
+          <w:rFonts w:ascii="Consolas" w:hAnsi="Consolas" w:cs="Consolas"/>
+          <w:i/>
           <w:color w:val="000000"/>
           <w:kern w:val="0"/>
           <w:sz w:val="20"/>
@@ -6510,6 +8798,7 @@
       <w:r>
         <w:rPr>
           <w:rFonts w:ascii="Consolas" w:hAnsi="Consolas" w:cs="Consolas"/>
+          <w:i/>
           <w:color w:val="000000"/>
           <w:kern w:val="0"/>
           <w:sz w:val="20"/>
@@ -6521,6 +8810,7 @@
       <w:r>
         <w:rPr>
           <w:rFonts w:ascii="Consolas" w:hAnsi="Consolas" w:cs="Consolas"/>
+          <w:i/>
           <w:color w:val="2A00FF"/>
           <w:kern w:val="0"/>
           <w:sz w:val="20"/>
@@ -6531,6 +8821,7 @@
       <w:r>
         <w:rPr>
           <w:rFonts w:ascii="Consolas" w:hAnsi="Consolas" w:cs="Consolas"/>
+          <w:i/>
           <w:color w:val="000000"/>
           <w:kern w:val="0"/>
           <w:sz w:val="20"/>
@@ -6541,6 +8832,7 @@
       <w:r>
         <w:rPr>
           <w:rFonts w:ascii="Consolas" w:hAnsi="Consolas" w:cs="Consolas"/>
+          <w:i/>
           <w:color w:val="2A00FF"/>
           <w:kern w:val="0"/>
           <w:sz w:val="20"/>
@@ -6551,6 +8843,7 @@
       <w:r>
         <w:rPr>
           <w:rFonts w:ascii="Consolas" w:hAnsi="Consolas" w:cs="Consolas"/>
+          <w:i/>
           <w:color w:val="000000"/>
           <w:kern w:val="0"/>
           <w:sz w:val="20"/>
@@ -6561,6 +8854,7 @@
       <w:r>
         <w:rPr>
           <w:rFonts w:ascii="Consolas" w:hAnsi="Consolas" w:cs="Consolas"/>
+          <w:i/>
           <w:color w:val="2A00FF"/>
           <w:kern w:val="0"/>
           <w:sz w:val="20"/>
@@ -6571,6 +8865,7 @@
       <w:r>
         <w:rPr>
           <w:rFonts w:ascii="Consolas" w:hAnsi="Consolas" w:cs="Consolas"/>
+          <w:i/>
           <w:color w:val="000000"/>
           <w:kern w:val="0"/>
           <w:sz w:val="20"/>
@@ -6585,17 +8880,20 @@
         <w:autoSpaceDE w:val="0"/>
         <w:autoSpaceDN w:val="0"/>
         <w:adjustRightInd w:val="0"/>
+        <w:spacing w:line="360" w:lineRule="auto"/>
         <w:jc w:val="left"/>
         <w:rPr>
           <w:rFonts w:ascii="Consolas" w:hAnsi="Consolas" w:cs="Consolas"/>
-          <w:kern w:val="0"/>
-          <w:sz w:val="20"/>
-          <w:szCs w:val="20"/>
-        </w:rPr>
-      </w:pPr>
-      <w:r>
-        <w:rPr>
-          <w:rFonts w:ascii="Consolas" w:hAnsi="Consolas" w:cs="Consolas"/>
+          <w:i/>
+          <w:kern w:val="0"/>
+          <w:sz w:val="20"/>
+          <w:szCs w:val="20"/>
+        </w:rPr>
+      </w:pPr>
+      <w:r>
+        <w:rPr>
+          <w:rFonts w:ascii="Consolas" w:hAnsi="Consolas" w:cs="Consolas"/>
+          <w:i/>
           <w:color w:val="000000"/>
           <w:kern w:val="0"/>
           <w:sz w:val="20"/>
@@ -6618,6 +8916,7 @@
       <w:r>
         <w:rPr>
           <w:rFonts w:ascii="Consolas" w:hAnsi="Consolas" w:cs="Consolas"/>
+          <w:i/>
           <w:color w:val="000000"/>
           <w:kern w:val="0"/>
           <w:sz w:val="20"/>
@@ -6628,6 +8927,7 @@
       <w:r>
         <w:rPr>
           <w:rFonts w:ascii="Consolas" w:hAnsi="Consolas" w:cs="Consolas" w:hint="eastAsia"/>
+          <w:i/>
           <w:color w:val="2A00FF"/>
           <w:kern w:val="0"/>
           <w:sz w:val="20"/>
@@ -6638,6 +8938,7 @@
       <w:r>
         <w:rPr>
           <w:rFonts w:ascii="Consolas" w:hAnsi="Consolas" w:cs="Consolas"/>
+          <w:i/>
           <w:color w:val="000000"/>
           <w:kern w:val="0"/>
           <w:sz w:val="20"/>
@@ -6650,6 +8951,7 @@
           <w:rFonts w:ascii="Consolas" w:hAnsi="Consolas" w:cs="Consolas"/>
           <w:b/>
           <w:bCs/>
+          <w:i/>
           <w:color w:val="7F0055"/>
           <w:kern w:val="0"/>
           <w:sz w:val="20"/>
@@ -6660,6 +8962,7 @@
       <w:r>
         <w:rPr>
           <w:rFonts w:ascii="Consolas" w:hAnsi="Consolas" w:cs="Consolas"/>
+          <w:i/>
           <w:color w:val="000000"/>
           <w:kern w:val="0"/>
           <w:sz w:val="20"/>
@@ -6674,23 +8977,25 @@
         <w:autoSpaceDE w:val="0"/>
         <w:autoSpaceDN w:val="0"/>
         <w:adjustRightInd w:val="0"/>
+        <w:spacing w:line="360" w:lineRule="auto"/>
         <w:jc w:val="left"/>
         <w:rPr>
           <w:rFonts w:ascii="Consolas" w:hAnsi="Consolas" w:cs="Consolas"/>
-          <w:kern w:val="0"/>
-          <w:sz w:val="20"/>
-          <w:szCs w:val="20"/>
-        </w:rPr>
-      </w:pPr>
-      <w:r>
-        <w:rPr>
-          <w:rFonts w:ascii="Consolas" w:hAnsi="Consolas" w:cs="Consolas"/>
+          <w:i/>
+          <w:kern w:val="0"/>
+          <w:sz w:val="20"/>
+          <w:szCs w:val="20"/>
+        </w:rPr>
+      </w:pPr>
+      <w:r>
+        <w:rPr>
+          <w:rFonts w:ascii="Consolas" w:hAnsi="Consolas" w:cs="Consolas"/>
+          <w:i/>
           <w:color w:val="000000"/>
           <w:kern w:val="0"/>
           <w:sz w:val="20"/>
           <w:szCs w:val="20"/>
         </w:rPr>
-        <w:lastRenderedPageBreak/>
         <w:t xml:space="preserve">        Statement stmt  = conn.createStatement();</w:t>
       </w:r>
     </w:p>
@@ -6700,17 +9005,20 @@
         <w:autoSpaceDE w:val="0"/>
         <w:autoSpaceDN w:val="0"/>
         <w:adjustRightInd w:val="0"/>
+        <w:spacing w:line="360" w:lineRule="auto"/>
         <w:jc w:val="left"/>
         <w:rPr>
           <w:rFonts w:ascii="Consolas" w:hAnsi="Consolas" w:cs="Consolas"/>
-          <w:kern w:val="0"/>
-          <w:sz w:val="20"/>
-          <w:szCs w:val="20"/>
-        </w:rPr>
-      </w:pPr>
-      <w:r>
-        <w:rPr>
-          <w:rFonts w:ascii="Consolas" w:hAnsi="Consolas" w:cs="Consolas"/>
+          <w:i/>
+          <w:kern w:val="0"/>
+          <w:sz w:val="20"/>
+          <w:szCs w:val="20"/>
+        </w:rPr>
+      </w:pPr>
+      <w:r>
+        <w:rPr>
+          <w:rFonts w:ascii="Consolas" w:hAnsi="Consolas" w:cs="Consolas"/>
+          <w:i/>
           <w:color w:val="000000"/>
           <w:kern w:val="0"/>
           <w:sz w:val="20"/>
@@ -6725,17 +9033,20 @@
         <w:autoSpaceDE w:val="0"/>
         <w:autoSpaceDN w:val="0"/>
         <w:adjustRightInd w:val="0"/>
+        <w:spacing w:line="360" w:lineRule="auto"/>
         <w:jc w:val="left"/>
         <w:rPr>
           <w:rFonts w:ascii="Consolas" w:hAnsi="Consolas" w:cs="Consolas"/>
-          <w:kern w:val="0"/>
-          <w:sz w:val="20"/>
-          <w:szCs w:val="20"/>
-        </w:rPr>
-      </w:pPr>
-      <w:r>
-        <w:rPr>
-          <w:rFonts w:ascii="Consolas" w:hAnsi="Consolas" w:cs="Consolas"/>
+          <w:i/>
+          <w:kern w:val="0"/>
+          <w:sz w:val="20"/>
+          <w:szCs w:val="20"/>
+        </w:rPr>
+      </w:pPr>
+      <w:r>
+        <w:rPr>
+          <w:rFonts w:ascii="Consolas" w:hAnsi="Consolas" w:cs="Consolas"/>
+          <w:i/>
           <w:color w:val="000000"/>
           <w:kern w:val="0"/>
           <w:sz w:val="20"/>
@@ -6746,6 +9057,7 @@
       <w:r>
         <w:rPr>
           <w:rFonts w:ascii="Consolas" w:hAnsi="Consolas" w:cs="Consolas"/>
+          <w:i/>
           <w:color w:val="2A00FF"/>
           <w:kern w:val="0"/>
           <w:sz w:val="20"/>
@@ -6756,6 +9068,7 @@
       <w:r>
         <w:rPr>
           <w:rFonts w:ascii="Consolas" w:hAnsi="Consolas" w:cs="Consolas"/>
+          <w:i/>
           <w:color w:val="000000"/>
           <w:kern w:val="0"/>
           <w:sz w:val="20"/>
@@ -6770,17 +9083,20 @@
         <w:autoSpaceDE w:val="0"/>
         <w:autoSpaceDN w:val="0"/>
         <w:adjustRightInd w:val="0"/>
+        <w:spacing w:line="360" w:lineRule="auto"/>
         <w:jc w:val="left"/>
         <w:rPr>
           <w:rFonts w:ascii="Consolas" w:hAnsi="Consolas" w:cs="Consolas"/>
-          <w:kern w:val="0"/>
-          <w:sz w:val="20"/>
-          <w:szCs w:val="20"/>
-        </w:rPr>
-      </w:pPr>
-      <w:r>
-        <w:rPr>
-          <w:rFonts w:ascii="Consolas" w:hAnsi="Consolas" w:cs="Consolas"/>
+          <w:i/>
+          <w:kern w:val="0"/>
+          <w:sz w:val="20"/>
+          <w:szCs w:val="20"/>
+        </w:rPr>
+      </w:pPr>
+      <w:r>
+        <w:rPr>
+          <w:rFonts w:ascii="Consolas" w:hAnsi="Consolas" w:cs="Consolas"/>
+          <w:i/>
           <w:color w:val="000000"/>
           <w:kern w:val="0"/>
           <w:sz w:val="20"/>
@@ -6795,17 +9111,20 @@
         <w:autoSpaceDE w:val="0"/>
         <w:autoSpaceDN w:val="0"/>
         <w:adjustRightInd w:val="0"/>
+        <w:spacing w:line="360" w:lineRule="auto"/>
         <w:jc w:val="left"/>
         <w:rPr>
           <w:rFonts w:ascii="Consolas" w:hAnsi="Consolas" w:cs="Consolas"/>
-          <w:kern w:val="0"/>
-          <w:sz w:val="20"/>
-          <w:szCs w:val="20"/>
-        </w:rPr>
-      </w:pPr>
-      <w:r>
-        <w:rPr>
-          <w:rFonts w:ascii="Consolas" w:hAnsi="Consolas" w:cs="Consolas"/>
+          <w:i/>
+          <w:kern w:val="0"/>
+          <w:sz w:val="20"/>
+          <w:szCs w:val="20"/>
+        </w:rPr>
+      </w:pPr>
+      <w:r>
+        <w:rPr>
+          <w:rFonts w:ascii="Consolas" w:hAnsi="Consolas" w:cs="Consolas"/>
+          <w:i/>
           <w:color w:val="000000"/>
           <w:kern w:val="0"/>
           <w:sz w:val="20"/>
@@ -6818,6 +9137,7 @@
           <w:rFonts w:ascii="Consolas" w:hAnsi="Consolas" w:cs="Consolas"/>
           <w:b/>
           <w:bCs/>
+          <w:i/>
           <w:color w:val="7F0055"/>
           <w:kern w:val="0"/>
           <w:sz w:val="20"/>
@@ -6828,6 +9148,7 @@
       <w:r>
         <w:rPr>
           <w:rFonts w:ascii="Consolas" w:hAnsi="Consolas" w:cs="Consolas"/>
+          <w:i/>
           <w:color w:val="000000"/>
           <w:kern w:val="0"/>
           <w:sz w:val="20"/>
@@ -6840,6 +9161,7 @@
           <w:rFonts w:ascii="Consolas" w:hAnsi="Consolas" w:cs="Consolas"/>
           <w:b/>
           <w:bCs/>
+          <w:i/>
           <w:color w:val="7F0055"/>
           <w:kern w:val="0"/>
           <w:sz w:val="20"/>
@@ -6850,6 +9172,7 @@
       <w:r>
         <w:rPr>
           <w:rFonts w:ascii="Consolas" w:hAnsi="Consolas" w:cs="Consolas"/>
+          <w:i/>
           <w:color w:val="000000"/>
           <w:kern w:val="0"/>
           <w:sz w:val="20"/>
@@ -6864,17 +9187,20 @@
         <w:autoSpaceDE w:val="0"/>
         <w:autoSpaceDN w:val="0"/>
         <w:adjustRightInd w:val="0"/>
+        <w:spacing w:line="360" w:lineRule="auto"/>
         <w:jc w:val="left"/>
         <w:rPr>
           <w:rFonts w:ascii="Consolas" w:hAnsi="Consolas" w:cs="Consolas"/>
-          <w:kern w:val="0"/>
-          <w:sz w:val="20"/>
-          <w:szCs w:val="20"/>
-        </w:rPr>
-      </w:pPr>
-      <w:r>
-        <w:rPr>
-          <w:rFonts w:ascii="Consolas" w:hAnsi="Consolas" w:cs="Consolas"/>
+          <w:i/>
+          <w:kern w:val="0"/>
+          <w:sz w:val="20"/>
+          <w:szCs w:val="20"/>
+        </w:rPr>
+      </w:pPr>
+      <w:r>
+        <w:rPr>
+          <w:rFonts w:ascii="Consolas" w:hAnsi="Consolas" w:cs="Consolas"/>
+          <w:i/>
           <w:color w:val="000000"/>
           <w:kern w:val="0"/>
           <w:sz w:val="20"/>
@@ -6887,6 +9213,7 @@
           <w:rFonts w:ascii="Consolas" w:hAnsi="Consolas" w:cs="Consolas"/>
           <w:b/>
           <w:bCs/>
+          <w:i/>
           <w:color w:val="7F0055"/>
           <w:kern w:val="0"/>
           <w:sz w:val="20"/>
@@ -6897,6 +9224,7 @@
       <w:r>
         <w:rPr>
           <w:rFonts w:ascii="Consolas" w:hAnsi="Consolas" w:cs="Consolas"/>
+          <w:i/>
           <w:color w:val="000000"/>
           <w:kern w:val="0"/>
           <w:sz w:val="20"/>
@@ -6911,17 +9239,20 @@
         <w:autoSpaceDE w:val="0"/>
         <w:autoSpaceDN w:val="0"/>
         <w:adjustRightInd w:val="0"/>
+        <w:spacing w:line="360" w:lineRule="auto"/>
         <w:jc w:val="left"/>
         <w:rPr>
           <w:rFonts w:ascii="Consolas" w:hAnsi="Consolas" w:cs="Consolas"/>
-          <w:kern w:val="0"/>
-          <w:sz w:val="20"/>
-          <w:szCs w:val="20"/>
-        </w:rPr>
-      </w:pPr>
-      <w:r>
-        <w:rPr>
-          <w:rFonts w:ascii="Consolas" w:hAnsi="Consolas" w:cs="Consolas"/>
+          <w:i/>
+          <w:kern w:val="0"/>
+          <w:sz w:val="20"/>
+          <w:szCs w:val="20"/>
+        </w:rPr>
+      </w:pPr>
+      <w:r>
+        <w:rPr>
+          <w:rFonts w:ascii="Consolas" w:hAnsi="Consolas" w:cs="Consolas"/>
+          <w:i/>
           <w:color w:val="000000"/>
           <w:kern w:val="0"/>
           <w:sz w:val="20"/>
@@ -6936,17 +9267,20 @@
         <w:autoSpaceDE w:val="0"/>
         <w:autoSpaceDN w:val="0"/>
         <w:adjustRightInd w:val="0"/>
+        <w:spacing w:line="360" w:lineRule="auto"/>
         <w:jc w:val="left"/>
         <w:rPr>
           <w:rFonts w:ascii="Consolas" w:hAnsi="Consolas" w:cs="Consolas"/>
-          <w:kern w:val="0"/>
-          <w:sz w:val="20"/>
-          <w:szCs w:val="20"/>
-        </w:rPr>
-      </w:pPr>
-      <w:r>
-        <w:rPr>
-          <w:rFonts w:ascii="Consolas" w:hAnsi="Consolas" w:cs="Consolas"/>
+          <w:i/>
+          <w:kern w:val="0"/>
+          <w:sz w:val="20"/>
+          <w:szCs w:val="20"/>
+        </w:rPr>
+      </w:pPr>
+      <w:r>
+        <w:rPr>
+          <w:rFonts w:ascii="Consolas" w:hAnsi="Consolas" w:cs="Consolas"/>
+          <w:i/>
           <w:color w:val="000000"/>
           <w:kern w:val="0"/>
           <w:sz w:val="20"/>
@@ -6959,6 +9293,7 @@
           <w:rFonts w:ascii="Consolas" w:hAnsi="Consolas" w:cs="Consolas"/>
           <w:b/>
           <w:bCs/>
+          <w:i/>
           <w:color w:val="7F0055"/>
           <w:kern w:val="0"/>
           <w:sz w:val="20"/>
@@ -6969,6 +9304,7 @@
       <w:r>
         <w:rPr>
           <w:rFonts w:ascii="Consolas" w:hAnsi="Consolas" w:cs="Consolas"/>
+          <w:i/>
           <w:color w:val="000000"/>
           <w:kern w:val="0"/>
           <w:sz w:val="20"/>
@@ -6983,17 +9319,20 @@
         <w:autoSpaceDE w:val="0"/>
         <w:autoSpaceDN w:val="0"/>
         <w:adjustRightInd w:val="0"/>
+        <w:spacing w:line="360" w:lineRule="auto"/>
         <w:jc w:val="left"/>
         <w:rPr>
           <w:rFonts w:ascii="Consolas" w:hAnsi="Consolas" w:cs="Consolas"/>
-          <w:kern w:val="0"/>
-          <w:sz w:val="20"/>
-          <w:szCs w:val="20"/>
-        </w:rPr>
-      </w:pPr>
-      <w:r>
-        <w:rPr>
-          <w:rFonts w:ascii="Consolas" w:hAnsi="Consolas" w:cs="Consolas"/>
+          <w:i/>
+          <w:kern w:val="0"/>
+          <w:sz w:val="20"/>
+          <w:szCs w:val="20"/>
+        </w:rPr>
+      </w:pPr>
+      <w:r>
+        <w:rPr>
+          <w:rFonts w:ascii="Consolas" w:hAnsi="Consolas" w:cs="Consolas"/>
+          <w:i/>
           <w:color w:val="000000"/>
           <w:kern w:val="0"/>
           <w:sz w:val="20"/>
@@ -7006,6 +9345,7 @@
           <w:rFonts w:ascii="Consolas" w:hAnsi="Consolas" w:cs="Consolas"/>
           <w:b/>
           <w:bCs/>
+          <w:i/>
           <w:color w:val="7F0055"/>
           <w:kern w:val="0"/>
           <w:sz w:val="20"/>
@@ -7016,6 +9356,7 @@
       <w:r>
         <w:rPr>
           <w:rFonts w:ascii="Consolas" w:hAnsi="Consolas" w:cs="Consolas"/>
+          <w:i/>
           <w:color w:val="000000"/>
           <w:kern w:val="0"/>
           <w:sz w:val="20"/>
@@ -7030,17 +9371,20 @@
         <w:autoSpaceDE w:val="0"/>
         <w:autoSpaceDN w:val="0"/>
         <w:adjustRightInd w:val="0"/>
+        <w:spacing w:line="360" w:lineRule="auto"/>
         <w:jc w:val="left"/>
         <w:rPr>
           <w:rFonts w:ascii="Consolas" w:hAnsi="Consolas" w:cs="Consolas"/>
-          <w:kern w:val="0"/>
-          <w:sz w:val="20"/>
-          <w:szCs w:val="20"/>
-        </w:rPr>
-      </w:pPr>
-      <w:r>
-        <w:rPr>
-          <w:rFonts w:ascii="Consolas" w:hAnsi="Consolas" w:cs="Consolas"/>
+          <w:i/>
+          <w:kern w:val="0"/>
+          <w:sz w:val="20"/>
+          <w:szCs w:val="20"/>
+        </w:rPr>
+      </w:pPr>
+      <w:r>
+        <w:rPr>
+          <w:rFonts w:ascii="Consolas" w:hAnsi="Consolas" w:cs="Consolas"/>
+          <w:i/>
           <w:color w:val="000000"/>
           <w:kern w:val="0"/>
           <w:sz w:val="20"/>
@@ -7053,6 +9397,7 @@
           <w:rFonts w:ascii="Consolas" w:hAnsi="Consolas" w:cs="Consolas"/>
           <w:b/>
           <w:bCs/>
+          <w:i/>
           <w:color w:val="7F0055"/>
           <w:kern w:val="0"/>
           <w:sz w:val="20"/>
@@ -7063,6 +9408,7 @@
       <w:r>
         <w:rPr>
           <w:rFonts w:ascii="Consolas" w:hAnsi="Consolas" w:cs="Consolas"/>
+          <w:i/>
           <w:color w:val="000000"/>
           <w:kern w:val="0"/>
           <w:sz w:val="20"/>
@@ -7075,6 +9421,7 @@
           <w:rFonts w:ascii="Consolas" w:hAnsi="Consolas" w:cs="Consolas"/>
           <w:b/>
           <w:bCs/>
+          <w:i/>
           <w:color w:val="7F0055"/>
           <w:kern w:val="0"/>
           <w:sz w:val="20"/>
@@ -7085,6 +9432,7 @@
       <w:r>
         <w:rPr>
           <w:rFonts w:ascii="Consolas" w:hAnsi="Consolas" w:cs="Consolas"/>
+          <w:i/>
           <w:color w:val="000000"/>
           <w:kern w:val="0"/>
           <w:sz w:val="20"/>
@@ -7099,17 +9447,20 @@
         <w:autoSpaceDE w:val="0"/>
         <w:autoSpaceDN w:val="0"/>
         <w:adjustRightInd w:val="0"/>
+        <w:spacing w:line="360" w:lineRule="auto"/>
         <w:jc w:val="left"/>
         <w:rPr>
           <w:rFonts w:ascii="Consolas" w:hAnsi="Consolas" w:cs="Consolas"/>
-          <w:kern w:val="0"/>
-          <w:sz w:val="20"/>
-          <w:szCs w:val="20"/>
-        </w:rPr>
-      </w:pPr>
-      <w:r>
-        <w:rPr>
-          <w:rFonts w:ascii="Consolas" w:hAnsi="Consolas" w:cs="Consolas"/>
+          <w:i/>
+          <w:kern w:val="0"/>
+          <w:sz w:val="20"/>
+          <w:szCs w:val="20"/>
+        </w:rPr>
+      </w:pPr>
+      <w:r>
+        <w:rPr>
+          <w:rFonts w:ascii="Consolas" w:hAnsi="Consolas" w:cs="Consolas"/>
+          <w:i/>
           <w:color w:val="000000"/>
           <w:kern w:val="0"/>
           <w:sz w:val="20"/>
@@ -7132,6 +9483,7 @@
       <w:r>
         <w:rPr>
           <w:rFonts w:ascii="Consolas" w:hAnsi="Consolas" w:cs="Consolas"/>
+          <w:i/>
           <w:color w:val="000000"/>
           <w:kern w:val="0"/>
           <w:sz w:val="20"/>
@@ -7142,6 +9494,7 @@
       <w:r>
         <w:rPr>
           <w:rFonts w:ascii="Consolas" w:hAnsi="Consolas" w:cs="Consolas"/>
+          <w:i/>
           <w:color w:val="2A00FF"/>
           <w:kern w:val="0"/>
           <w:sz w:val="20"/>
@@ -7152,6 +9505,7 @@
       <w:r>
         <w:rPr>
           <w:rFonts w:ascii="Consolas" w:hAnsi="Consolas" w:cs="Consolas"/>
+          <w:i/>
           <w:color w:val="000000"/>
           <w:kern w:val="0"/>
           <w:sz w:val="20"/>
@@ -7166,17 +9520,20 @@
         <w:autoSpaceDE w:val="0"/>
         <w:autoSpaceDN w:val="0"/>
         <w:adjustRightInd w:val="0"/>
+        <w:spacing w:line="360" w:lineRule="auto"/>
         <w:jc w:val="left"/>
         <w:rPr>
           <w:rFonts w:ascii="Consolas" w:hAnsi="Consolas" w:cs="Consolas"/>
-          <w:kern w:val="0"/>
-          <w:sz w:val="20"/>
-          <w:szCs w:val="20"/>
-        </w:rPr>
-      </w:pPr>
-      <w:r>
-        <w:rPr>
-          <w:rFonts w:ascii="Consolas" w:hAnsi="Consolas" w:cs="Consolas"/>
+          <w:i/>
+          <w:kern w:val="0"/>
+          <w:sz w:val="20"/>
+          <w:szCs w:val="20"/>
+        </w:rPr>
+      </w:pPr>
+      <w:r>
+        <w:rPr>
+          <w:rFonts w:ascii="Consolas" w:hAnsi="Consolas" w:cs="Consolas"/>
+          <w:i/>
           <w:color w:val="000000"/>
           <w:kern w:val="0"/>
           <w:sz w:val="20"/>
@@ -7189,6 +9546,7 @@
           <w:rFonts w:ascii="Consolas" w:hAnsi="Consolas" w:cs="Consolas"/>
           <w:b/>
           <w:bCs/>
+          <w:i/>
           <w:color w:val="7F0055"/>
           <w:kern w:val="0"/>
           <w:sz w:val="20"/>
@@ -7199,6 +9557,7 @@
       <w:r>
         <w:rPr>
           <w:rFonts w:ascii="Consolas" w:hAnsi="Consolas" w:cs="Consolas"/>
+          <w:i/>
           <w:color w:val="000000"/>
           <w:kern w:val="0"/>
           <w:sz w:val="20"/>
@@ -7213,17 +9572,20 @@
         <w:autoSpaceDE w:val="0"/>
         <w:autoSpaceDN w:val="0"/>
         <w:adjustRightInd w:val="0"/>
+        <w:spacing w:line="360" w:lineRule="auto"/>
         <w:jc w:val="left"/>
         <w:rPr>
           <w:rFonts w:ascii="Consolas" w:hAnsi="Consolas" w:cs="Consolas"/>
-          <w:kern w:val="0"/>
-          <w:sz w:val="20"/>
-          <w:szCs w:val="20"/>
-        </w:rPr>
-      </w:pPr>
-      <w:r>
-        <w:rPr>
-          <w:rFonts w:ascii="Consolas" w:hAnsi="Consolas" w:cs="Consolas"/>
+          <w:i/>
+          <w:kern w:val="0"/>
+          <w:sz w:val="20"/>
+          <w:szCs w:val="20"/>
+        </w:rPr>
+      </w:pPr>
+      <w:r>
+        <w:rPr>
+          <w:rFonts w:ascii="Consolas" w:hAnsi="Consolas" w:cs="Consolas"/>
+          <w:i/>
           <w:color w:val="000000"/>
           <w:kern w:val="0"/>
           <w:sz w:val="20"/>
@@ -7238,17 +9600,20 @@
         <w:autoSpaceDE w:val="0"/>
         <w:autoSpaceDN w:val="0"/>
         <w:adjustRightInd w:val="0"/>
+        <w:spacing w:line="360" w:lineRule="auto"/>
         <w:jc w:val="left"/>
         <w:rPr>
           <w:rFonts w:ascii="Consolas" w:hAnsi="Consolas" w:cs="Consolas"/>
-          <w:kern w:val="0"/>
-          <w:sz w:val="20"/>
-          <w:szCs w:val="20"/>
-        </w:rPr>
-      </w:pPr>
-      <w:r>
-        <w:rPr>
-          <w:rFonts w:ascii="Consolas" w:hAnsi="Consolas" w:cs="Consolas"/>
+          <w:i/>
+          <w:kern w:val="0"/>
+          <w:sz w:val="20"/>
+          <w:szCs w:val="20"/>
+        </w:rPr>
+      </w:pPr>
+      <w:r>
+        <w:rPr>
+          <w:rFonts w:ascii="Consolas" w:hAnsi="Consolas" w:cs="Consolas"/>
+          <w:i/>
           <w:color w:val="000000"/>
           <w:kern w:val="0"/>
           <w:sz w:val="20"/>
@@ -7263,17 +9628,20 @@
         <w:autoSpaceDE w:val="0"/>
         <w:autoSpaceDN w:val="0"/>
         <w:adjustRightInd w:val="0"/>
+        <w:spacing w:line="360" w:lineRule="auto"/>
         <w:jc w:val="left"/>
         <w:rPr>
           <w:rFonts w:ascii="Consolas" w:hAnsi="Consolas" w:cs="Consolas"/>
-          <w:kern w:val="0"/>
-          <w:sz w:val="20"/>
-          <w:szCs w:val="20"/>
-        </w:rPr>
-      </w:pPr>
-      <w:r>
-        <w:rPr>
-          <w:rFonts w:ascii="Consolas" w:hAnsi="Consolas" w:cs="Consolas"/>
+          <w:i/>
+          <w:kern w:val="0"/>
+          <w:sz w:val="20"/>
+          <w:szCs w:val="20"/>
+        </w:rPr>
+      </w:pPr>
+      <w:r>
+        <w:rPr>
+          <w:rFonts w:ascii="Consolas" w:hAnsi="Consolas" w:cs="Consolas"/>
+          <w:i/>
           <w:color w:val="000000"/>
           <w:kern w:val="0"/>
           <w:sz w:val="20"/>
@@ -7288,17 +9656,20 @@
         <w:autoSpaceDE w:val="0"/>
         <w:autoSpaceDN w:val="0"/>
         <w:adjustRightInd w:val="0"/>
+        <w:spacing w:line="360" w:lineRule="auto"/>
         <w:jc w:val="left"/>
         <w:rPr>
           <w:rFonts w:ascii="Consolas" w:hAnsi="Consolas" w:cs="Consolas"/>
-          <w:kern w:val="0"/>
-          <w:sz w:val="20"/>
-          <w:szCs w:val="20"/>
-        </w:rPr>
-      </w:pPr>
-      <w:r>
-        <w:rPr>
-          <w:rFonts w:ascii="Consolas" w:hAnsi="Consolas" w:cs="Consolas"/>
+          <w:i/>
+          <w:kern w:val="0"/>
+          <w:sz w:val="20"/>
+          <w:szCs w:val="20"/>
+        </w:rPr>
+      </w:pPr>
+      <w:r>
+        <w:rPr>
+          <w:rFonts w:ascii="Consolas" w:hAnsi="Consolas" w:cs="Consolas"/>
+          <w:i/>
           <w:color w:val="000000"/>
           <w:kern w:val="0"/>
           <w:sz w:val="20"/>
@@ -7311,6 +9682,7 @@
           <w:rFonts w:ascii="Consolas" w:hAnsi="Consolas" w:cs="Consolas"/>
           <w:b/>
           <w:bCs/>
+          <w:i/>
           <w:color w:val="7F0055"/>
           <w:kern w:val="0"/>
           <w:sz w:val="20"/>
@@ -7321,6 +9693,7 @@
       <w:r>
         <w:rPr>
           <w:rFonts w:ascii="Consolas" w:hAnsi="Consolas" w:cs="Consolas"/>
+          <w:i/>
           <w:color w:val="000000"/>
           <w:kern w:val="0"/>
           <w:sz w:val="20"/>
@@ -7333,6 +9706,7 @@
           <w:rFonts w:ascii="Consolas" w:hAnsi="Consolas" w:cs="Consolas"/>
           <w:b/>
           <w:bCs/>
+          <w:i/>
           <w:color w:val="7F0055"/>
           <w:kern w:val="0"/>
           <w:sz w:val="20"/>
@@ -7343,6 +9717,7 @@
       <w:r>
         <w:rPr>
           <w:rFonts w:ascii="Consolas" w:hAnsi="Consolas" w:cs="Consolas"/>
+          <w:i/>
           <w:color w:val="000000"/>
           <w:kern w:val="0"/>
           <w:sz w:val="20"/>
@@ -7357,17 +9732,20 @@
         <w:autoSpaceDE w:val="0"/>
         <w:autoSpaceDN w:val="0"/>
         <w:adjustRightInd w:val="0"/>
+        <w:spacing w:line="360" w:lineRule="auto"/>
         <w:jc w:val="left"/>
         <w:rPr>
           <w:rFonts w:ascii="Consolas" w:hAnsi="Consolas" w:cs="Consolas"/>
-          <w:kern w:val="0"/>
-          <w:sz w:val="20"/>
-          <w:szCs w:val="20"/>
-        </w:rPr>
-      </w:pPr>
-      <w:r>
-        <w:rPr>
-          <w:rFonts w:ascii="Consolas" w:hAnsi="Consolas" w:cs="Consolas"/>
+          <w:i/>
+          <w:kern w:val="0"/>
+          <w:sz w:val="20"/>
+          <w:szCs w:val="20"/>
+        </w:rPr>
+      </w:pPr>
+      <w:r>
+        <w:rPr>
+          <w:rFonts w:ascii="Consolas" w:hAnsi="Consolas" w:cs="Consolas"/>
+          <w:i/>
           <w:color w:val="000000"/>
           <w:kern w:val="0"/>
           <w:sz w:val="20"/>
@@ -7390,6 +9768,7 @@
       <w:r>
         <w:rPr>
           <w:rFonts w:ascii="Consolas" w:hAnsi="Consolas" w:cs="Consolas"/>
+          <w:i/>
           <w:color w:val="000000"/>
           <w:kern w:val="0"/>
           <w:sz w:val="20"/>
@@ -7400,6 +9779,7 @@
       <w:r>
         <w:rPr>
           <w:rFonts w:ascii="Consolas" w:hAnsi="Consolas" w:cs="Consolas"/>
+          <w:i/>
           <w:color w:val="2A00FF"/>
           <w:kern w:val="0"/>
           <w:sz w:val="20"/>
@@ -7410,6 +9790,7 @@
       <w:r>
         <w:rPr>
           <w:rFonts w:ascii="Consolas" w:hAnsi="Consolas" w:cs="Consolas"/>
+          <w:i/>
           <w:color w:val="000000"/>
           <w:kern w:val="0"/>
           <w:sz w:val="20"/>
@@ -7424,22 +9805,26 @@
         <w:autoSpaceDE w:val="0"/>
         <w:autoSpaceDN w:val="0"/>
         <w:adjustRightInd w:val="0"/>
+        <w:spacing w:line="360" w:lineRule="auto"/>
         <w:jc w:val="left"/>
         <w:rPr>
           <w:rFonts w:ascii="Consolas" w:hAnsi="Consolas" w:cs="Consolas"/>
-          <w:kern w:val="0"/>
-          <w:sz w:val="20"/>
-          <w:szCs w:val="20"/>
-        </w:rPr>
-      </w:pPr>
-      <w:r>
-        <w:rPr>
-          <w:rFonts w:ascii="Consolas" w:hAnsi="Consolas" w:cs="Consolas"/>
+          <w:i/>
+          <w:kern w:val="0"/>
+          <w:sz w:val="20"/>
+          <w:szCs w:val="20"/>
+        </w:rPr>
+      </w:pPr>
+      <w:r>
+        <w:rPr>
+          <w:rFonts w:ascii="Consolas" w:hAnsi="Consolas" w:cs="Consolas"/>
+          <w:i/>
           <w:color w:val="000000"/>
           <w:kern w:val="0"/>
           <w:sz w:val="20"/>
           <w:szCs w:val="20"/>
         </w:rPr>
+        <w:lastRenderedPageBreak/>
         <w:t xml:space="preserve">            }</w:t>
       </w:r>
     </w:p>
@@ -7449,17 +9834,20 @@
         <w:autoSpaceDE w:val="0"/>
         <w:autoSpaceDN w:val="0"/>
         <w:adjustRightInd w:val="0"/>
+        <w:spacing w:line="360" w:lineRule="auto"/>
         <w:jc w:val="left"/>
         <w:rPr>
           <w:rFonts w:ascii="Consolas" w:hAnsi="Consolas" w:cs="Consolas"/>
-          <w:kern w:val="0"/>
-          <w:sz w:val="20"/>
-          <w:szCs w:val="20"/>
-        </w:rPr>
-      </w:pPr>
-      <w:r>
-        <w:rPr>
-          <w:rFonts w:ascii="Consolas" w:hAnsi="Consolas" w:cs="Consolas"/>
+          <w:i/>
+          <w:kern w:val="0"/>
+          <w:sz w:val="20"/>
+          <w:szCs w:val="20"/>
+        </w:rPr>
+      </w:pPr>
+      <w:r>
+        <w:rPr>
+          <w:rFonts w:ascii="Consolas" w:hAnsi="Consolas" w:cs="Consolas"/>
+          <w:i/>
           <w:color w:val="000000"/>
           <w:kern w:val="0"/>
           <w:sz w:val="20"/>
@@ -7474,17 +9862,20 @@
         <w:autoSpaceDE w:val="0"/>
         <w:autoSpaceDN w:val="0"/>
         <w:adjustRightInd w:val="0"/>
+        <w:spacing w:line="360" w:lineRule="auto"/>
         <w:jc w:val="left"/>
         <w:rPr>
           <w:rFonts w:ascii="Consolas" w:hAnsi="Consolas" w:cs="Consolas"/>
-          <w:kern w:val="0"/>
-          <w:sz w:val="20"/>
-          <w:szCs w:val="20"/>
-        </w:rPr>
-      </w:pPr>
-      <w:r>
-        <w:rPr>
-          <w:rFonts w:ascii="Consolas" w:hAnsi="Consolas" w:cs="Consolas"/>
+          <w:i/>
+          <w:kern w:val="0"/>
+          <w:sz w:val="20"/>
+          <w:szCs w:val="20"/>
+        </w:rPr>
+      </w:pPr>
+      <w:r>
+        <w:rPr>
+          <w:rFonts w:ascii="Consolas" w:hAnsi="Consolas" w:cs="Consolas"/>
+          <w:i/>
           <w:color w:val="000000"/>
           <w:kern w:val="0"/>
           <w:sz w:val="20"/>
@@ -7507,6 +9898,7 @@
       <w:r>
         <w:rPr>
           <w:rFonts w:ascii="Consolas" w:hAnsi="Consolas" w:cs="Consolas"/>
+          <w:i/>
           <w:color w:val="000000"/>
           <w:kern w:val="0"/>
           <w:sz w:val="20"/>
@@ -7521,17 +9913,20 @@
         <w:autoSpaceDE w:val="0"/>
         <w:autoSpaceDN w:val="0"/>
         <w:adjustRightInd w:val="0"/>
+        <w:spacing w:line="360" w:lineRule="auto"/>
         <w:jc w:val="left"/>
         <w:rPr>
           <w:rFonts w:ascii="Consolas" w:hAnsi="Consolas" w:cs="Consolas"/>
-          <w:kern w:val="0"/>
-          <w:sz w:val="20"/>
-          <w:szCs w:val="20"/>
-        </w:rPr>
-      </w:pPr>
-      <w:r>
-        <w:rPr>
-          <w:rFonts w:ascii="Consolas" w:hAnsi="Consolas" w:cs="Consolas"/>
+          <w:i/>
+          <w:kern w:val="0"/>
+          <w:sz w:val="20"/>
+          <w:szCs w:val="20"/>
+        </w:rPr>
+      </w:pPr>
+      <w:r>
+        <w:rPr>
+          <w:rFonts w:ascii="Consolas" w:hAnsi="Consolas" w:cs="Consolas"/>
+          <w:i/>
           <w:color w:val="000000"/>
           <w:kern w:val="0"/>
           <w:sz w:val="20"/>
@@ -7546,17 +9941,20 @@
         <w:autoSpaceDE w:val="0"/>
         <w:autoSpaceDN w:val="0"/>
         <w:adjustRightInd w:val="0"/>
+        <w:spacing w:line="360" w:lineRule="auto"/>
         <w:jc w:val="left"/>
         <w:rPr>
           <w:rFonts w:ascii="Consolas" w:hAnsi="Consolas" w:cs="Consolas"/>
-          <w:kern w:val="0"/>
-          <w:sz w:val="20"/>
-          <w:szCs w:val="20"/>
-        </w:rPr>
-      </w:pPr>
-      <w:r>
-        <w:rPr>
-          <w:rFonts w:ascii="Consolas" w:hAnsi="Consolas" w:cs="Consolas"/>
+          <w:i/>
+          <w:kern w:val="0"/>
+          <w:sz w:val="20"/>
+          <w:szCs w:val="20"/>
+        </w:rPr>
+      </w:pPr>
+      <w:r>
+        <w:rPr>
+          <w:rFonts w:ascii="Consolas" w:hAnsi="Consolas" w:cs="Consolas"/>
+          <w:i/>
           <w:color w:val="000000"/>
           <w:kern w:val="0"/>
           <w:sz w:val="20"/>
@@ -7571,17 +9969,20 @@
         <w:autoSpaceDE w:val="0"/>
         <w:autoSpaceDN w:val="0"/>
         <w:adjustRightInd w:val="0"/>
+        <w:spacing w:line="360" w:lineRule="auto"/>
         <w:jc w:val="left"/>
         <w:rPr>
           <w:rFonts w:ascii="Consolas" w:hAnsi="Consolas" w:cs="Consolas"/>
-          <w:kern w:val="0"/>
-          <w:sz w:val="20"/>
-          <w:szCs w:val="20"/>
-        </w:rPr>
-      </w:pPr>
-      <w:r>
-        <w:rPr>
-          <w:rFonts w:ascii="Consolas" w:hAnsi="Consolas" w:cs="Consolas"/>
+          <w:i/>
+          <w:kern w:val="0"/>
+          <w:sz w:val="20"/>
+          <w:szCs w:val="20"/>
+        </w:rPr>
+      </w:pPr>
+      <w:r>
+        <w:rPr>
+          <w:rFonts w:ascii="Consolas" w:hAnsi="Consolas" w:cs="Consolas"/>
+          <w:i/>
           <w:color w:val="000000"/>
           <w:kern w:val="0"/>
           <w:sz w:val="20"/>
@@ -7596,17 +9997,20 @@
         <w:autoSpaceDE w:val="0"/>
         <w:autoSpaceDN w:val="0"/>
         <w:adjustRightInd w:val="0"/>
+        <w:spacing w:line="360" w:lineRule="auto"/>
         <w:jc w:val="left"/>
         <w:rPr>
           <w:rFonts w:ascii="Consolas" w:hAnsi="Consolas" w:cs="Consolas"/>
-          <w:kern w:val="0"/>
-          <w:sz w:val="20"/>
-          <w:szCs w:val="20"/>
-        </w:rPr>
-      </w:pPr>
-      <w:r>
-        <w:rPr>
-          <w:rFonts w:ascii="Consolas" w:hAnsi="Consolas" w:cs="Consolas"/>
+          <w:i/>
+          <w:kern w:val="0"/>
+          <w:sz w:val="20"/>
+          <w:szCs w:val="20"/>
+        </w:rPr>
+      </w:pPr>
+      <w:r>
+        <w:rPr>
+          <w:rFonts w:ascii="Consolas" w:hAnsi="Consolas" w:cs="Consolas"/>
+          <w:i/>
           <w:color w:val="000000"/>
           <w:kern w:val="0"/>
           <w:sz w:val="20"/>
@@ -7622,17 +10026,20 @@
         <w:autoSpaceDE w:val="0"/>
         <w:autoSpaceDN w:val="0"/>
         <w:adjustRightInd w:val="0"/>
+        <w:spacing w:line="360" w:lineRule="auto"/>
         <w:jc w:val="left"/>
         <w:rPr>
           <w:rFonts w:ascii="Consolas" w:hAnsi="Consolas" w:cs="Consolas"/>
-          <w:kern w:val="0"/>
-          <w:sz w:val="20"/>
-          <w:szCs w:val="20"/>
-        </w:rPr>
-      </w:pPr>
-      <w:r>
-        <w:rPr>
-          <w:rFonts w:ascii="Consolas" w:hAnsi="Consolas" w:cs="Consolas"/>
+          <w:i/>
+          <w:kern w:val="0"/>
+          <w:sz w:val="20"/>
+          <w:szCs w:val="20"/>
+        </w:rPr>
+      </w:pPr>
+      <w:r>
+        <w:rPr>
+          <w:rFonts w:ascii="Consolas" w:hAnsi="Consolas" w:cs="Consolas"/>
+          <w:i/>
           <w:color w:val="000000"/>
           <w:kern w:val="0"/>
           <w:sz w:val="20"/>
@@ -7643,7 +10050,7 @@
     </w:p>
     <w:p/>
     <w:sectPr>
-      <w:footerReference w:type="default" r:id="rId9"/>
+      <w:footerReference w:type="default" r:id="rId10"/>
       <w:pgSz w:w="11906" w:h="16838"/>
       <w:pgMar w:top="1440" w:right="1800" w:bottom="1440" w:left="1800" w:header="851" w:footer="992" w:gutter="0"/>
       <w:pgNumType w:start="1" w:chapStyle="1"/>
@@ -8325,6 +10732,95 @@
     </w:lvl>
   </w:abstractNum>
   <w:abstractNum w:abstractNumId="6">
+    <w:nsid w:val="44CD39A3"/>
+    <w:multiLevelType w:val="hybridMultilevel"/>
+    <w:tmpl w:val="4F0CFA88"/>
+    <w:lvl w:ilvl="0" w:tplc="70025F30">
+      <w:start w:val="1"/>
+      <w:numFmt w:val="decimal"/>
+      <w:lvlText w:val="%1)"/>
+      <w:lvlJc w:val="left"/>
+      <w:pPr>
+        <w:ind w:left="780" w:hanging="360"/>
+      </w:pPr>
+      <w:rPr>
+        <w:rFonts w:hint="default"/>
+      </w:rPr>
+    </w:lvl>
+    <w:lvl w:ilvl="1" w:tplc="04090019" w:tentative="1">
+      <w:start w:val="1"/>
+      <w:numFmt w:val="lowerLetter"/>
+      <w:lvlText w:val="%2)"/>
+      <w:lvlJc w:val="left"/>
+      <w:pPr>
+        <w:ind w:left="1260" w:hanging="420"/>
+      </w:pPr>
+    </w:lvl>
+    <w:lvl w:ilvl="2" w:tplc="0409001B" w:tentative="1">
+      <w:start w:val="1"/>
+      <w:numFmt w:val="lowerRoman"/>
+      <w:lvlText w:val="%3."/>
+      <w:lvlJc w:val="right"/>
+      <w:pPr>
+        <w:ind w:left="1680" w:hanging="420"/>
+      </w:pPr>
+    </w:lvl>
+    <w:lvl w:ilvl="3" w:tplc="0409000F" w:tentative="1">
+      <w:start w:val="1"/>
+      <w:numFmt w:val="decimal"/>
+      <w:lvlText w:val="%4."/>
+      <w:lvlJc w:val="left"/>
+      <w:pPr>
+        <w:ind w:left="2100" w:hanging="420"/>
+      </w:pPr>
+    </w:lvl>
+    <w:lvl w:ilvl="4" w:tplc="04090019" w:tentative="1">
+      <w:start w:val="1"/>
+      <w:numFmt w:val="lowerLetter"/>
+      <w:lvlText w:val="%5)"/>
+      <w:lvlJc w:val="left"/>
+      <w:pPr>
+        <w:ind w:left="2520" w:hanging="420"/>
+      </w:pPr>
+    </w:lvl>
+    <w:lvl w:ilvl="5" w:tplc="0409001B" w:tentative="1">
+      <w:start w:val="1"/>
+      <w:numFmt w:val="lowerRoman"/>
+      <w:lvlText w:val="%6."/>
+      <w:lvlJc w:val="right"/>
+      <w:pPr>
+        <w:ind w:left="2940" w:hanging="420"/>
+      </w:pPr>
+    </w:lvl>
+    <w:lvl w:ilvl="6" w:tplc="0409000F" w:tentative="1">
+      <w:start w:val="1"/>
+      <w:numFmt w:val="decimal"/>
+      <w:lvlText w:val="%7."/>
+      <w:lvlJc w:val="left"/>
+      <w:pPr>
+        <w:ind w:left="3360" w:hanging="420"/>
+      </w:pPr>
+    </w:lvl>
+    <w:lvl w:ilvl="7" w:tplc="04090019" w:tentative="1">
+      <w:start w:val="1"/>
+      <w:numFmt w:val="lowerLetter"/>
+      <w:lvlText w:val="%8)"/>
+      <w:lvlJc w:val="left"/>
+      <w:pPr>
+        <w:ind w:left="3780" w:hanging="420"/>
+      </w:pPr>
+    </w:lvl>
+    <w:lvl w:ilvl="8" w:tplc="0409001B" w:tentative="1">
+      <w:start w:val="1"/>
+      <w:numFmt w:val="lowerRoman"/>
+      <w:lvlText w:val="%9."/>
+      <w:lvlJc w:val="right"/>
+      <w:pPr>
+        <w:ind w:left="4200" w:hanging="420"/>
+      </w:pPr>
+    </w:lvl>
+  </w:abstractNum>
+  <w:abstractNum w:abstractNumId="7">
     <w:nsid w:val="465313F6"/>
     <w:multiLevelType w:val="hybridMultilevel"/>
     <w:tmpl w:val="495240F4"/>
@@ -8413,7 +10909,7 @@
       </w:pPr>
     </w:lvl>
   </w:abstractNum>
-  <w:abstractNum w:abstractNumId="7">
+  <w:abstractNum w:abstractNumId="8">
     <w:nsid w:val="477E5E2C"/>
     <w:multiLevelType w:val="hybridMultilevel"/>
     <w:tmpl w:val="3D60E614"/>
@@ -8502,7 +10998,7 @@
       </w:pPr>
     </w:lvl>
   </w:abstractNum>
-  <w:abstractNum w:abstractNumId="8">
+  <w:abstractNum w:abstractNumId="9">
     <w:nsid w:val="49B27E93"/>
     <w:multiLevelType w:val="hybridMultilevel"/>
     <w:tmpl w:val="34C49E64"/>
@@ -8588,7 +11084,7 @@
       </w:pPr>
     </w:lvl>
   </w:abstractNum>
-  <w:abstractNum w:abstractNumId="9">
+  <w:abstractNum w:abstractNumId="10">
     <w:nsid w:val="4EE569D6"/>
     <w:multiLevelType w:val="hybridMultilevel"/>
     <w:tmpl w:val="E562A242"/>
@@ -8701,7 +11197,7 @@
       </w:rPr>
     </w:lvl>
   </w:abstractNum>
-  <w:abstractNum w:abstractNumId="10">
+  <w:abstractNum w:abstractNumId="11">
     <w:nsid w:val="50383E76"/>
     <w:multiLevelType w:val="hybridMultilevel"/>
     <w:tmpl w:val="EC644F5A"/>
@@ -8790,7 +11286,96 @@
       </w:pPr>
     </w:lvl>
   </w:abstractNum>
-  <w:abstractNum w:abstractNumId="11">
+  <w:abstractNum w:abstractNumId="12">
+    <w:nsid w:val="5ADE38DF"/>
+    <w:multiLevelType w:val="hybridMultilevel"/>
+    <w:tmpl w:val="F3FCC41A"/>
+    <w:lvl w:ilvl="0" w:tplc="667C2BF6">
+      <w:start w:val="1"/>
+      <w:numFmt w:val="decimal"/>
+      <w:lvlText w:val="%1)"/>
+      <w:lvlJc w:val="left"/>
+      <w:pPr>
+        <w:ind w:left="780" w:hanging="360"/>
+      </w:pPr>
+      <w:rPr>
+        <w:rFonts w:hint="default"/>
+      </w:rPr>
+    </w:lvl>
+    <w:lvl w:ilvl="1" w:tplc="04090019" w:tentative="1">
+      <w:start w:val="1"/>
+      <w:numFmt w:val="lowerLetter"/>
+      <w:lvlText w:val="%2)"/>
+      <w:lvlJc w:val="left"/>
+      <w:pPr>
+        <w:ind w:left="1260" w:hanging="420"/>
+      </w:pPr>
+    </w:lvl>
+    <w:lvl w:ilvl="2" w:tplc="0409001B" w:tentative="1">
+      <w:start w:val="1"/>
+      <w:numFmt w:val="lowerRoman"/>
+      <w:lvlText w:val="%3."/>
+      <w:lvlJc w:val="right"/>
+      <w:pPr>
+        <w:ind w:left="1680" w:hanging="420"/>
+      </w:pPr>
+    </w:lvl>
+    <w:lvl w:ilvl="3" w:tplc="0409000F" w:tentative="1">
+      <w:start w:val="1"/>
+      <w:numFmt w:val="decimal"/>
+      <w:lvlText w:val="%4."/>
+      <w:lvlJc w:val="left"/>
+      <w:pPr>
+        <w:ind w:left="2100" w:hanging="420"/>
+      </w:pPr>
+    </w:lvl>
+    <w:lvl w:ilvl="4" w:tplc="04090019" w:tentative="1">
+      <w:start w:val="1"/>
+      <w:numFmt w:val="lowerLetter"/>
+      <w:lvlText w:val="%5)"/>
+      <w:lvlJc w:val="left"/>
+      <w:pPr>
+        <w:ind w:left="2520" w:hanging="420"/>
+      </w:pPr>
+    </w:lvl>
+    <w:lvl w:ilvl="5" w:tplc="0409001B" w:tentative="1">
+      <w:start w:val="1"/>
+      <w:numFmt w:val="lowerRoman"/>
+      <w:lvlText w:val="%6."/>
+      <w:lvlJc w:val="right"/>
+      <w:pPr>
+        <w:ind w:left="2940" w:hanging="420"/>
+      </w:pPr>
+    </w:lvl>
+    <w:lvl w:ilvl="6" w:tplc="0409000F" w:tentative="1">
+      <w:start w:val="1"/>
+      <w:numFmt w:val="decimal"/>
+      <w:lvlText w:val="%7."/>
+      <w:lvlJc w:val="left"/>
+      <w:pPr>
+        <w:ind w:left="3360" w:hanging="420"/>
+      </w:pPr>
+    </w:lvl>
+    <w:lvl w:ilvl="7" w:tplc="04090019" w:tentative="1">
+      <w:start w:val="1"/>
+      <w:numFmt w:val="lowerLetter"/>
+      <w:lvlText w:val="%8)"/>
+      <w:lvlJc w:val="left"/>
+      <w:pPr>
+        <w:ind w:left="3780" w:hanging="420"/>
+      </w:pPr>
+    </w:lvl>
+    <w:lvl w:ilvl="8" w:tplc="0409001B" w:tentative="1">
+      <w:start w:val="1"/>
+      <w:numFmt w:val="lowerRoman"/>
+      <w:lvlText w:val="%9."/>
+      <w:lvlJc w:val="right"/>
+      <w:pPr>
+        <w:ind w:left="4200" w:hanging="420"/>
+      </w:pPr>
+    </w:lvl>
+  </w:abstractNum>
+  <w:abstractNum w:abstractNumId="13">
     <w:nsid w:val="5C7F4668"/>
     <w:multiLevelType w:val="multilevel"/>
     <w:tmpl w:val="84DA02B0"/>
@@ -8903,7 +11488,7 @@
       </w:rPr>
     </w:lvl>
   </w:abstractNum>
-  <w:abstractNum w:abstractNumId="12">
+  <w:abstractNum w:abstractNumId="14">
     <w:nsid w:val="601F58D9"/>
     <w:multiLevelType w:val="multilevel"/>
     <w:tmpl w:val="501241E8"/>
@@ -8992,7 +11577,7 @@
       </w:pPr>
     </w:lvl>
   </w:abstractNum>
-  <w:abstractNum w:abstractNumId="13">
+  <w:abstractNum w:abstractNumId="15">
     <w:nsid w:val="67B43AA1"/>
     <w:multiLevelType w:val="hybridMultilevel"/>
     <w:tmpl w:val="D8723C70"/>
@@ -9105,7 +11690,7 @@
       </w:rPr>
     </w:lvl>
   </w:abstractNum>
-  <w:abstractNum w:abstractNumId="14">
+  <w:abstractNum w:abstractNumId="16">
     <w:nsid w:val="75EE012F"/>
     <w:multiLevelType w:val="hybridMultilevel"/>
     <w:tmpl w:val="4B16F044"/>
@@ -9218,7 +11803,7 @@
       </w:rPr>
     </w:lvl>
   </w:abstractNum>
-  <w:abstractNum w:abstractNumId="15">
+  <w:abstractNum w:abstractNumId="17">
     <w:nsid w:val="77E26162"/>
     <w:multiLevelType w:val="hybridMultilevel"/>
     <w:tmpl w:val="6C58D954"/>
@@ -9304,7 +11889,7 @@
       </w:pPr>
     </w:lvl>
   </w:abstractNum>
-  <w:abstractNum w:abstractNumId="16">
+  <w:abstractNum w:abstractNumId="18">
     <w:nsid w:val="78830C03"/>
     <w:multiLevelType w:val="hybridMultilevel"/>
     <w:tmpl w:val="C7AA4266"/>
@@ -9393,7 +11978,7 @@
       </w:pPr>
     </w:lvl>
   </w:abstractNum>
-  <w:abstractNum w:abstractNumId="17">
+  <w:abstractNum w:abstractNumId="19">
     <w:nsid w:val="7F220234"/>
     <w:multiLevelType w:val="hybridMultilevel"/>
     <w:tmpl w:val="97448D92"/>
@@ -9486,40 +12071,40 @@
     </w:lvl>
   </w:abstractNum>
   <w:num w:numId="1">
+    <w:abstractNumId w:val="13"/>
+  </w:num>
+  <w:num w:numId="2">
+    <w:abstractNumId w:val="7"/>
+  </w:num>
+  <w:num w:numId="3">
     <w:abstractNumId w:val="11"/>
   </w:num>
-  <w:num w:numId="2">
-    <w:abstractNumId w:val="6"/>
-  </w:num>
-  <w:num w:numId="3">
-    <w:abstractNumId w:val="10"/>
-  </w:num>
   <w:num w:numId="4">
-    <w:abstractNumId w:val="16"/>
+    <w:abstractNumId w:val="18"/>
   </w:num>
   <w:num w:numId="5">
     <w:abstractNumId w:val="0"/>
   </w:num>
   <w:num w:numId="6">
-    <w:abstractNumId w:val="15"/>
+    <w:abstractNumId w:val="17"/>
   </w:num>
   <w:num w:numId="7">
-    <w:abstractNumId w:val="8"/>
+    <w:abstractNumId w:val="9"/>
   </w:num>
   <w:num w:numId="8">
     <w:abstractNumId w:val="3"/>
   </w:num>
   <w:num w:numId="9">
-    <w:abstractNumId w:val="9"/>
+    <w:abstractNumId w:val="10"/>
   </w:num>
   <w:num w:numId="10">
-    <w:abstractNumId w:val="13"/>
+    <w:abstractNumId w:val="15"/>
   </w:num>
   <w:num w:numId="11">
     <w:abstractNumId w:val="1"/>
   </w:num>
   <w:num w:numId="12">
-    <w:abstractNumId w:val="14"/>
+    <w:abstractNumId w:val="16"/>
   </w:num>
   <w:num w:numId="13">
     <w:abstractNumId w:val="4"/>
@@ -9528,16 +12113,22 @@
     <w:abstractNumId w:val="2"/>
   </w:num>
   <w:num w:numId="15">
-    <w:abstractNumId w:val="17"/>
+    <w:abstractNumId w:val="19"/>
   </w:num>
   <w:num w:numId="16">
-    <w:abstractNumId w:val="12"/>
+    <w:abstractNumId w:val="14"/>
   </w:num>
   <w:num w:numId="17">
     <w:abstractNumId w:val="5"/>
   </w:num>
   <w:num w:numId="18">
-    <w:abstractNumId w:val="7"/>
+    <w:abstractNumId w:val="8"/>
+  </w:num>
+  <w:num w:numId="19">
+    <w:abstractNumId w:val="12"/>
+  </w:num>
+  <w:num w:numId="20">
+    <w:abstractNumId w:val="6"/>
   </w:num>
 </w:numbering>
 </file>
